--- a/Trimestre 7/2. Tecnica/2.6_Plan_Migracion_Datos.docx
+++ b/Trimestre 7/2. Tecnica/2.6_Plan_Migracion_Datos.docx
@@ -4,157 +4,132 @@
   <w:body>
     <w:p>
       <w:pPr>
-        <w:pStyle w:val="Ttulo1"/>
-      </w:pPr>
-      <w:r>
-        <w:t>PLAN DE MIGRACIÓN DE DATOS</w:t>
-      </w:r>
-    </w:p>
-    <w:p>
-      <w:pPr>
-        <w:rPr>
-          <w:lang w:val="es-ES"/>
-        </w:rPr>
-      </w:pPr>
-    </w:p>
-    <w:p>
-      <w:pPr>
-        <w:pStyle w:val="Ttulo2"/>
-        <w:rPr>
-          <w:rFonts w:eastAsia="Times New Roman"/>
-          <w:lang w:eastAsia="es-MX"/>
-        </w:rPr>
-      </w:pPr>
-      <w:r>
-        <w:rPr>
-          <w:rFonts w:eastAsia="Times New Roman"/>
-          <w:lang w:eastAsia="es-MX"/>
-        </w:rPr>
-        <w:t>Proyecto: Brisas Gems</w:t>
-      </w:r>
-    </w:p>
-    <w:p>
-      <w:pPr>
-        <w:pStyle w:val="Sinespaciado"/>
-      </w:pPr>
-      <w:r>
+        <w:ind w:firstLine="0"/>
+        <w:jc w:val="center"/>
         <w:rPr>
           <w:b/>
           <w:bCs/>
         </w:rPr>
-        <w:t>Cliente / Organización:</w:t>
-      </w:r>
-      <w:r>
-        <w:t xml:space="preserve"> Sistema de </w:t>
-      </w:r>
-      <w:proofErr w:type="spellStart"/>
-      <w:r>
-        <w:t>Personalizacion</w:t>
-      </w:r>
-      <w:proofErr w:type="spellEnd"/>
-      <w:r>
-        <w:t xml:space="preserve"> y </w:t>
-      </w:r>
-      <w:proofErr w:type="spellStart"/>
-      <w:r>
-        <w:t>Visualizacion</w:t>
-      </w:r>
-      <w:proofErr w:type="spellEnd"/>
-      <w:r>
-        <w:t xml:space="preserve"> de Joyas</w:t>
-      </w:r>
-      <w:r>
-        <w:br/>
-      </w:r>
+      </w:pPr>
       <w:r>
         <w:rPr>
           <w:b/>
           <w:bCs/>
         </w:rPr>
-        <w:t>Fecha:</w:t>
-      </w:r>
-      <w:r>
-        <w:t> 13 / 02 / 2026</w:t>
-      </w:r>
-      <w:r>
-        <w:br/>
-      </w:r>
-      <w:proofErr w:type="gramStart"/>
+        <w:t>Plan de Migración de datos</w:t>
+      </w:r>
       <w:r>
         <w:rPr>
           <w:b/>
           <w:bCs/>
         </w:rPr>
-        <w:t>Responsable</w:t>
-      </w:r>
-      <w:proofErr w:type="gramEnd"/>
-      <w:r>
-        <w:rPr>
-          <w:b/>
-          <w:bCs/>
-        </w:rPr>
-        <w:t xml:space="preserve"> del proyecto:</w:t>
-      </w:r>
-      <w:r>
-        <w:t xml:space="preserve"> Fabian </w:t>
-      </w:r>
-      <w:proofErr w:type="spellStart"/>
-      <w:r>
-        <w:t>Sanchez</w:t>
-      </w:r>
-      <w:proofErr w:type="spellEnd"/>
-      <w:r>
-        <w:br/>
-      </w:r>
-      <w:r>
-        <w:rPr>
-          <w:b/>
-          <w:bCs/>
-        </w:rPr>
-        <w:t>Versión:</w:t>
-      </w:r>
-      <w:r>
-        <w:t> 1.0</w:t>
-      </w:r>
-      <w:r>
-        <w:br/>
-      </w:r>
-      <w:r>
-        <w:rPr>
-          <w:b/>
-          <w:bCs/>
-        </w:rPr>
-        <w:t>Estado:</w:t>
-      </w:r>
-      <w:r>
-        <w:t> </w:t>
-      </w:r>
-      <w:r>
-        <w:rPr>
-          <w:rFonts w:ascii="Segoe UI Symbol" w:hAnsi="Segoe UI Symbol" w:cs="Segoe UI Symbol"/>
-        </w:rPr>
-        <w:t>☐</w:t>
-      </w:r>
-      <w:r>
-        <w:t xml:space="preserve"> Borrador </w:t>
-      </w:r>
-      <w:r>
-        <w:rPr>
-          <w:rFonts w:ascii="Segoe UI Symbol" w:hAnsi="Segoe UI Symbol" w:cs="Segoe UI Symbol"/>
-        </w:rPr>
-        <w:t>☐x</w:t>
-      </w:r>
-      <w:r>
-        <w:t xml:space="preserve"> En revisión </w:t>
-      </w:r>
-      <w:r>
-        <w:rPr>
-          <w:rFonts w:ascii="Segoe UI Symbol" w:hAnsi="Segoe UI Symbol" w:cs="Segoe UI Symbol"/>
-        </w:rPr>
-        <w:t>☐</w:t>
-      </w:r>
-      <w:r>
-        <w:t xml:space="preserve"> Aprobado</w:t>
+        <w:t xml:space="preserve"> Sistema Brisas Gems</w:t>
+      </w:r>
+    </w:p>
+    <w:p>
+      <w:pPr>
+        <w:jc w:val="center"/>
+      </w:pPr>
+    </w:p>
+    <w:p>
+      <w:pPr>
+        <w:jc w:val="center"/>
+      </w:pPr>
+      <w:r>
+        <w:t>Fabian Sánchez</w:t>
+      </w:r>
+    </w:p>
+    <w:p>
+      <w:pPr>
+        <w:jc w:val="center"/>
+      </w:pPr>
+    </w:p>
+    <w:p>
+      <w:pPr>
+        <w:jc w:val="center"/>
+      </w:pPr>
+    </w:p>
+    <w:p>
+      <w:pPr>
+        <w:jc w:val="center"/>
+      </w:pPr>
+    </w:p>
+    <w:p>
+      <w:pPr>
+        <w:jc w:val="center"/>
+      </w:pPr>
+    </w:p>
+    <w:p>
+      <w:pPr>
+        <w:jc w:val="center"/>
+      </w:pPr>
+    </w:p>
+    <w:p>
+      <w:pPr>
+        <w:jc w:val="center"/>
+      </w:pPr>
+    </w:p>
+    <w:p>
+      <w:pPr>
+        <w:jc w:val="center"/>
+      </w:pPr>
+    </w:p>
+    <w:p>
+      <w:pPr>
+        <w:ind w:firstLine="0"/>
+      </w:pPr>
+    </w:p>
+    <w:p>
+      <w:pPr>
+        <w:jc w:val="center"/>
+      </w:pPr>
+    </w:p>
+    <w:p>
+      <w:pPr>
+        <w:jc w:val="center"/>
+      </w:pPr>
+    </w:p>
+    <w:p>
+      <w:pPr>
+        <w:jc w:val="center"/>
+      </w:pPr>
+    </w:p>
+    <w:p>
+      <w:pPr>
+        <w:jc w:val="center"/>
+      </w:pPr>
+    </w:p>
+    <w:p>
+      <w:pPr>
+        <w:jc w:val="center"/>
+      </w:pPr>
+      <w:r>
+        <w:t>SENA – CEET – Análisis y Desarrollo de Software</w:t>
+      </w:r>
+    </w:p>
+    <w:p>
+      <w:pPr>
+        <w:jc w:val="center"/>
+      </w:pPr>
+      <w:r>
+        <w:t>Edwin Marín Chiguasuque</w:t>
+      </w:r>
+    </w:p>
+    <w:p>
+      <w:pPr>
+        <w:jc w:val="center"/>
+      </w:pPr>
+      <w:r>
+        <w:t>6 de marzo de 2026</w:t>
+      </w:r>
+    </w:p>
+    <w:p>
+      <w:pPr>
+        <w:spacing w:after="160" w:line="259" w:lineRule="auto"/>
+        <w:ind w:firstLine="0"/>
+      </w:pPr>
+      <w:r>
+        <w:br w:type="page"/>
       </w:r>
     </w:p>
     <w:p>
@@ -167,14 +142,6 @@
           <w:lang w:eastAsia="es-MX"/>
         </w:rPr>
       </w:pPr>
-      <w:r>
-        <w:rPr>
-          <w:rFonts w:eastAsia="Times New Roman" w:cs="Times New Roman"/>
-          <w:color w:val="000000"/>
-          <w:lang w:eastAsia="es-MX"/>
-        </w:rPr>
-        <w:br w:type="page"/>
-      </w:r>
     </w:p>
     <w:p>
       <w:pPr>
@@ -189,14 +156,14 @@
     </w:p>
     <w:p>
       <w:pPr>
-        <w:pStyle w:val="Ttulo2"/>
+        <w:pStyle w:val="Ttulo1"/>
         <w:numPr>
           <w:ilvl w:val="0"/>
-          <w:numId w:val="59"/>
+          <w:numId w:val="142"/>
         </w:numPr>
       </w:pPr>
       <w:r>
-        <w:t>OBJETIVO DE LA MIGRACIÓN</w:t>
+        <w:t>Objetivo De La Migración</w:t>
       </w:r>
     </w:p>
     <w:p>
@@ -212,7 +179,7 @@
     <w:p/>
     <w:p>
       <w:pPr>
-        <w:pStyle w:val="Ttulo3"/>
+        <w:pStyle w:val="Ttulo2"/>
         <w:rPr>
           <w:rFonts w:eastAsia="Times New Roman"/>
           <w:lang w:eastAsia="es-MX"/>
@@ -269,43 +236,7 @@
           <w:color w:val="000000"/>
           <w:lang w:eastAsia="es-MX"/>
         </w:rPr>
-        <w:t>Mapear los estados informales de Excel hacia los 10 estados formales del sistema (</w:t>
-      </w:r>
-      <w:proofErr w:type="spellStart"/>
-      <w:r>
-        <w:rPr>
-          <w:rFonts w:eastAsia="Times New Roman" w:cs="Times New Roman"/>
-          <w:color w:val="000000"/>
-          <w:lang w:eastAsia="es-MX"/>
-        </w:rPr>
-        <w:t>cotizacion_pendiente</w:t>
-      </w:r>
-      <w:proofErr w:type="spellEnd"/>
-      <w:r>
-        <w:rPr>
-          <w:rFonts w:eastAsia="Times New Roman" w:cs="Times New Roman"/>
-          <w:color w:val="000000"/>
-          <w:lang w:eastAsia="es-MX"/>
-        </w:rPr>
-        <w:t xml:space="preserve">, </w:t>
-      </w:r>
-      <w:proofErr w:type="spellStart"/>
-      <w:r>
-        <w:rPr>
-          <w:rFonts w:eastAsia="Times New Roman" w:cs="Times New Roman"/>
-          <w:color w:val="000000"/>
-          <w:lang w:eastAsia="es-MX"/>
-        </w:rPr>
-        <w:t>diseno_en_proceso</w:t>
-      </w:r>
-      <w:proofErr w:type="spellEnd"/>
-      <w:r>
-        <w:rPr>
-          <w:rFonts w:eastAsia="Times New Roman" w:cs="Times New Roman"/>
-          <w:color w:val="000000"/>
-          <w:lang w:eastAsia="es-MX"/>
-        </w:rPr>
-        <w:t xml:space="preserve">, tallado, etc.) </w:t>
+        <w:t xml:space="preserve">Mapear los estados informales de Excel hacia los 10 estados formales del sistema (cotizacion_pendiente, diseno_en_proceso, tallado, etc.) </w:t>
       </w:r>
     </w:p>
     <w:p>
@@ -328,43 +259,7 @@
           <w:color w:val="000000"/>
           <w:lang w:eastAsia="es-MX"/>
         </w:rPr>
-        <w:t xml:space="preserve">Validar que el 100% de los pedidos migrados tengan especificaciones técnicas documentadas (ya sea en </w:t>
-      </w:r>
-      <w:proofErr w:type="spellStart"/>
-      <w:r>
-        <w:rPr>
-          <w:rFonts w:eastAsia="Times New Roman" w:cs="Times New Roman"/>
-          <w:color w:val="000000"/>
-          <w:lang w:eastAsia="es-MX"/>
-        </w:rPr>
-        <w:t>per_id</w:t>
-      </w:r>
-      <w:proofErr w:type="spellEnd"/>
-      <w:r>
-        <w:rPr>
-          <w:rFonts w:eastAsia="Times New Roman" w:cs="Times New Roman"/>
-          <w:color w:val="000000"/>
-          <w:lang w:eastAsia="es-MX"/>
-        </w:rPr>
-        <w:t xml:space="preserve"> o en </w:t>
-      </w:r>
-      <w:proofErr w:type="spellStart"/>
-      <w:r>
-        <w:rPr>
-          <w:rFonts w:eastAsia="Times New Roman" w:cs="Times New Roman"/>
-          <w:color w:val="000000"/>
-          <w:lang w:eastAsia="es-MX"/>
-        </w:rPr>
-        <w:t>ped_comentarios</w:t>
-      </w:r>
-      <w:proofErr w:type="spellEnd"/>
-      <w:r>
-        <w:rPr>
-          <w:rFonts w:eastAsia="Times New Roman" w:cs="Times New Roman"/>
-          <w:color w:val="000000"/>
-          <w:lang w:eastAsia="es-MX"/>
-        </w:rPr>
-        <w:t xml:space="preserve">) </w:t>
+        <w:t xml:space="preserve">Validar que el 100% de los pedidos migrados tengan especificaciones técnicas documentadas (ya sea en per_id o en ped_comentarios) </w:t>
       </w:r>
     </w:p>
     <w:p>
@@ -387,25 +282,7 @@
           <w:color w:val="000000"/>
           <w:lang w:eastAsia="es-MX"/>
         </w:rPr>
-        <w:t>Migrar archivos multimedia (</w:t>
-      </w:r>
-      <w:proofErr w:type="gramStart"/>
-      <w:r>
-        <w:rPr>
-          <w:rFonts w:eastAsia="Times New Roman" w:cs="Times New Roman"/>
-          <w:color w:val="000000"/>
-          <w:lang w:eastAsia="es-MX"/>
-        </w:rPr>
-        <w:t>renders .GLB</w:t>
-      </w:r>
-      <w:proofErr w:type="gramEnd"/>
-      <w:r>
-        <w:rPr>
-          <w:rFonts w:eastAsia="Times New Roman" w:cs="Times New Roman"/>
-          <w:color w:val="000000"/>
-          <w:lang w:eastAsia="es-MX"/>
-        </w:rPr>
-        <w:t xml:space="preserve"> y fotos .JPG) preservando la asociación correcta con cada pedido </w:t>
+        <w:t xml:space="preserve">Migrar archivos multimedia (renders .GLB y fotos .JPG) preservando la asociación correcta con cada pedido </w:t>
       </w:r>
     </w:p>
     <w:p>
@@ -474,43 +351,8 @@
           <w:color w:val="000000"/>
           <w:lang w:eastAsia="es-MX"/>
         </w:rPr>
-        <w:t xml:space="preserve">Permitir </w:t>
-      </w:r>
-      <w:proofErr w:type="spellStart"/>
-      <w:r>
-        <w:rPr>
-          <w:rFonts w:eastAsia="Times New Roman" w:cs="Times New Roman"/>
-          <w:color w:val="000000"/>
-          <w:lang w:eastAsia="es-MX"/>
-        </w:rPr>
-        <w:t>rollback</w:t>
-      </w:r>
-      <w:proofErr w:type="spellEnd"/>
-      <w:r>
-        <w:rPr>
-          <w:rFonts w:eastAsia="Times New Roman" w:cs="Times New Roman"/>
-          <w:color w:val="000000"/>
-          <w:lang w:eastAsia="es-MX"/>
-        </w:rPr>
-        <w:t xml:space="preserve"> en caso de falla crítica (&lt;4 horas de </w:t>
-      </w:r>
-      <w:proofErr w:type="spellStart"/>
-      <w:r>
-        <w:rPr>
-          <w:rFonts w:eastAsia="Times New Roman" w:cs="Times New Roman"/>
-          <w:color w:val="000000"/>
-          <w:lang w:eastAsia="es-MX"/>
-        </w:rPr>
-        <w:t>downtime</w:t>
-      </w:r>
-      <w:proofErr w:type="spellEnd"/>
-      <w:r>
-        <w:rPr>
-          <w:rFonts w:eastAsia="Times New Roman" w:cs="Times New Roman"/>
-          <w:color w:val="000000"/>
-          <w:lang w:eastAsia="es-MX"/>
-        </w:rPr>
-        <w:t xml:space="preserve">) </w:t>
+        <w:lastRenderedPageBreak/>
+        <w:t xml:space="preserve">Permitir rollback en caso de falla crítica (&lt;4 horas de downtime) </w:t>
       </w:r>
     </w:p>
     <w:p>
@@ -533,32 +375,10 @@
           <w:color w:val="000000"/>
           <w:lang w:eastAsia="es-MX"/>
         </w:rPr>
-        <w:lastRenderedPageBreak/>
-        <w:t xml:space="preserve">Validar consistencia </w:t>
-      </w:r>
-      <w:proofErr w:type="spellStart"/>
-      <w:r>
-        <w:rPr>
-          <w:rFonts w:eastAsia="Times New Roman" w:cs="Times New Roman"/>
-          <w:color w:val="000000"/>
-          <w:lang w:eastAsia="es-MX"/>
-        </w:rPr>
-        <w:t>post-migración</w:t>
-      </w:r>
-      <w:proofErr w:type="spellEnd"/>
-      <w:r>
-        <w:rPr>
-          <w:rFonts w:eastAsia="Times New Roman" w:cs="Times New Roman"/>
-          <w:color w:val="000000"/>
-          <w:lang w:eastAsia="es-MX"/>
-        </w:rPr>
-        <w:t xml:space="preserve"> (100% coincidencia de registros entre origen y destino)</w:t>
-      </w:r>
-    </w:p>
-    <w:p>
-      <w:pPr>
-        <w:pStyle w:val="Sinespaciado"/>
-      </w:pPr>
+        <w:t>Validar consistencia post-migración (100% coincidencia de registros entre origen y destino)</w:t>
+      </w:r>
+    </w:p>
+    <w:p>
       <w:r>
         <w:rPr>
           <w:lang w:eastAsia="es-MX"/>
@@ -576,7 +396,7 @@
     </w:p>
     <w:p>
       <w:pPr>
-        <w:pStyle w:val="Ttulo2"/>
+        <w:pStyle w:val="Ttulo1"/>
         <w:numPr>
           <w:ilvl w:val="0"/>
           <w:numId w:val="53"/>
@@ -588,17 +408,14 @@
     </w:p>
     <w:p>
       <w:pPr>
-        <w:pStyle w:val="Ttulo3"/>
-        <w:numPr>
-          <w:ilvl w:val="1"/>
-          <w:numId w:val="53"/>
-        </w:numPr>
-      </w:pPr>
-      <w:proofErr w:type="gramStart"/>
+        <w:pStyle w:val="Ttulo2"/>
+      </w:pPr>
+      <w:r>
+        <w:t>2.1.</w:t>
+      </w:r>
       <w:r>
         <w:t>Inventario de Datos a Migrar</w:t>
       </w:r>
-      <w:proofErr w:type="gramEnd"/>
     </w:p>
     <w:p>
       <w:pPr>
@@ -1057,29 +874,7 @@
                 <w:bdr w:val="none" w:sz="0" w:space="0" w:color="auto" w:frame="1"/>
                 <w:lang w:eastAsia="es-CO"/>
               </w:rPr>
-              <w:t xml:space="preserve">Se debe validar que tengan correo único para Login. Asignar contraseña temporal. Mapear roles (cliente, diseñador, </w:t>
-            </w:r>
-            <w:proofErr w:type="spellStart"/>
-            <w:r>
-              <w:rPr>
-                <w:rFonts w:eastAsia="Times New Roman" w:cs="Times New Roman"/>
-                <w:color w:val="1F1F1F"/>
-                <w:sz w:val="22"/>
-                <w:bdr w:val="none" w:sz="0" w:space="0" w:color="auto" w:frame="1"/>
-                <w:lang w:eastAsia="es-CO"/>
-              </w:rPr>
-              <w:t>admin</w:t>
-            </w:r>
-            <w:proofErr w:type="spellEnd"/>
-            <w:r>
-              <w:rPr>
-                <w:rFonts w:eastAsia="Times New Roman" w:cs="Times New Roman"/>
-                <w:color w:val="1F1F1F"/>
-                <w:sz w:val="22"/>
-                <w:bdr w:val="none" w:sz="0" w:space="0" w:color="auto" w:frame="1"/>
-                <w:lang w:eastAsia="es-CO"/>
-              </w:rPr>
-              <w:t>).</w:t>
+              <w:t>Se debe validar que tengan correo único para Login. Asignar contraseña temporal. Mapear roles (cliente, diseñador, admin).</w:t>
             </w:r>
           </w:p>
         </w:tc>
@@ -1715,51 +1510,7 @@
                 <w:bdr w:val="none" w:sz="0" w:space="0" w:color="auto" w:frame="1"/>
                 <w:lang w:eastAsia="es-CO"/>
               </w:rPr>
-              <w:t xml:space="preserve">NO se migra. Ya insertados en BD: </w:t>
-            </w:r>
-            <w:proofErr w:type="spellStart"/>
-            <w:r>
-              <w:rPr>
-                <w:rFonts w:eastAsia="Times New Roman" w:cs="Times New Roman"/>
-                <w:color w:val="1F1F1F"/>
-                <w:sz w:val="22"/>
-                <w:bdr w:val="none" w:sz="0" w:space="0" w:color="auto" w:frame="1"/>
-                <w:lang w:eastAsia="es-CO"/>
-              </w:rPr>
-              <w:t>cotizacion_pendiente</w:t>
-            </w:r>
-            <w:proofErr w:type="spellEnd"/>
-            <w:r>
-              <w:rPr>
-                <w:rFonts w:eastAsia="Times New Roman" w:cs="Times New Roman"/>
-                <w:color w:val="1F1F1F"/>
-                <w:sz w:val="22"/>
-                <w:bdr w:val="none" w:sz="0" w:space="0" w:color="auto" w:frame="1"/>
-                <w:lang w:eastAsia="es-CO"/>
-              </w:rPr>
-              <w:t xml:space="preserve">, </w:t>
-            </w:r>
-            <w:proofErr w:type="spellStart"/>
-            <w:r>
-              <w:rPr>
-                <w:rFonts w:eastAsia="Times New Roman" w:cs="Times New Roman"/>
-                <w:color w:val="1F1F1F"/>
-                <w:sz w:val="22"/>
-                <w:bdr w:val="none" w:sz="0" w:space="0" w:color="auto" w:frame="1"/>
-                <w:lang w:eastAsia="es-CO"/>
-              </w:rPr>
-              <w:t>diseno_en_proceso</w:t>
-            </w:r>
-            <w:proofErr w:type="spellEnd"/>
-            <w:r>
-              <w:rPr>
-                <w:rFonts w:eastAsia="Times New Roman" w:cs="Times New Roman"/>
-                <w:color w:val="1F1F1F"/>
-                <w:sz w:val="22"/>
-                <w:bdr w:val="none" w:sz="0" w:space="0" w:color="auto" w:frame="1"/>
-                <w:lang w:eastAsia="es-CO"/>
-              </w:rPr>
-              <w:t>, tallado, engaste, pulido, etc.</w:t>
+              <w:t>NO se migra. Ya insertados en BD: cotizacion_pendiente, diseno_en_proceso, tallado, engaste, pulido, etc.</w:t>
             </w:r>
           </w:p>
         </w:tc>
@@ -1786,6 +1537,7 @@
         </w:numPr>
       </w:pPr>
       <w:r>
+        <w:lastRenderedPageBreak/>
         <w:t>Datos Transaccionales</w:t>
       </w:r>
     </w:p>
@@ -2234,84 +1986,7 @@
                 <w:bdr w:val="none" w:sz="0" w:space="0" w:color="auto" w:frame="1"/>
                 <w:lang w:eastAsia="es-CO"/>
               </w:rPr>
-              <w:t xml:space="preserve">Migrar solo pedidos en curso o pendientes de entrega. Incluye mapeo </w:t>
-            </w:r>
-            <w:r>
-              <w:rPr>
-                <w:rFonts w:eastAsia="Times New Roman" w:cs="Times New Roman"/>
-                <w:color w:val="1F1F1F"/>
-                <w:sz w:val="22"/>
-                <w:bdr w:val="none" w:sz="0" w:space="0" w:color="auto" w:frame="1"/>
-                <w:lang w:eastAsia="es-CO"/>
-              </w:rPr>
-              <w:lastRenderedPageBreak/>
-              <w:t xml:space="preserve">del estado actual de Excel a uno de los 10 </w:t>
-            </w:r>
-            <w:proofErr w:type="spellStart"/>
-            <w:r>
-              <w:rPr>
-                <w:rFonts w:eastAsia="Times New Roman" w:cs="Times New Roman"/>
-                <w:color w:val="1F1F1F"/>
-                <w:sz w:val="22"/>
-                <w:bdr w:val="none" w:sz="0" w:space="0" w:color="auto" w:frame="1"/>
-                <w:lang w:eastAsia="es-CO"/>
-              </w:rPr>
-              <w:t>est_id</w:t>
-            </w:r>
-            <w:proofErr w:type="spellEnd"/>
-            <w:r>
-              <w:rPr>
-                <w:rFonts w:eastAsia="Times New Roman" w:cs="Times New Roman"/>
-                <w:color w:val="1F1F1F"/>
-                <w:sz w:val="22"/>
-                <w:bdr w:val="none" w:sz="0" w:space="0" w:color="auto" w:frame="1"/>
-                <w:lang w:eastAsia="es-CO"/>
-              </w:rPr>
-              <w:t xml:space="preserve">. </w:t>
-            </w:r>
-            <w:proofErr w:type="spellStart"/>
-            <w:r>
-              <w:rPr>
-                <w:rFonts w:eastAsia="Times New Roman" w:cs="Times New Roman"/>
-                <w:color w:val="1F1F1F"/>
-                <w:sz w:val="22"/>
-                <w:bdr w:val="none" w:sz="0" w:space="0" w:color="auto" w:frame="1"/>
-                <w:lang w:eastAsia="es-CO"/>
-              </w:rPr>
-              <w:t>per_id</w:t>
-            </w:r>
-            <w:proofErr w:type="spellEnd"/>
-            <w:r>
-              <w:rPr>
-                <w:rFonts w:eastAsia="Times New Roman" w:cs="Times New Roman"/>
-                <w:color w:val="1F1F1F"/>
-                <w:sz w:val="22"/>
-                <w:bdr w:val="none" w:sz="0" w:space="0" w:color="auto" w:frame="1"/>
-                <w:lang w:eastAsia="es-CO"/>
-              </w:rPr>
-              <w:t xml:space="preserve"> será NULL para diseños únicos. Especificaciones técnicas en </w:t>
-            </w:r>
-            <w:proofErr w:type="spellStart"/>
-            <w:r>
-              <w:rPr>
-                <w:rFonts w:eastAsia="Times New Roman" w:cs="Times New Roman"/>
-                <w:color w:val="1F1F1F"/>
-                <w:sz w:val="22"/>
-                <w:bdr w:val="none" w:sz="0" w:space="0" w:color="auto" w:frame="1"/>
-                <w:lang w:eastAsia="es-CO"/>
-              </w:rPr>
-              <w:t>ped_comentarios</w:t>
-            </w:r>
-            <w:proofErr w:type="spellEnd"/>
-            <w:r>
-              <w:rPr>
-                <w:rFonts w:eastAsia="Times New Roman" w:cs="Times New Roman"/>
-                <w:color w:val="1F1F1F"/>
-                <w:sz w:val="22"/>
-                <w:bdr w:val="none" w:sz="0" w:space="0" w:color="auto" w:frame="1"/>
-                <w:lang w:eastAsia="es-CO"/>
-              </w:rPr>
-              <w:t>.</w:t>
+              <w:t>Migrar solo pedidos en curso o pendientes de entrega. Incluye mapeo del estado actual de Excel a uno de los 10 est_id. per_id será NULL para diseños únicos. Especificaciones técnicas en ped_comentarios.</w:t>
             </w:r>
           </w:p>
         </w:tc>
@@ -2359,7 +2034,6 @@
                 <w:bdr w:val="none" w:sz="0" w:space="0" w:color="auto" w:frame="1"/>
                 <w:lang w:eastAsia="es-CO"/>
               </w:rPr>
-              <w:lastRenderedPageBreak/>
               <w:t>Historial de Estados</w:t>
             </w:r>
           </w:p>
@@ -2984,7 +2658,6 @@
                 <w:lang w:eastAsia="es-CO"/>
               </w:rPr>
             </w:pPr>
-            <w:proofErr w:type="gramStart"/>
             <w:r>
               <w:rPr>
                 <w:rFonts w:eastAsia="Times New Roman" w:cs="Times New Roman"/>
@@ -2993,84 +2666,7 @@
                 <w:bdr w:val="none" w:sz="0" w:space="0" w:color="auto" w:frame="1"/>
                 <w:lang w:eastAsia="es-CO"/>
               </w:rPr>
-              <w:t>Archivos .GLB</w:t>
-            </w:r>
-            <w:proofErr w:type="gramEnd"/>
-            <w:r>
-              <w:rPr>
-                <w:rFonts w:eastAsia="Times New Roman" w:cs="Times New Roman"/>
-                <w:color w:val="1F1F1F"/>
-                <w:sz w:val="22"/>
-                <w:bdr w:val="none" w:sz="0" w:space="0" w:color="auto" w:frame="1"/>
-                <w:lang w:eastAsia="es-CO"/>
-              </w:rPr>
-              <w:t xml:space="preserve"> desde carpetas físicas. Copiar a /</w:t>
-            </w:r>
-            <w:proofErr w:type="spellStart"/>
-            <w:r>
-              <w:rPr>
-                <w:rFonts w:eastAsia="Times New Roman" w:cs="Times New Roman"/>
-                <w:color w:val="1F1F1F"/>
-                <w:sz w:val="22"/>
-                <w:bdr w:val="none" w:sz="0" w:space="0" w:color="auto" w:frame="1"/>
-                <w:lang w:eastAsia="es-CO"/>
-              </w:rPr>
-              <w:t>uploads</w:t>
-            </w:r>
-            <w:proofErr w:type="spellEnd"/>
-            <w:r>
-              <w:rPr>
-                <w:rFonts w:eastAsia="Times New Roman" w:cs="Times New Roman"/>
-                <w:color w:val="1F1F1F"/>
-                <w:sz w:val="22"/>
-                <w:bdr w:val="none" w:sz="0" w:space="0" w:color="auto" w:frame="1"/>
-                <w:lang w:eastAsia="es-CO"/>
-              </w:rPr>
-              <w:t xml:space="preserve">/renders/ y registrar en tabla render_3d. Validar que cada archivo corresponda a un </w:t>
-            </w:r>
-            <w:proofErr w:type="spellStart"/>
-            <w:r>
-              <w:rPr>
-                <w:rFonts w:eastAsia="Times New Roman" w:cs="Times New Roman"/>
-                <w:color w:val="1F1F1F"/>
-                <w:sz w:val="22"/>
-                <w:bdr w:val="none" w:sz="0" w:space="0" w:color="auto" w:frame="1"/>
-                <w:lang w:eastAsia="es-CO"/>
-              </w:rPr>
-              <w:t>ped_id</w:t>
-            </w:r>
-            <w:proofErr w:type="spellEnd"/>
-            <w:r>
-              <w:rPr>
-                <w:rFonts w:eastAsia="Times New Roman" w:cs="Times New Roman"/>
-                <w:color w:val="1F1F1F"/>
-                <w:sz w:val="22"/>
-                <w:bdr w:val="none" w:sz="0" w:space="0" w:color="auto" w:frame="1"/>
-                <w:lang w:eastAsia="es-CO"/>
-              </w:rPr>
-              <w:t xml:space="preserve"> migrado. Renombrar como P-YYYYMM-</w:t>
-            </w:r>
-            <w:proofErr w:type="spellStart"/>
-            <w:r>
-              <w:rPr>
-                <w:rFonts w:eastAsia="Times New Roman" w:cs="Times New Roman"/>
-                <w:color w:val="1F1F1F"/>
-                <w:sz w:val="22"/>
-                <w:bdr w:val="none" w:sz="0" w:space="0" w:color="auto" w:frame="1"/>
-                <w:lang w:eastAsia="es-CO"/>
-              </w:rPr>
-              <w:t>XXX.glb</w:t>
-            </w:r>
-            <w:proofErr w:type="spellEnd"/>
-            <w:r>
-              <w:rPr>
-                <w:rFonts w:eastAsia="Times New Roman" w:cs="Times New Roman"/>
-                <w:color w:val="1F1F1F"/>
-                <w:sz w:val="22"/>
-                <w:bdr w:val="none" w:sz="0" w:space="0" w:color="auto" w:frame="1"/>
-                <w:lang w:eastAsia="es-CO"/>
-              </w:rPr>
-              <w:t xml:space="preserve"> para consistencia.</w:t>
+              <w:t>Archivos .GLB desde carpetas físicas. Copiar a /uploads/renders/ y registrar en tabla render_3d. Validar que cada archivo corresponda a un ped_id migrado. Renombrar como P-YYYYMM-XXX.glb para consistencia.</w:t>
             </w:r>
           </w:p>
         </w:tc>
@@ -3282,51 +2878,7 @@
                 <w:bdr w:val="none" w:sz="0" w:space="0" w:color="auto" w:frame="1"/>
                 <w:lang w:eastAsia="es-CO"/>
               </w:rPr>
-              <w:t>Archivos .JPG desde carpetas físicas. Copiar a /</w:t>
-            </w:r>
-            <w:proofErr w:type="spellStart"/>
-            <w:r>
-              <w:rPr>
-                <w:rFonts w:eastAsia="Times New Roman" w:cs="Times New Roman"/>
-                <w:color w:val="1F1F1F"/>
-                <w:sz w:val="22"/>
-                <w:bdr w:val="none" w:sz="0" w:space="0" w:color="auto" w:frame="1"/>
-                <w:lang w:eastAsia="es-CO"/>
-              </w:rPr>
-              <w:t>uploads</w:t>
-            </w:r>
-            <w:proofErr w:type="spellEnd"/>
-            <w:r>
-              <w:rPr>
-                <w:rFonts w:eastAsia="Times New Roman" w:cs="Times New Roman"/>
-                <w:color w:val="1F1F1F"/>
-                <w:sz w:val="22"/>
-                <w:bdr w:val="none" w:sz="0" w:space="0" w:color="auto" w:frame="1"/>
-                <w:lang w:eastAsia="es-CO"/>
-              </w:rPr>
-              <w:t xml:space="preserve">/finales/ y registrar en tabla </w:t>
-            </w:r>
-            <w:proofErr w:type="spellStart"/>
-            <w:r>
-              <w:rPr>
-                <w:rFonts w:eastAsia="Times New Roman" w:cs="Times New Roman"/>
-                <w:color w:val="1F1F1F"/>
-                <w:sz w:val="22"/>
-                <w:bdr w:val="none" w:sz="0" w:space="0" w:color="auto" w:frame="1"/>
-                <w:lang w:eastAsia="es-CO"/>
-              </w:rPr>
-              <w:t>foto_producto_final</w:t>
-            </w:r>
-            <w:proofErr w:type="spellEnd"/>
-            <w:r>
-              <w:rPr>
-                <w:rFonts w:eastAsia="Times New Roman" w:cs="Times New Roman"/>
-                <w:color w:val="1F1F1F"/>
-                <w:sz w:val="22"/>
-                <w:bdr w:val="none" w:sz="0" w:space="0" w:color="auto" w:frame="1"/>
-                <w:lang w:eastAsia="es-CO"/>
-              </w:rPr>
-              <w:t>. Pueden ser múltiples fotos por pedido. Renombrar como P-YYYYMM-XXX-N.jpg</w:t>
+              <w:t>Archivos .JPG desde carpetas físicas. Copiar a /uploads/finales/ y registrar en tabla foto_producto_final. Pueden ser múltiples fotos por pedido. Renombrar como P-YYYYMM-XXX-N.jpg</w:t>
             </w:r>
           </w:p>
         </w:tc>
@@ -3385,6 +2937,7 @@
         </w:numPr>
       </w:pPr>
       <w:r>
+        <w:lastRenderedPageBreak/>
         <w:t>Valores personalizables (Redonda, Diamante, Oro Amarillo) - Ya en BD</w:t>
       </w:r>
     </w:p>
@@ -3397,15 +2950,7 @@
         </w:numPr>
       </w:pPr>
       <w:r>
-        <w:t>Imágenes 2D del personalizador (~72 JPG en /</w:t>
-      </w:r>
-      <w:proofErr w:type="spellStart"/>
-      <w:r>
-        <w:t>uploads</w:t>
-      </w:r>
-      <w:proofErr w:type="spellEnd"/>
-      <w:r>
-        <w:t>/anillos/) - Ya en servidor</w:t>
+        <w:t>Imágenes 2D del personalizador (~72 JPG en /uploads/anillos/) - Ya en servidor</w:t>
       </w:r>
     </w:p>
     <w:p>
@@ -3417,7 +2962,6 @@
         </w:numPr>
       </w:pPr>
       <w:r>
-        <w:lastRenderedPageBreak/>
         <w:t>Estructura de tablas y relaciones - Ya creada</w:t>
       </w:r>
     </w:p>
@@ -3429,13 +2973,8 @@
           <w:numId w:val="53"/>
         </w:numPr>
       </w:pPr>
-      <w:proofErr w:type="spellStart"/>
-      <w:r>
-        <w:t>Volumetria</w:t>
-      </w:r>
-      <w:proofErr w:type="spellEnd"/>
-      <w:r>
-        <w:t xml:space="preserve"> total estimada</w:t>
+      <w:r>
+        <w:t>Volumetria total estimada</w:t>
       </w:r>
     </w:p>
     <w:p>
@@ -3519,15 +3058,7 @@
         <w:ind w:firstLine="0"/>
       </w:pPr>
       <w:r>
-        <w:t xml:space="preserve">  - </w:t>
-      </w:r>
-      <w:proofErr w:type="gramStart"/>
-      <w:r>
-        <w:t>Renders .GLB</w:t>
-      </w:r>
-      <w:proofErr w:type="gramEnd"/>
-      <w:r>
-        <w:t>:           20</w:t>
+        <w:t xml:space="preserve">  - Renders .GLB:           20</w:t>
       </w:r>
     </w:p>
     <w:p>
@@ -3568,21 +3099,7 @@
         <w:rPr>
           <w:lang w:val="en-US"/>
         </w:rPr>
-        <w:t xml:space="preserve">- </w:t>
-      </w:r>
-      <w:proofErr w:type="gramStart"/>
-      <w:r>
-        <w:rPr>
-          <w:lang w:val="en-US"/>
-        </w:rPr>
-        <w:t>Renders .GLB</w:t>
-      </w:r>
-      <w:proofErr w:type="gramEnd"/>
-      <w:r>
-        <w:rPr>
-          <w:lang w:val="en-US"/>
-        </w:rPr>
-        <w:t>:           ~300-600 MB (15-30 MB c/u)</w:t>
+        <w:t>- Renders .GLB:           ~300-600 MB (15-30 MB c/u)</w:t>
       </w:r>
     </w:p>
     <w:p>
@@ -3889,7 +3406,6 @@
                 <w:lang w:eastAsia="es-CO"/>
               </w:rPr>
             </w:pPr>
-            <w:proofErr w:type="spellStart"/>
             <w:r>
               <w:rPr>
                 <w:rFonts w:ascii="Arial" w:eastAsia="Times New Roman" w:hAnsi="Arial" w:cs="Arial"/>
@@ -3900,7 +3416,6 @@
               </w:rPr>
               <w:t>usu_id</w:t>
             </w:r>
-            <w:proofErr w:type="spellEnd"/>
           </w:p>
         </w:tc>
         <w:tc>
@@ -4060,7 +3575,6 @@
                 <w:lang w:eastAsia="es-CO"/>
               </w:rPr>
             </w:pPr>
-            <w:proofErr w:type="spellStart"/>
             <w:r>
               <w:rPr>
                 <w:rFonts w:ascii="Arial" w:eastAsia="Times New Roman" w:hAnsi="Arial" w:cs="Arial"/>
@@ -4071,7 +3585,6 @@
               </w:rPr>
               <w:t>usu_nombre</w:t>
             </w:r>
-            <w:proofErr w:type="spellEnd"/>
           </w:p>
         </w:tc>
         <w:tc>
@@ -4103,7 +3616,6 @@
                 <w:lang w:eastAsia="es-CO"/>
               </w:rPr>
             </w:pPr>
-            <w:proofErr w:type="gramStart"/>
             <w:r>
               <w:rPr>
                 <w:rFonts w:ascii="Arial" w:eastAsia="Times New Roman" w:hAnsi="Arial" w:cs="Arial"/>
@@ -4112,18 +3624,7 @@
                 <w:bdr w:val="none" w:sz="0" w:space="0" w:color="auto" w:frame="1"/>
                 <w:lang w:eastAsia="es-CO"/>
               </w:rPr>
-              <w:t>VARCHAR(</w:t>
-            </w:r>
-            <w:proofErr w:type="gramEnd"/>
-            <w:r>
-              <w:rPr>
-                <w:rFonts w:ascii="Arial" w:eastAsia="Times New Roman" w:hAnsi="Arial" w:cs="Arial"/>
-                <w:color w:val="1F1F1F"/>
-                <w:sz w:val="22"/>
-                <w:bdr w:val="none" w:sz="0" w:space="0" w:color="auto" w:frame="1"/>
-                <w:lang w:eastAsia="es-CO"/>
-              </w:rPr>
-              <w:t>150)</w:t>
+              <w:t>VARCHAR(150)</w:t>
             </w:r>
           </w:p>
         </w:tc>
@@ -4243,7 +3744,6 @@
                 <w:lang w:eastAsia="es-CO"/>
               </w:rPr>
             </w:pPr>
-            <w:proofErr w:type="spellStart"/>
             <w:r>
               <w:rPr>
                 <w:rFonts w:ascii="Arial" w:eastAsia="Times New Roman" w:hAnsi="Arial" w:cs="Arial"/>
@@ -4254,7 +3754,6 @@
               </w:rPr>
               <w:t>usu_correo</w:t>
             </w:r>
-            <w:proofErr w:type="spellEnd"/>
           </w:p>
         </w:tc>
         <w:tc>
@@ -4286,7 +3785,6 @@
                 <w:lang w:eastAsia="es-CO"/>
               </w:rPr>
             </w:pPr>
-            <w:proofErr w:type="gramStart"/>
             <w:r>
               <w:rPr>
                 <w:rFonts w:ascii="Arial" w:eastAsia="Times New Roman" w:hAnsi="Arial" w:cs="Arial"/>
@@ -4295,18 +3793,48 @@
                 <w:bdr w:val="none" w:sz="0" w:space="0" w:color="auto" w:frame="1"/>
                 <w:lang w:eastAsia="es-CO"/>
               </w:rPr>
-              <w:t>VARCHAR(</w:t>
-            </w:r>
-            <w:proofErr w:type="gramEnd"/>
-            <w:r>
+              <w:t>VARCHAR(100)</w:t>
+            </w:r>
+          </w:p>
+        </w:tc>
+        <w:tc>
+          <w:tcPr>
+            <w:tcW w:w="0" w:type="auto"/>
+            <w:tcBorders>
+              <w:top w:val="single" w:sz="6" w:space="0" w:color="auto"/>
+              <w:left w:val="single" w:sz="6" w:space="0" w:color="auto"/>
+              <w:bottom w:val="single" w:sz="6" w:space="0" w:color="auto"/>
+              <w:right w:val="single" w:sz="6" w:space="0" w:color="auto"/>
+            </w:tcBorders>
+            <w:tcMar>
+              <w:top w:w="120" w:type="dxa"/>
+              <w:left w:w="180" w:type="dxa"/>
+              <w:bottom w:w="120" w:type="dxa"/>
+              <w:right w:w="180" w:type="dxa"/>
+            </w:tcMar>
+            <w:vAlign w:val="center"/>
+            <w:hideMark/>
+          </w:tcPr>
+          <w:p>
+            <w:pPr>
+              <w:spacing w:line="240" w:lineRule="auto"/>
+              <w:ind w:firstLine="0"/>
               <w:rPr>
                 <w:rFonts w:ascii="Arial" w:eastAsia="Times New Roman" w:hAnsi="Arial" w:cs="Arial"/>
                 <w:color w:val="1F1F1F"/>
                 <w:sz w:val="22"/>
+                <w:lang w:eastAsia="es-CO"/>
+              </w:rPr>
+            </w:pPr>
+            <w:r>
+              <w:rPr>
+                <w:rFonts w:ascii="Arial" w:eastAsia="Times New Roman" w:hAnsi="Arial" w:cs="Arial"/>
+                <w:color w:val="1F1F1F"/>
+                <w:sz w:val="22"/>
                 <w:bdr w:val="none" w:sz="0" w:space="0" w:color="auto" w:frame="1"/>
                 <w:lang w:eastAsia="es-CO"/>
               </w:rPr>
-              <w:t>100)</w:t>
+              <w:t>NOT NULL, UNIQUE</w:t>
             </w:r>
           </w:p>
         </w:tc>
@@ -4347,70 +3875,7 @@
                 <w:bdr w:val="none" w:sz="0" w:space="0" w:color="auto" w:frame="1"/>
                 <w:lang w:eastAsia="es-CO"/>
               </w:rPr>
-              <w:t>NOT NULL, UNIQUE</w:t>
-            </w:r>
-          </w:p>
-        </w:tc>
-        <w:tc>
-          <w:tcPr>
-            <w:tcW w:w="0" w:type="auto"/>
-            <w:tcBorders>
-              <w:top w:val="single" w:sz="6" w:space="0" w:color="auto"/>
-              <w:left w:val="single" w:sz="6" w:space="0" w:color="auto"/>
-              <w:bottom w:val="single" w:sz="6" w:space="0" w:color="auto"/>
-              <w:right w:val="single" w:sz="6" w:space="0" w:color="auto"/>
-            </w:tcBorders>
-            <w:tcMar>
-              <w:top w:w="120" w:type="dxa"/>
-              <w:left w:w="180" w:type="dxa"/>
-              <w:bottom w:w="120" w:type="dxa"/>
-              <w:right w:w="180" w:type="dxa"/>
-            </w:tcMar>
-            <w:vAlign w:val="center"/>
-            <w:hideMark/>
-          </w:tcPr>
-          <w:p>
-            <w:pPr>
-              <w:spacing w:line="240" w:lineRule="auto"/>
-              <w:ind w:firstLine="0"/>
-              <w:rPr>
-                <w:rFonts w:ascii="Arial" w:eastAsia="Times New Roman" w:hAnsi="Arial" w:cs="Arial"/>
-                <w:color w:val="1F1F1F"/>
-                <w:sz w:val="22"/>
-                <w:lang w:eastAsia="es-CO"/>
-              </w:rPr>
-            </w:pPr>
-            <w:r>
-              <w:rPr>
-                <w:rFonts w:ascii="Arial" w:eastAsia="Times New Roman" w:hAnsi="Arial" w:cs="Arial"/>
-                <w:color w:val="1F1F1F"/>
-                <w:sz w:val="22"/>
-                <w:bdr w:val="none" w:sz="0" w:space="0" w:color="auto" w:frame="1"/>
-                <w:lang w:eastAsia="es-CO"/>
-              </w:rPr>
-              <w:t xml:space="preserve">Email (usado para </w:t>
-            </w:r>
-            <w:proofErr w:type="spellStart"/>
-            <w:r>
-              <w:rPr>
-                <w:rFonts w:ascii="Arial" w:eastAsia="Times New Roman" w:hAnsi="Arial" w:cs="Arial"/>
-                <w:color w:val="1F1F1F"/>
-                <w:sz w:val="22"/>
-                <w:bdr w:val="none" w:sz="0" w:space="0" w:color="auto" w:frame="1"/>
-                <w:lang w:eastAsia="es-CO"/>
-              </w:rPr>
-              <w:t>login</w:t>
-            </w:r>
-            <w:proofErr w:type="spellEnd"/>
-            <w:r>
-              <w:rPr>
-                <w:rFonts w:ascii="Arial" w:eastAsia="Times New Roman" w:hAnsi="Arial" w:cs="Arial"/>
-                <w:color w:val="1F1F1F"/>
-                <w:sz w:val="22"/>
-                <w:bdr w:val="none" w:sz="0" w:space="0" w:color="auto" w:frame="1"/>
-                <w:lang w:eastAsia="es-CO"/>
-              </w:rPr>
-              <w:t>)</w:t>
+              <w:t>Email (usado para login)</w:t>
             </w:r>
           </w:p>
         </w:tc>
@@ -4448,7 +3913,6 @@
                 <w:lang w:eastAsia="es-CO"/>
               </w:rPr>
             </w:pPr>
-            <w:proofErr w:type="spellStart"/>
             <w:r>
               <w:rPr>
                 <w:rFonts w:ascii="Arial" w:eastAsia="Times New Roman" w:hAnsi="Arial" w:cs="Arial"/>
@@ -4459,7 +3923,6 @@
               </w:rPr>
               <w:t>usu_telefono</w:t>
             </w:r>
-            <w:proofErr w:type="spellEnd"/>
           </w:p>
         </w:tc>
         <w:tc>
@@ -4491,7 +3954,6 @@
                 <w:lang w:eastAsia="es-CO"/>
               </w:rPr>
             </w:pPr>
-            <w:proofErr w:type="gramStart"/>
             <w:r>
               <w:rPr>
                 <w:rFonts w:ascii="Arial" w:eastAsia="Times New Roman" w:hAnsi="Arial" w:cs="Arial"/>
@@ -4500,18 +3962,7 @@
                 <w:bdr w:val="none" w:sz="0" w:space="0" w:color="auto" w:frame="1"/>
                 <w:lang w:eastAsia="es-CO"/>
               </w:rPr>
-              <w:t>VARCHAR(</w:t>
-            </w:r>
-            <w:proofErr w:type="gramEnd"/>
-            <w:r>
-              <w:rPr>
-                <w:rFonts w:ascii="Arial" w:eastAsia="Times New Roman" w:hAnsi="Arial" w:cs="Arial"/>
-                <w:color w:val="1F1F1F"/>
-                <w:sz w:val="22"/>
-                <w:bdr w:val="none" w:sz="0" w:space="0" w:color="auto" w:frame="1"/>
-                <w:lang w:eastAsia="es-CO"/>
-              </w:rPr>
-              <w:t>20)</w:t>
+              <w:t>VARCHAR(20)</w:t>
             </w:r>
           </w:p>
         </w:tc>
@@ -4631,7 +4082,6 @@
                 <w:lang w:eastAsia="es-CO"/>
               </w:rPr>
             </w:pPr>
-            <w:proofErr w:type="spellStart"/>
             <w:r>
               <w:rPr>
                 <w:rFonts w:ascii="Arial" w:eastAsia="Times New Roman" w:hAnsi="Arial" w:cs="Arial"/>
@@ -4640,21 +4090,49 @@
                 <w:bdr w:val="none" w:sz="0" w:space="0" w:color="auto" w:frame="1"/>
                 <w:lang w:eastAsia="es-CO"/>
               </w:rPr>
-              <w:t>usu_</w:t>
-            </w:r>
-            <w:proofErr w:type="gramStart"/>
-            <w:r>
+              <w:t>usu_password</w:t>
+            </w:r>
+          </w:p>
+        </w:tc>
+        <w:tc>
+          <w:tcPr>
+            <w:tcW w:w="0" w:type="auto"/>
+            <w:tcBorders>
+              <w:top w:val="single" w:sz="6" w:space="0" w:color="auto"/>
+              <w:left w:val="single" w:sz="6" w:space="0" w:color="auto"/>
+              <w:bottom w:val="single" w:sz="6" w:space="0" w:color="auto"/>
+              <w:right w:val="single" w:sz="6" w:space="0" w:color="auto"/>
+            </w:tcBorders>
+            <w:tcMar>
+              <w:top w:w="120" w:type="dxa"/>
+              <w:left w:w="180" w:type="dxa"/>
+              <w:bottom w:w="120" w:type="dxa"/>
+              <w:right w:w="180" w:type="dxa"/>
+            </w:tcMar>
+            <w:vAlign w:val="center"/>
+            <w:hideMark/>
+          </w:tcPr>
+          <w:p>
+            <w:pPr>
+              <w:spacing w:line="240" w:lineRule="auto"/>
+              <w:ind w:firstLine="0"/>
               <w:rPr>
                 <w:rFonts w:ascii="Arial" w:eastAsia="Times New Roman" w:hAnsi="Arial" w:cs="Arial"/>
                 <w:color w:val="1F1F1F"/>
                 <w:sz w:val="22"/>
+                <w:lang w:eastAsia="es-CO"/>
+              </w:rPr>
+            </w:pPr>
+            <w:r>
+              <w:rPr>
+                <w:rFonts w:ascii="Arial" w:eastAsia="Times New Roman" w:hAnsi="Arial" w:cs="Arial"/>
+                <w:color w:val="1F1F1F"/>
+                <w:sz w:val="22"/>
                 <w:bdr w:val="none" w:sz="0" w:space="0" w:color="auto" w:frame="1"/>
                 <w:lang w:eastAsia="es-CO"/>
               </w:rPr>
-              <w:t>password</w:t>
-            </w:r>
-            <w:proofErr w:type="spellEnd"/>
-            <w:proofErr w:type="gramEnd"/>
+              <w:t>VARCHAR(255)</w:t>
+            </w:r>
           </w:p>
         </w:tc>
         <w:tc>
@@ -4686,7 +4164,6 @@
                 <w:lang w:eastAsia="es-CO"/>
               </w:rPr>
             </w:pPr>
-            <w:proofErr w:type="gramStart"/>
             <w:r>
               <w:rPr>
                 <w:rFonts w:ascii="Arial" w:eastAsia="Times New Roman" w:hAnsi="Arial" w:cs="Arial"/>
@@ -4695,122 +4172,48 @@
                 <w:bdr w:val="none" w:sz="0" w:space="0" w:color="auto" w:frame="1"/>
                 <w:lang w:eastAsia="es-CO"/>
               </w:rPr>
-              <w:t>VARCHAR(</w:t>
-            </w:r>
-            <w:proofErr w:type="gramEnd"/>
-            <w:r>
+              <w:t>NOT NULL</w:t>
+            </w:r>
+          </w:p>
+        </w:tc>
+        <w:tc>
+          <w:tcPr>
+            <w:tcW w:w="0" w:type="auto"/>
+            <w:tcBorders>
+              <w:top w:val="single" w:sz="6" w:space="0" w:color="auto"/>
+              <w:left w:val="single" w:sz="6" w:space="0" w:color="auto"/>
+              <w:bottom w:val="single" w:sz="6" w:space="0" w:color="auto"/>
+              <w:right w:val="single" w:sz="6" w:space="0" w:color="auto"/>
+            </w:tcBorders>
+            <w:tcMar>
+              <w:top w:w="120" w:type="dxa"/>
+              <w:left w:w="180" w:type="dxa"/>
+              <w:bottom w:w="120" w:type="dxa"/>
+              <w:right w:w="180" w:type="dxa"/>
+            </w:tcMar>
+            <w:vAlign w:val="center"/>
+            <w:hideMark/>
+          </w:tcPr>
+          <w:p>
+            <w:pPr>
+              <w:spacing w:line="240" w:lineRule="auto"/>
+              <w:ind w:firstLine="0"/>
               <w:rPr>
                 <w:rFonts w:ascii="Arial" w:eastAsia="Times New Roman" w:hAnsi="Arial" w:cs="Arial"/>
                 <w:color w:val="1F1F1F"/>
                 <w:sz w:val="22"/>
+                <w:lang w:eastAsia="es-CO"/>
+              </w:rPr>
+            </w:pPr>
+            <w:r>
+              <w:rPr>
+                <w:rFonts w:ascii="Arial" w:eastAsia="Times New Roman" w:hAnsi="Arial" w:cs="Arial"/>
+                <w:color w:val="1F1F1F"/>
+                <w:sz w:val="22"/>
                 <w:bdr w:val="none" w:sz="0" w:space="0" w:color="auto" w:frame="1"/>
                 <w:lang w:eastAsia="es-CO"/>
               </w:rPr>
-              <w:t>255)</w:t>
-            </w:r>
-          </w:p>
-        </w:tc>
-        <w:tc>
-          <w:tcPr>
-            <w:tcW w:w="0" w:type="auto"/>
-            <w:tcBorders>
-              <w:top w:val="single" w:sz="6" w:space="0" w:color="auto"/>
-              <w:left w:val="single" w:sz="6" w:space="0" w:color="auto"/>
-              <w:bottom w:val="single" w:sz="6" w:space="0" w:color="auto"/>
-              <w:right w:val="single" w:sz="6" w:space="0" w:color="auto"/>
-            </w:tcBorders>
-            <w:tcMar>
-              <w:top w:w="120" w:type="dxa"/>
-              <w:left w:w="180" w:type="dxa"/>
-              <w:bottom w:w="120" w:type="dxa"/>
-              <w:right w:w="180" w:type="dxa"/>
-            </w:tcMar>
-            <w:vAlign w:val="center"/>
-            <w:hideMark/>
-          </w:tcPr>
-          <w:p>
-            <w:pPr>
-              <w:spacing w:line="240" w:lineRule="auto"/>
-              <w:ind w:firstLine="0"/>
-              <w:rPr>
-                <w:rFonts w:ascii="Arial" w:eastAsia="Times New Roman" w:hAnsi="Arial" w:cs="Arial"/>
-                <w:color w:val="1F1F1F"/>
-                <w:sz w:val="22"/>
-                <w:lang w:eastAsia="es-CO"/>
-              </w:rPr>
-            </w:pPr>
-            <w:r>
-              <w:rPr>
-                <w:rFonts w:ascii="Arial" w:eastAsia="Times New Roman" w:hAnsi="Arial" w:cs="Arial"/>
-                <w:color w:val="1F1F1F"/>
-                <w:sz w:val="22"/>
-                <w:bdr w:val="none" w:sz="0" w:space="0" w:color="auto" w:frame="1"/>
-                <w:lang w:eastAsia="es-CO"/>
-              </w:rPr>
-              <w:t>NOT NULL</w:t>
-            </w:r>
-          </w:p>
-        </w:tc>
-        <w:tc>
-          <w:tcPr>
-            <w:tcW w:w="0" w:type="auto"/>
-            <w:tcBorders>
-              <w:top w:val="single" w:sz="6" w:space="0" w:color="auto"/>
-              <w:left w:val="single" w:sz="6" w:space="0" w:color="auto"/>
-              <w:bottom w:val="single" w:sz="6" w:space="0" w:color="auto"/>
-              <w:right w:val="single" w:sz="6" w:space="0" w:color="auto"/>
-            </w:tcBorders>
-            <w:tcMar>
-              <w:top w:w="120" w:type="dxa"/>
-              <w:left w:w="180" w:type="dxa"/>
-              <w:bottom w:w="120" w:type="dxa"/>
-              <w:right w:w="180" w:type="dxa"/>
-            </w:tcMar>
-            <w:vAlign w:val="center"/>
-            <w:hideMark/>
-          </w:tcPr>
-          <w:p>
-            <w:pPr>
-              <w:spacing w:line="240" w:lineRule="auto"/>
-              <w:ind w:firstLine="0"/>
-              <w:rPr>
-                <w:rFonts w:ascii="Arial" w:eastAsia="Times New Roman" w:hAnsi="Arial" w:cs="Arial"/>
-                <w:color w:val="1F1F1F"/>
-                <w:sz w:val="22"/>
-                <w:lang w:eastAsia="es-CO"/>
-              </w:rPr>
-            </w:pPr>
-            <w:r>
-              <w:rPr>
-                <w:rFonts w:ascii="Arial" w:eastAsia="Times New Roman" w:hAnsi="Arial" w:cs="Arial"/>
-                <w:color w:val="1F1F1F"/>
-                <w:sz w:val="22"/>
-                <w:bdr w:val="none" w:sz="0" w:space="0" w:color="auto" w:frame="1"/>
-                <w:lang w:eastAsia="es-CO"/>
-              </w:rPr>
-              <w:t xml:space="preserve">Contraseña </w:t>
-            </w:r>
-            <w:proofErr w:type="spellStart"/>
-            <w:r>
-              <w:rPr>
-                <w:rFonts w:ascii="Arial" w:eastAsia="Times New Roman" w:hAnsi="Arial" w:cs="Arial"/>
-                <w:color w:val="1F1F1F"/>
-                <w:sz w:val="22"/>
-                <w:bdr w:val="none" w:sz="0" w:space="0" w:color="auto" w:frame="1"/>
-                <w:lang w:eastAsia="es-CO"/>
-              </w:rPr>
-              <w:t>hasheada</w:t>
-            </w:r>
-            <w:proofErr w:type="spellEnd"/>
-            <w:r>
-              <w:rPr>
-                <w:rFonts w:ascii="Arial" w:eastAsia="Times New Roman" w:hAnsi="Arial" w:cs="Arial"/>
-                <w:color w:val="1F1F1F"/>
-                <w:sz w:val="22"/>
-                <w:bdr w:val="none" w:sz="0" w:space="0" w:color="auto" w:frame="1"/>
-                <w:lang w:eastAsia="es-CO"/>
-              </w:rPr>
-              <w:t xml:space="preserve"> (temporal en migración)</w:t>
+              <w:t>Contraseña hasheada (temporal en migración)</w:t>
             </w:r>
           </w:p>
         </w:tc>
@@ -4848,7 +4251,6 @@
                 <w:lang w:eastAsia="es-CO"/>
               </w:rPr>
             </w:pPr>
-            <w:proofErr w:type="spellStart"/>
             <w:r>
               <w:rPr>
                 <w:rFonts w:ascii="Arial" w:eastAsia="Times New Roman" w:hAnsi="Arial" w:cs="Arial"/>
@@ -4859,7 +4261,6 @@
               </w:rPr>
               <w:t>usu_docnum</w:t>
             </w:r>
-            <w:proofErr w:type="spellEnd"/>
           </w:p>
         </w:tc>
         <w:tc>
@@ -4891,7 +4292,6 @@
                 <w:lang w:eastAsia="es-CO"/>
               </w:rPr>
             </w:pPr>
-            <w:proofErr w:type="gramStart"/>
             <w:r>
               <w:rPr>
                 <w:rFonts w:ascii="Arial" w:eastAsia="Times New Roman" w:hAnsi="Arial" w:cs="Arial"/>
@@ -4900,18 +4300,7 @@
                 <w:bdr w:val="none" w:sz="0" w:space="0" w:color="auto" w:frame="1"/>
                 <w:lang w:eastAsia="es-CO"/>
               </w:rPr>
-              <w:t>VARCHAR(</w:t>
-            </w:r>
-            <w:proofErr w:type="gramEnd"/>
-            <w:r>
-              <w:rPr>
-                <w:rFonts w:ascii="Arial" w:eastAsia="Times New Roman" w:hAnsi="Arial" w:cs="Arial"/>
-                <w:color w:val="1F1F1F"/>
-                <w:sz w:val="22"/>
-                <w:bdr w:val="none" w:sz="0" w:space="0" w:color="auto" w:frame="1"/>
-                <w:lang w:eastAsia="es-CO"/>
-              </w:rPr>
-              <w:t>20)</w:t>
+              <w:t>VARCHAR(20)</w:t>
             </w:r>
           </w:p>
         </w:tc>
@@ -5031,7 +4420,6 @@
                 <w:lang w:eastAsia="es-CO"/>
               </w:rPr>
             </w:pPr>
-            <w:proofErr w:type="spellStart"/>
             <w:r>
               <w:rPr>
                 <w:rFonts w:ascii="Arial" w:eastAsia="Times New Roman" w:hAnsi="Arial" w:cs="Arial"/>
@@ -5042,7 +4430,6 @@
               </w:rPr>
               <w:t>rol_id</w:t>
             </w:r>
-            <w:proofErr w:type="spellEnd"/>
           </w:p>
         </w:tc>
         <w:tc>
@@ -5123,92 +4510,48 @@
                 <w:bdr w:val="none" w:sz="0" w:space="0" w:color="auto" w:frame="1"/>
                 <w:lang w:eastAsia="es-CO"/>
               </w:rPr>
-              <w:t>FK → rol(</w:t>
-            </w:r>
-            <w:proofErr w:type="spellStart"/>
-            <w:r>
+              <w:t>FK → rol(rol_id)</w:t>
+            </w:r>
+          </w:p>
+        </w:tc>
+        <w:tc>
+          <w:tcPr>
+            <w:tcW w:w="0" w:type="auto"/>
+            <w:tcBorders>
+              <w:top w:val="single" w:sz="6" w:space="0" w:color="auto"/>
+              <w:left w:val="single" w:sz="6" w:space="0" w:color="auto"/>
+              <w:bottom w:val="single" w:sz="6" w:space="0" w:color="auto"/>
+              <w:right w:val="single" w:sz="6" w:space="0" w:color="auto"/>
+            </w:tcBorders>
+            <w:tcMar>
+              <w:top w:w="120" w:type="dxa"/>
+              <w:left w:w="180" w:type="dxa"/>
+              <w:bottom w:w="120" w:type="dxa"/>
+              <w:right w:w="180" w:type="dxa"/>
+            </w:tcMar>
+            <w:vAlign w:val="center"/>
+            <w:hideMark/>
+          </w:tcPr>
+          <w:p>
+            <w:pPr>
+              <w:spacing w:line="240" w:lineRule="auto"/>
+              <w:ind w:firstLine="0"/>
               <w:rPr>
                 <w:rFonts w:ascii="Arial" w:eastAsia="Times New Roman" w:hAnsi="Arial" w:cs="Arial"/>
                 <w:color w:val="1F1F1F"/>
                 <w:sz w:val="22"/>
+                <w:lang w:eastAsia="es-CO"/>
+              </w:rPr>
+            </w:pPr>
+            <w:r>
+              <w:rPr>
+                <w:rFonts w:ascii="Arial" w:eastAsia="Times New Roman" w:hAnsi="Arial" w:cs="Arial"/>
+                <w:color w:val="1F1F1F"/>
+                <w:sz w:val="22"/>
                 <w:bdr w:val="none" w:sz="0" w:space="0" w:color="auto" w:frame="1"/>
                 <w:lang w:eastAsia="es-CO"/>
               </w:rPr>
-              <w:t>rol_id</w:t>
-            </w:r>
-            <w:proofErr w:type="spellEnd"/>
-            <w:r>
-              <w:rPr>
-                <w:rFonts w:ascii="Arial" w:eastAsia="Times New Roman" w:hAnsi="Arial" w:cs="Arial"/>
-                <w:color w:val="1F1F1F"/>
-                <w:sz w:val="22"/>
-                <w:bdr w:val="none" w:sz="0" w:space="0" w:color="auto" w:frame="1"/>
-                <w:lang w:eastAsia="es-CO"/>
-              </w:rPr>
-              <w:t>)</w:t>
-            </w:r>
-          </w:p>
-        </w:tc>
-        <w:tc>
-          <w:tcPr>
-            <w:tcW w:w="0" w:type="auto"/>
-            <w:tcBorders>
-              <w:top w:val="single" w:sz="6" w:space="0" w:color="auto"/>
-              <w:left w:val="single" w:sz="6" w:space="0" w:color="auto"/>
-              <w:bottom w:val="single" w:sz="6" w:space="0" w:color="auto"/>
-              <w:right w:val="single" w:sz="6" w:space="0" w:color="auto"/>
-            </w:tcBorders>
-            <w:tcMar>
-              <w:top w:w="120" w:type="dxa"/>
-              <w:left w:w="180" w:type="dxa"/>
-              <w:bottom w:w="120" w:type="dxa"/>
-              <w:right w:w="180" w:type="dxa"/>
-            </w:tcMar>
-            <w:vAlign w:val="center"/>
-            <w:hideMark/>
-          </w:tcPr>
-          <w:p>
-            <w:pPr>
-              <w:spacing w:line="240" w:lineRule="auto"/>
-              <w:ind w:firstLine="0"/>
-              <w:rPr>
-                <w:rFonts w:ascii="Arial" w:eastAsia="Times New Roman" w:hAnsi="Arial" w:cs="Arial"/>
-                <w:color w:val="1F1F1F"/>
-                <w:sz w:val="22"/>
-                <w:lang w:eastAsia="es-CO"/>
-              </w:rPr>
-            </w:pPr>
-            <w:r>
-              <w:rPr>
-                <w:rFonts w:ascii="Arial" w:eastAsia="Times New Roman" w:hAnsi="Arial" w:cs="Arial"/>
-                <w:color w:val="1F1F1F"/>
-                <w:sz w:val="22"/>
-                <w:bdr w:val="none" w:sz="0" w:space="0" w:color="auto" w:frame="1"/>
-                <w:lang w:eastAsia="es-CO"/>
-              </w:rPr>
-              <w:t>Rol del usuario (1=usuario, 2=</w:t>
-            </w:r>
-            <w:proofErr w:type="spellStart"/>
-            <w:r>
-              <w:rPr>
-                <w:rFonts w:ascii="Arial" w:eastAsia="Times New Roman" w:hAnsi="Arial" w:cs="Arial"/>
-                <w:color w:val="1F1F1F"/>
-                <w:sz w:val="22"/>
-                <w:bdr w:val="none" w:sz="0" w:space="0" w:color="auto" w:frame="1"/>
-                <w:lang w:eastAsia="es-CO"/>
-              </w:rPr>
-              <w:t>admin</w:t>
-            </w:r>
-            <w:proofErr w:type="spellEnd"/>
-            <w:r>
-              <w:rPr>
-                <w:rFonts w:ascii="Arial" w:eastAsia="Times New Roman" w:hAnsi="Arial" w:cs="Arial"/>
-                <w:color w:val="1F1F1F"/>
-                <w:sz w:val="22"/>
-                <w:bdr w:val="none" w:sz="0" w:space="0" w:color="auto" w:frame="1"/>
-                <w:lang w:eastAsia="es-CO"/>
-              </w:rPr>
-              <w:t>, 3=diseñador)</w:t>
+              <w:t>Rol del usuario (1=usuario, 2=admin, 3=diseñador)</w:t>
             </w:r>
           </w:p>
         </w:tc>
@@ -5246,7 +4589,6 @@
                 <w:lang w:eastAsia="es-CO"/>
               </w:rPr>
             </w:pPr>
-            <w:proofErr w:type="spellStart"/>
             <w:r>
               <w:rPr>
                 <w:rFonts w:ascii="Arial" w:eastAsia="Times New Roman" w:hAnsi="Arial" w:cs="Arial"/>
@@ -5257,7 +4599,6 @@
               </w:rPr>
               <w:t>tipdoc_id</w:t>
             </w:r>
-            <w:proofErr w:type="spellEnd"/>
           </w:p>
         </w:tc>
         <w:tc>
@@ -5338,20 +4679,8 @@
                 <w:bdr w:val="none" w:sz="0" w:space="0" w:color="auto" w:frame="1"/>
                 <w:lang w:eastAsia="es-CO"/>
               </w:rPr>
-              <w:t xml:space="preserve">FK → </w:t>
-            </w:r>
-            <w:proofErr w:type="spellStart"/>
-            <w:r>
-              <w:rPr>
-                <w:rFonts w:ascii="Arial" w:eastAsia="Times New Roman" w:hAnsi="Arial" w:cs="Arial"/>
-                <w:color w:val="1F1F1F"/>
-                <w:sz w:val="22"/>
-                <w:bdr w:val="none" w:sz="0" w:space="0" w:color="auto" w:frame="1"/>
-                <w:lang w:eastAsia="es-CO"/>
-              </w:rPr>
-              <w:t>tipo_de_documento</w:t>
-            </w:r>
-            <w:proofErr w:type="spellEnd"/>
+              <w:t>FK → tipo_de_documento</w:t>
+            </w:r>
           </w:p>
         </w:tc>
         <w:tc>
@@ -5429,7 +4758,6 @@
                 <w:lang w:eastAsia="es-CO"/>
               </w:rPr>
             </w:pPr>
-            <w:proofErr w:type="spellStart"/>
             <w:r>
               <w:rPr>
                 <w:rFonts w:ascii="Arial" w:eastAsia="Times New Roman" w:hAnsi="Arial" w:cs="Arial"/>
@@ -5440,7 +4768,6 @@
               </w:rPr>
               <w:t>usu_activo</w:t>
             </w:r>
-            <w:proofErr w:type="spellEnd"/>
           </w:p>
         </w:tc>
         <w:tc>
@@ -5600,7 +4927,6 @@
                 <w:lang w:eastAsia="es-CO"/>
               </w:rPr>
             </w:pPr>
-            <w:proofErr w:type="spellStart"/>
             <w:r>
               <w:rPr>
                 <w:rFonts w:ascii="Arial" w:eastAsia="Times New Roman" w:hAnsi="Arial" w:cs="Arial"/>
@@ -5611,7 +4937,6 @@
               </w:rPr>
               <w:t>usu_origen</w:t>
             </w:r>
-            <w:proofErr w:type="spellEnd"/>
           </w:p>
         </w:tc>
         <w:tc>
@@ -5733,29 +5058,7 @@
                 <w:bdr w:val="none" w:sz="0" w:space="0" w:color="auto" w:frame="1"/>
                 <w:lang w:eastAsia="es-CO"/>
               </w:rPr>
-              <w:t>Origen del registro ('registro', 'formulario', '</w:t>
-            </w:r>
-            <w:proofErr w:type="spellStart"/>
-            <w:r>
-              <w:rPr>
-                <w:rFonts w:ascii="Arial" w:eastAsia="Times New Roman" w:hAnsi="Arial" w:cs="Arial"/>
-                <w:color w:val="1F1F1F"/>
-                <w:sz w:val="22"/>
-                <w:bdr w:val="none" w:sz="0" w:space="0" w:color="auto" w:frame="1"/>
-                <w:lang w:eastAsia="es-CO"/>
-              </w:rPr>
-              <w:t>admin</w:t>
-            </w:r>
-            <w:proofErr w:type="spellEnd"/>
-            <w:r>
-              <w:rPr>
-                <w:rFonts w:ascii="Arial" w:eastAsia="Times New Roman" w:hAnsi="Arial" w:cs="Arial"/>
-                <w:color w:val="1F1F1F"/>
-                <w:sz w:val="22"/>
-                <w:bdr w:val="none" w:sz="0" w:space="0" w:color="auto" w:frame="1"/>
-                <w:lang w:eastAsia="es-CO"/>
-              </w:rPr>
-              <w:t>')</w:t>
+              <w:t>Origen del registro ('registro', 'formulario', 'admin')</w:t>
             </w:r>
           </w:p>
         </w:tc>
@@ -5777,13 +5080,8 @@
         <w:pStyle w:val="Ttulo5"/>
       </w:pPr>
       <w:r>
-        <w:t xml:space="preserve">Tabla: </w:t>
-      </w:r>
-      <w:proofErr w:type="spellStart"/>
-      <w:r>
-        <w:t>tipo_de_documento</w:t>
-      </w:r>
-      <w:proofErr w:type="spellEnd"/>
+        <w:t>Tabla: tipo_de_documento</w:t>
+      </w:r>
     </w:p>
     <w:p>
       <w:pPr>
@@ -5826,25 +5124,7 @@
           <w:bCs/>
           <w:color w:val="000000"/>
         </w:rPr>
-        <w:t xml:space="preserve">Propósito: Referencia para el campo </w:t>
-      </w:r>
-      <w:proofErr w:type="spellStart"/>
-      <w:r>
-        <w:rPr>
-          <w:b/>
-          <w:bCs/>
-          <w:color w:val="000000"/>
-        </w:rPr>
-        <w:t>tipdoc_id</w:t>
-      </w:r>
-      <w:proofErr w:type="spellEnd"/>
-      <w:r>
-        <w:rPr>
-          <w:b/>
-          <w:bCs/>
-          <w:color w:val="000000"/>
-        </w:rPr>
-        <w:t xml:space="preserve"> de usuarios </w:t>
+        <w:t xml:space="preserve">Propósito: Referencia para el campo tipdoc_id de usuarios </w:t>
       </w:r>
     </w:p>
     <w:p>
@@ -5919,25 +5199,7 @@
           <w:bCs/>
           <w:color w:val="000000"/>
         </w:rPr>
-        <w:t xml:space="preserve">Propósito: Referencia para el campo </w:t>
-      </w:r>
-      <w:proofErr w:type="spellStart"/>
-      <w:r>
-        <w:rPr>
-          <w:b/>
-          <w:bCs/>
-          <w:color w:val="000000"/>
-        </w:rPr>
-        <w:t>rol_id</w:t>
-      </w:r>
-      <w:proofErr w:type="spellEnd"/>
-      <w:r>
-        <w:rPr>
-          <w:b/>
-          <w:bCs/>
-          <w:color w:val="000000"/>
-        </w:rPr>
-        <w:t xml:space="preserve"> de usuarios </w:t>
+        <w:t xml:space="preserve">Propósito: Referencia para el campo rol_id de usuarios </w:t>
       </w:r>
     </w:p>
     <w:p>
@@ -5981,13 +5243,8 @@
         <w:pStyle w:val="Ttulo5"/>
       </w:pPr>
       <w:r>
-        <w:t xml:space="preserve">Tabla: </w:t>
-      </w:r>
-      <w:proofErr w:type="spellStart"/>
-      <w:r>
-        <w:t>estado_pedido</w:t>
-      </w:r>
-      <w:proofErr w:type="spellEnd"/>
+        <w:t>Tabla: estado_pedido</w:t>
+      </w:r>
     </w:p>
     <w:p>
       <w:pPr>
@@ -6030,97 +5287,7 @@
           <w:color w:val="000000"/>
           <w:lang w:eastAsia="es-MX"/>
         </w:rPr>
-        <w:t xml:space="preserve">Estados: </w:t>
-      </w:r>
-      <w:proofErr w:type="spellStart"/>
-      <w:r>
-        <w:rPr>
-          <w:rFonts w:eastAsia="Times New Roman" w:cs="Times New Roman"/>
-          <w:color w:val="000000"/>
-          <w:lang w:eastAsia="es-MX"/>
-        </w:rPr>
-        <w:t>cotizacion_pendiente</w:t>
-      </w:r>
-      <w:proofErr w:type="spellEnd"/>
-      <w:r>
-        <w:rPr>
-          <w:rFonts w:eastAsia="Times New Roman" w:cs="Times New Roman"/>
-          <w:color w:val="000000"/>
-          <w:lang w:eastAsia="es-MX"/>
-        </w:rPr>
-        <w:t xml:space="preserve"> (1), </w:t>
-      </w:r>
-      <w:proofErr w:type="spellStart"/>
-      <w:r>
-        <w:rPr>
-          <w:rFonts w:eastAsia="Times New Roman" w:cs="Times New Roman"/>
-          <w:color w:val="000000"/>
-          <w:lang w:eastAsia="es-MX"/>
-        </w:rPr>
-        <w:t>pago_diseno_pendiente</w:t>
-      </w:r>
-      <w:proofErr w:type="spellEnd"/>
-      <w:r>
-        <w:rPr>
-          <w:rFonts w:eastAsia="Times New Roman" w:cs="Times New Roman"/>
-          <w:color w:val="000000"/>
-          <w:lang w:eastAsia="es-MX"/>
-        </w:rPr>
-        <w:t xml:space="preserve"> (2), </w:t>
-      </w:r>
-      <w:proofErr w:type="spellStart"/>
-      <w:r>
-        <w:rPr>
-          <w:rFonts w:eastAsia="Times New Roman" w:cs="Times New Roman"/>
-          <w:color w:val="000000"/>
-          <w:lang w:eastAsia="es-MX"/>
-        </w:rPr>
-        <w:t>diseno_en_proceso</w:t>
-      </w:r>
-      <w:proofErr w:type="spellEnd"/>
-      <w:r>
-        <w:rPr>
-          <w:rFonts w:eastAsia="Times New Roman" w:cs="Times New Roman"/>
-          <w:color w:val="000000"/>
-          <w:lang w:eastAsia="es-MX"/>
-        </w:rPr>
-        <w:t xml:space="preserve"> (3), </w:t>
-      </w:r>
-      <w:proofErr w:type="spellStart"/>
-      <w:r>
-        <w:rPr>
-          <w:rFonts w:eastAsia="Times New Roman" w:cs="Times New Roman"/>
-          <w:color w:val="000000"/>
-          <w:lang w:eastAsia="es-MX"/>
-        </w:rPr>
-        <w:t>diseno_aprobado</w:t>
-      </w:r>
-      <w:proofErr w:type="spellEnd"/>
-      <w:r>
-        <w:rPr>
-          <w:rFonts w:eastAsia="Times New Roman" w:cs="Times New Roman"/>
-          <w:color w:val="000000"/>
-          <w:lang w:eastAsia="es-MX"/>
-        </w:rPr>
-        <w:t xml:space="preserve"> (4), tallado (5), engaste (6), pulido (7), </w:t>
-      </w:r>
-      <w:proofErr w:type="spellStart"/>
-      <w:r>
-        <w:rPr>
-          <w:rFonts w:eastAsia="Times New Roman" w:cs="Times New Roman"/>
-          <w:color w:val="000000"/>
-          <w:lang w:eastAsia="es-MX"/>
-        </w:rPr>
-        <w:t>inspeccion_calidad</w:t>
-      </w:r>
-      <w:proofErr w:type="spellEnd"/>
-      <w:r>
-        <w:rPr>
-          <w:rFonts w:eastAsia="Times New Roman" w:cs="Times New Roman"/>
-          <w:color w:val="000000"/>
-          <w:lang w:eastAsia="es-MX"/>
-        </w:rPr>
-        <w:t xml:space="preserve"> (8), finalizado (9), cancelado (10) </w:t>
+        <w:t xml:space="preserve">Estados: cotizacion_pendiente (1), pago_diseno_pendiente (2), diseno_en_proceso (3), diseno_aprobado (4), tallado (5), engaste (6), pulido (7), inspeccion_calidad (8), finalizado (9), cancelado (10) </w:t>
       </w:r>
     </w:p>
     <w:p>
@@ -6142,25 +5309,7 @@
           <w:color w:val="000000"/>
           <w:lang w:eastAsia="es-MX"/>
         </w:rPr>
-        <w:t xml:space="preserve">Propósito: Referencia para el campo </w:t>
-      </w:r>
-      <w:proofErr w:type="spellStart"/>
-      <w:r>
-        <w:rPr>
-          <w:rFonts w:eastAsia="Times New Roman" w:cs="Times New Roman"/>
-          <w:color w:val="000000"/>
-          <w:lang w:eastAsia="es-MX"/>
-        </w:rPr>
-        <w:t>est_id</w:t>
-      </w:r>
-      <w:proofErr w:type="spellEnd"/>
-      <w:r>
-        <w:rPr>
-          <w:rFonts w:eastAsia="Times New Roman" w:cs="Times New Roman"/>
-          <w:color w:val="000000"/>
-          <w:lang w:eastAsia="es-MX"/>
-        </w:rPr>
-        <w:t xml:space="preserve"> de pedidos </w:t>
+        <w:t xml:space="preserve">Propósito: Referencia para el campo est_id de pedidos </w:t>
       </w:r>
     </w:p>
     <w:p>
@@ -6182,25 +5331,7 @@
           <w:color w:val="000000"/>
           <w:lang w:eastAsia="es-MX"/>
         </w:rPr>
-        <w:t xml:space="preserve">Estado: Ya insertada. Los estados informales de Excel deben mapearse a estos 10 </w:t>
-      </w:r>
-      <w:proofErr w:type="spellStart"/>
-      <w:r>
-        <w:rPr>
-          <w:rFonts w:eastAsia="Times New Roman" w:cs="Times New Roman"/>
-          <w:color w:val="000000"/>
-          <w:lang w:eastAsia="es-MX"/>
-        </w:rPr>
-        <w:t>est_id</w:t>
-      </w:r>
-      <w:proofErr w:type="spellEnd"/>
-      <w:r>
-        <w:rPr>
-          <w:rFonts w:eastAsia="Times New Roman" w:cs="Times New Roman"/>
-          <w:color w:val="000000"/>
-          <w:lang w:eastAsia="es-MX"/>
-        </w:rPr>
-        <w:t xml:space="preserve"> durante la migración.</w:t>
+        <w:t>Estado: Ya insertada. Los estados informales de Excel deben mapearse a estos 10 est_id durante la migración.</w:t>
       </w:r>
     </w:p>
     <w:p>
@@ -6458,7 +5589,6 @@
                 <w:lang w:eastAsia="es-CO"/>
               </w:rPr>
             </w:pPr>
-            <w:proofErr w:type="spellStart"/>
             <w:r>
               <w:rPr>
                 <w:rFonts w:eastAsia="Times New Roman" w:cs="Times New Roman"/>
@@ -6469,7 +5599,6 @@
               </w:rPr>
               <w:t>ped_id</w:t>
             </w:r>
-            <w:proofErr w:type="spellEnd"/>
           </w:p>
         </w:tc>
         <w:tc>
@@ -6629,7 +5758,6 @@
                 <w:lang w:eastAsia="es-CO"/>
               </w:rPr>
             </w:pPr>
-            <w:proofErr w:type="spellStart"/>
             <w:r>
               <w:rPr>
                 <w:rFonts w:eastAsia="Times New Roman" w:cs="Times New Roman"/>
@@ -6640,7 +5768,6 @@
               </w:rPr>
               <w:t>ped_codigo</w:t>
             </w:r>
-            <w:proofErr w:type="spellEnd"/>
           </w:p>
         </w:tc>
         <w:tc>
@@ -6672,7 +5799,6 @@
                 <w:lang w:eastAsia="es-CO"/>
               </w:rPr>
             </w:pPr>
-            <w:proofErr w:type="gramStart"/>
             <w:r>
               <w:rPr>
                 <w:rFonts w:eastAsia="Times New Roman" w:cs="Times New Roman"/>
@@ -6681,18 +5807,7 @@
                 <w:bdr w:val="none" w:sz="0" w:space="0" w:color="auto" w:frame="1"/>
                 <w:lang w:eastAsia="es-CO"/>
               </w:rPr>
-              <w:t>VARCHAR(</w:t>
-            </w:r>
-            <w:proofErr w:type="gramEnd"/>
-            <w:r>
-              <w:rPr>
-                <w:rFonts w:eastAsia="Times New Roman" w:cs="Times New Roman"/>
-                <w:color w:val="1F1F1F"/>
-                <w:sz w:val="22"/>
-                <w:bdr w:val="none" w:sz="0" w:space="0" w:color="auto" w:frame="1"/>
-                <w:lang w:eastAsia="es-CO"/>
-              </w:rPr>
-              <w:t>100)</w:t>
+              <w:t>VARCHAR(100)</w:t>
             </w:r>
           </w:p>
         </w:tc>
@@ -6812,7 +5927,6 @@
                 <w:lang w:eastAsia="es-CO"/>
               </w:rPr>
             </w:pPr>
-            <w:proofErr w:type="spellStart"/>
             <w:r>
               <w:rPr>
                 <w:rFonts w:eastAsia="Times New Roman" w:cs="Times New Roman"/>
@@ -6823,7 +5937,6 @@
               </w:rPr>
               <w:t>ped_fecha_creacion</w:t>
             </w:r>
-            <w:proofErr w:type="spellEnd"/>
           </w:p>
         </w:tc>
         <w:tc>
@@ -6904,29 +6017,7 @@
                 <w:bdr w:val="none" w:sz="0" w:space="0" w:color="auto" w:frame="1"/>
                 <w:lang w:eastAsia="es-CO"/>
               </w:rPr>
-              <w:t xml:space="preserve">NOT NULL, DEFAULT </w:t>
-            </w:r>
-            <w:proofErr w:type="gramStart"/>
-            <w:r>
-              <w:rPr>
-                <w:rFonts w:eastAsia="Times New Roman" w:cs="Times New Roman"/>
-                <w:color w:val="1F1F1F"/>
-                <w:sz w:val="22"/>
-                <w:bdr w:val="none" w:sz="0" w:space="0" w:color="auto" w:frame="1"/>
-                <w:lang w:eastAsia="es-CO"/>
-              </w:rPr>
-              <w:t>NOW(</w:t>
-            </w:r>
-            <w:proofErr w:type="gramEnd"/>
-            <w:r>
-              <w:rPr>
-                <w:rFonts w:eastAsia="Times New Roman" w:cs="Times New Roman"/>
-                <w:color w:val="1F1F1F"/>
-                <w:sz w:val="22"/>
-                <w:bdr w:val="none" w:sz="0" w:space="0" w:color="auto" w:frame="1"/>
-                <w:lang w:eastAsia="es-CO"/>
-              </w:rPr>
-              <w:t>)</w:t>
+              <w:t>NOT NULL, DEFAULT NOW()</w:t>
             </w:r>
           </w:p>
         </w:tc>
@@ -7005,7 +6096,6 @@
                 <w:lang w:eastAsia="es-CO"/>
               </w:rPr>
             </w:pPr>
-            <w:proofErr w:type="spellStart"/>
             <w:r>
               <w:rPr>
                 <w:rFonts w:eastAsia="Times New Roman" w:cs="Times New Roman"/>
@@ -7017,7 +6107,6 @@
               <w:lastRenderedPageBreak/>
               <w:t>ped_comentarios</w:t>
             </w:r>
-            <w:proofErr w:type="spellEnd"/>
           </w:p>
         </w:tc>
         <w:tc>
@@ -7049,7 +6138,6 @@
                 <w:lang w:eastAsia="es-CO"/>
               </w:rPr>
             </w:pPr>
-            <w:proofErr w:type="gramStart"/>
             <w:r>
               <w:rPr>
                 <w:rFonts w:eastAsia="Times New Roman" w:cs="Times New Roman"/>
@@ -7058,18 +6146,7 @@
                 <w:bdr w:val="none" w:sz="0" w:space="0" w:color="auto" w:frame="1"/>
                 <w:lang w:eastAsia="es-CO"/>
               </w:rPr>
-              <w:t>VARCHAR(</w:t>
-            </w:r>
-            <w:proofErr w:type="gramEnd"/>
-            <w:r>
-              <w:rPr>
-                <w:rFonts w:eastAsia="Times New Roman" w:cs="Times New Roman"/>
-                <w:color w:val="1F1F1F"/>
-                <w:sz w:val="22"/>
-                <w:bdr w:val="none" w:sz="0" w:space="0" w:color="auto" w:frame="1"/>
-                <w:lang w:eastAsia="es-CO"/>
-              </w:rPr>
-              <w:t>250)</w:t>
+              <w:t>VARCHAR(250)</w:t>
             </w:r>
           </w:p>
         </w:tc>
@@ -7189,7 +6266,6 @@
                 <w:lang w:eastAsia="es-CO"/>
               </w:rPr>
             </w:pPr>
-            <w:proofErr w:type="spellStart"/>
             <w:r>
               <w:rPr>
                 <w:rFonts w:eastAsia="Times New Roman" w:cs="Times New Roman"/>
@@ -7200,7 +6276,6 @@
               </w:rPr>
               <w:t>ped_identificador_cliente</w:t>
             </w:r>
-            <w:proofErr w:type="spellEnd"/>
           </w:p>
         </w:tc>
         <w:tc>
@@ -7232,7 +6307,6 @@
                 <w:lang w:eastAsia="es-CO"/>
               </w:rPr>
             </w:pPr>
-            <w:proofErr w:type="gramStart"/>
             <w:r>
               <w:rPr>
                 <w:rFonts w:eastAsia="Times New Roman" w:cs="Times New Roman"/>
@@ -7241,9 +6315,39 @@
                 <w:bdr w:val="none" w:sz="0" w:space="0" w:color="auto" w:frame="1"/>
                 <w:lang w:eastAsia="es-CO"/>
               </w:rPr>
-              <w:t>VARCHAR(</w:t>
-            </w:r>
-            <w:proofErr w:type="gramEnd"/>
+              <w:t>VARCHAR(150)</w:t>
+            </w:r>
+          </w:p>
+        </w:tc>
+        <w:tc>
+          <w:tcPr>
+            <w:tcW w:w="0" w:type="auto"/>
+            <w:tcBorders>
+              <w:top w:val="single" w:sz="6" w:space="0" w:color="auto"/>
+              <w:left w:val="single" w:sz="6" w:space="0" w:color="auto"/>
+              <w:bottom w:val="single" w:sz="6" w:space="0" w:color="auto"/>
+              <w:right w:val="single" w:sz="6" w:space="0" w:color="auto"/>
+            </w:tcBorders>
+            <w:tcMar>
+              <w:top w:w="120" w:type="dxa"/>
+              <w:left w:w="180" w:type="dxa"/>
+              <w:bottom w:w="120" w:type="dxa"/>
+              <w:right w:w="180" w:type="dxa"/>
+            </w:tcMar>
+            <w:vAlign w:val="center"/>
+            <w:hideMark/>
+          </w:tcPr>
+          <w:p>
+            <w:pPr>
+              <w:spacing w:line="240" w:lineRule="auto"/>
+              <w:ind w:firstLine="0"/>
+              <w:rPr>
+                <w:rFonts w:eastAsia="Times New Roman" w:cs="Times New Roman"/>
+                <w:color w:val="1F1F1F"/>
+                <w:sz w:val="22"/>
+                <w:lang w:eastAsia="es-CO"/>
+              </w:rPr>
+            </w:pPr>
             <w:r>
               <w:rPr>
                 <w:rFonts w:eastAsia="Times New Roman" w:cs="Times New Roman"/>
@@ -7252,7 +6356,7 @@
                 <w:bdr w:val="none" w:sz="0" w:space="0" w:color="auto" w:frame="1"/>
                 <w:lang w:eastAsia="es-CO"/>
               </w:rPr>
-              <w:t>150)</w:t>
+              <w:t>NULL</w:t>
             </w:r>
           </w:p>
         </w:tc>
@@ -7293,70 +6397,7 @@
                 <w:bdr w:val="none" w:sz="0" w:space="0" w:color="auto" w:frame="1"/>
                 <w:lang w:eastAsia="es-CO"/>
               </w:rPr>
-              <w:t>NULL</w:t>
-            </w:r>
-          </w:p>
-        </w:tc>
-        <w:tc>
-          <w:tcPr>
-            <w:tcW w:w="0" w:type="auto"/>
-            <w:tcBorders>
-              <w:top w:val="single" w:sz="6" w:space="0" w:color="auto"/>
-              <w:left w:val="single" w:sz="6" w:space="0" w:color="auto"/>
-              <w:bottom w:val="single" w:sz="6" w:space="0" w:color="auto"/>
-              <w:right w:val="single" w:sz="6" w:space="0" w:color="auto"/>
-            </w:tcBorders>
-            <w:tcMar>
-              <w:top w:w="120" w:type="dxa"/>
-              <w:left w:w="180" w:type="dxa"/>
-              <w:bottom w:w="120" w:type="dxa"/>
-              <w:right w:w="180" w:type="dxa"/>
-            </w:tcMar>
-            <w:vAlign w:val="center"/>
-            <w:hideMark/>
-          </w:tcPr>
-          <w:p>
-            <w:pPr>
-              <w:spacing w:line="240" w:lineRule="auto"/>
-              <w:ind w:firstLine="0"/>
-              <w:rPr>
-                <w:rFonts w:eastAsia="Times New Roman" w:cs="Times New Roman"/>
-                <w:color w:val="1F1F1F"/>
-                <w:sz w:val="22"/>
-                <w:lang w:eastAsia="es-CO"/>
-              </w:rPr>
-            </w:pPr>
-            <w:r>
-              <w:rPr>
-                <w:rFonts w:eastAsia="Times New Roman" w:cs="Times New Roman"/>
-                <w:color w:val="1F1F1F"/>
-                <w:sz w:val="22"/>
-                <w:bdr w:val="none" w:sz="0" w:space="0" w:color="auto" w:frame="1"/>
-                <w:lang w:eastAsia="es-CO"/>
-              </w:rPr>
-              <w:t>Nombre/</w:t>
-            </w:r>
-            <w:proofErr w:type="spellStart"/>
-            <w:r>
-              <w:rPr>
-                <w:rFonts w:eastAsia="Times New Roman" w:cs="Times New Roman"/>
-                <w:color w:val="1F1F1F"/>
-                <w:sz w:val="22"/>
-                <w:bdr w:val="none" w:sz="0" w:space="0" w:color="auto" w:frame="1"/>
-                <w:lang w:eastAsia="es-CO"/>
-              </w:rPr>
-              <w:t>tel</w:t>
-            </w:r>
-            <w:proofErr w:type="spellEnd"/>
-            <w:r>
-              <w:rPr>
-                <w:rFonts w:eastAsia="Times New Roman" w:cs="Times New Roman"/>
-                <w:color w:val="1F1F1F"/>
-                <w:sz w:val="22"/>
-                <w:bdr w:val="none" w:sz="0" w:space="0" w:color="auto" w:frame="1"/>
-                <w:lang w:eastAsia="es-CO"/>
-              </w:rPr>
-              <w:t xml:space="preserve"> si no hay usuario</w:t>
+              <w:t>Nombre/tel si no hay usuario</w:t>
             </w:r>
           </w:p>
         </w:tc>
@@ -7394,7 +6435,6 @@
                 <w:lang w:eastAsia="es-CO"/>
               </w:rPr>
             </w:pPr>
-            <w:proofErr w:type="spellStart"/>
             <w:r>
               <w:rPr>
                 <w:rFonts w:eastAsia="Times New Roman" w:cs="Times New Roman"/>
@@ -7405,7 +6445,6 @@
               </w:rPr>
               <w:t>est_id</w:t>
             </w:r>
-            <w:proofErr w:type="spellEnd"/>
           </w:p>
         </w:tc>
         <w:tc>
@@ -7486,20 +6525,8 @@
                 <w:bdr w:val="none" w:sz="0" w:space="0" w:color="auto" w:frame="1"/>
                 <w:lang w:eastAsia="es-CO"/>
               </w:rPr>
-              <w:t xml:space="preserve">FK → </w:t>
-            </w:r>
-            <w:proofErr w:type="spellStart"/>
-            <w:r>
-              <w:rPr>
-                <w:rFonts w:eastAsia="Times New Roman" w:cs="Times New Roman"/>
-                <w:color w:val="1F1F1F"/>
-                <w:sz w:val="22"/>
-                <w:bdr w:val="none" w:sz="0" w:space="0" w:color="auto" w:frame="1"/>
-                <w:lang w:eastAsia="es-CO"/>
-              </w:rPr>
-              <w:t>estado_pedido</w:t>
-            </w:r>
-            <w:proofErr w:type="spellEnd"/>
+              <w:t>FK → estado_pedido</w:t>
+            </w:r>
           </w:p>
         </w:tc>
         <w:tc>
@@ -7577,7 +6604,6 @@
                 <w:lang w:eastAsia="es-CO"/>
               </w:rPr>
             </w:pPr>
-            <w:proofErr w:type="spellStart"/>
             <w:r>
               <w:rPr>
                 <w:rFonts w:eastAsia="Times New Roman" w:cs="Times New Roman"/>
@@ -7588,7 +6614,6 @@
               </w:rPr>
               <w:t>per_id</w:t>
             </w:r>
-            <w:proofErr w:type="spellEnd"/>
           </w:p>
         </w:tc>
         <w:tc>
@@ -7669,29 +6694,7 @@
                 <w:bdr w:val="none" w:sz="0" w:space="0" w:color="auto" w:frame="1"/>
                 <w:lang w:eastAsia="es-CO"/>
               </w:rPr>
-              <w:t xml:space="preserve">FK → </w:t>
-            </w:r>
-            <w:proofErr w:type="spellStart"/>
-            <w:r>
-              <w:rPr>
-                <w:rFonts w:eastAsia="Times New Roman" w:cs="Times New Roman"/>
-                <w:color w:val="1F1F1F"/>
-                <w:sz w:val="22"/>
-                <w:bdr w:val="none" w:sz="0" w:space="0" w:color="auto" w:frame="1"/>
-                <w:lang w:eastAsia="es-CO"/>
-              </w:rPr>
-              <w:t>personalizacion</w:t>
-            </w:r>
-            <w:proofErr w:type="spellEnd"/>
-            <w:r>
-              <w:rPr>
-                <w:rFonts w:eastAsia="Times New Roman" w:cs="Times New Roman"/>
-                <w:color w:val="1F1F1F"/>
-                <w:sz w:val="22"/>
-                <w:bdr w:val="none" w:sz="0" w:space="0" w:color="auto" w:frame="1"/>
-                <w:lang w:eastAsia="es-CO"/>
-              </w:rPr>
-              <w:t>, NULL</w:t>
+              <w:t>FK → personalizacion, NULL</w:t>
             </w:r>
           </w:p>
         </w:tc>
@@ -7770,7 +6773,6 @@
                 <w:lang w:eastAsia="es-CO"/>
               </w:rPr>
             </w:pPr>
-            <w:proofErr w:type="spellStart"/>
             <w:r>
               <w:rPr>
                 <w:rFonts w:eastAsia="Times New Roman" w:cs="Times New Roman"/>
@@ -7781,7 +6783,6 @@
               </w:rPr>
               <w:t>con_id</w:t>
             </w:r>
-            <w:proofErr w:type="spellEnd"/>
           </w:p>
         </w:tc>
         <w:tc>
@@ -7862,29 +6863,7 @@
                 <w:bdr w:val="none" w:sz="0" w:space="0" w:color="auto" w:frame="1"/>
                 <w:lang w:eastAsia="es-CO"/>
               </w:rPr>
-              <w:t xml:space="preserve">FK → </w:t>
-            </w:r>
-            <w:proofErr w:type="spellStart"/>
-            <w:r>
-              <w:rPr>
-                <w:rFonts w:eastAsia="Times New Roman" w:cs="Times New Roman"/>
-                <w:color w:val="1F1F1F"/>
-                <w:sz w:val="22"/>
-                <w:bdr w:val="none" w:sz="0" w:space="0" w:color="auto" w:frame="1"/>
-                <w:lang w:eastAsia="es-CO"/>
-              </w:rPr>
-              <w:t>contacto_formulario</w:t>
-            </w:r>
-            <w:proofErr w:type="spellEnd"/>
-            <w:r>
-              <w:rPr>
-                <w:rFonts w:eastAsia="Times New Roman" w:cs="Times New Roman"/>
-                <w:color w:val="1F1F1F"/>
-                <w:sz w:val="22"/>
-                <w:bdr w:val="none" w:sz="0" w:space="0" w:color="auto" w:frame="1"/>
-                <w:lang w:eastAsia="es-CO"/>
-              </w:rPr>
-              <w:t>, NULL</w:t>
+              <w:t>FK → contacto_formulario, NULL</w:t>
             </w:r>
           </w:p>
         </w:tc>
@@ -7963,7 +6942,6 @@
                 <w:lang w:eastAsia="es-CO"/>
               </w:rPr>
             </w:pPr>
-            <w:proofErr w:type="spellStart"/>
             <w:r>
               <w:rPr>
                 <w:rFonts w:eastAsia="Times New Roman" w:cs="Times New Roman"/>
@@ -7974,7 +6952,6 @@
               </w:rPr>
               <w:t>ses_id</w:t>
             </w:r>
-            <w:proofErr w:type="spellEnd"/>
           </w:p>
         </w:tc>
         <w:tc>
@@ -8055,29 +7032,7 @@
                 <w:bdr w:val="none" w:sz="0" w:space="0" w:color="auto" w:frame="1"/>
                 <w:lang w:eastAsia="es-CO"/>
               </w:rPr>
-              <w:t xml:space="preserve">FK → </w:t>
-            </w:r>
-            <w:proofErr w:type="spellStart"/>
-            <w:r>
-              <w:rPr>
-                <w:rFonts w:eastAsia="Times New Roman" w:cs="Times New Roman"/>
-                <w:color w:val="1F1F1F"/>
-                <w:sz w:val="22"/>
-                <w:bdr w:val="none" w:sz="0" w:space="0" w:color="auto" w:frame="1"/>
-                <w:lang w:eastAsia="es-CO"/>
-              </w:rPr>
-              <w:t>sesion_anonima</w:t>
-            </w:r>
-            <w:proofErr w:type="spellEnd"/>
-            <w:r>
-              <w:rPr>
-                <w:rFonts w:eastAsia="Times New Roman" w:cs="Times New Roman"/>
-                <w:color w:val="1F1F1F"/>
-                <w:sz w:val="22"/>
-                <w:bdr w:val="none" w:sz="0" w:space="0" w:color="auto" w:frame="1"/>
-                <w:lang w:eastAsia="es-CO"/>
-              </w:rPr>
-              <w:t>, NULL</w:t>
+              <w:t>FK → sesion_anonima, NULL</w:t>
             </w:r>
           </w:p>
         </w:tc>
@@ -8156,7 +7111,6 @@
                 <w:lang w:eastAsia="es-CO"/>
               </w:rPr>
             </w:pPr>
-            <w:proofErr w:type="spellStart"/>
             <w:r>
               <w:rPr>
                 <w:rFonts w:eastAsia="Times New Roman" w:cs="Times New Roman"/>
@@ -8167,7 +7121,6 @@
               </w:rPr>
               <w:t>usu_id_cliente</w:t>
             </w:r>
-            <w:proofErr w:type="spellEnd"/>
           </w:p>
         </w:tc>
         <w:tc>
@@ -8327,7 +7280,6 @@
                 <w:lang w:eastAsia="es-CO"/>
               </w:rPr>
             </w:pPr>
-            <w:proofErr w:type="spellStart"/>
             <w:r>
               <w:rPr>
                 <w:rFonts w:eastAsia="Times New Roman" w:cs="Times New Roman"/>
@@ -8338,7 +7290,6 @@
               </w:rPr>
               <w:t>usu_id_empleado</w:t>
             </w:r>
-            <w:proofErr w:type="spellEnd"/>
           </w:p>
         </w:tc>
         <w:tc>
@@ -8489,17 +7440,8 @@
           <w:rFonts w:eastAsia="Times New Roman"/>
           <w:lang w:eastAsia="es-MX"/>
         </w:rPr>
-        <w:t xml:space="preserve">Tabla: </w:t>
-      </w:r>
-      <w:proofErr w:type="spellStart"/>
-      <w:r>
-        <w:rPr>
-          <w:rFonts w:eastAsia="Times New Roman"/>
-          <w:lang w:eastAsia="es-MX"/>
-        </w:rPr>
-        <w:t>historial_estado_pedido</w:t>
-      </w:r>
-      <w:proofErr w:type="spellEnd"/>
+        <w:t>Tabla: historial_estado_pedido</w:t>
+      </w:r>
     </w:p>
     <w:tbl>
       <w:tblPr>
@@ -8728,7 +7670,6 @@
                 <w:lang w:eastAsia="es-CO"/>
               </w:rPr>
             </w:pPr>
-            <w:proofErr w:type="spellStart"/>
             <w:r>
               <w:rPr>
                 <w:rFonts w:eastAsia="Times New Roman" w:cs="Times New Roman"/>
@@ -8739,7 +7680,6 @@
               </w:rPr>
               <w:t>his_id</w:t>
             </w:r>
-            <w:proofErr w:type="spellEnd"/>
           </w:p>
         </w:tc>
         <w:tc>
@@ -8899,7 +7839,6 @@
                 <w:lang w:eastAsia="es-CO"/>
               </w:rPr>
             </w:pPr>
-            <w:proofErr w:type="spellStart"/>
             <w:r>
               <w:rPr>
                 <w:rFonts w:eastAsia="Times New Roman" w:cs="Times New Roman"/>
@@ -8910,7 +7849,6 @@
               </w:rPr>
               <w:t>ped_id</w:t>
             </w:r>
-            <w:proofErr w:type="spellEnd"/>
           </w:p>
         </w:tc>
         <w:tc>
@@ -8991,51 +7929,7 @@
                 <w:bdr w:val="none" w:sz="0" w:space="0" w:color="auto" w:frame="1"/>
                 <w:lang w:val="en-US" w:eastAsia="es-CO"/>
               </w:rPr>
-              <w:t xml:space="preserve">FK → </w:t>
-            </w:r>
-            <w:proofErr w:type="spellStart"/>
-            <w:r>
-              <w:rPr>
-                <w:rFonts w:eastAsia="Times New Roman" w:cs="Times New Roman"/>
-                <w:color w:val="1F1F1F"/>
-                <w:sz w:val="22"/>
-                <w:bdr w:val="none" w:sz="0" w:space="0" w:color="auto" w:frame="1"/>
-                <w:lang w:val="en-US" w:eastAsia="es-CO"/>
-              </w:rPr>
-              <w:t>pedido</w:t>
-            </w:r>
-            <w:proofErr w:type="spellEnd"/>
-            <w:r>
-              <w:rPr>
-                <w:rFonts w:eastAsia="Times New Roman" w:cs="Times New Roman"/>
-                <w:color w:val="1F1F1F"/>
-                <w:sz w:val="22"/>
-                <w:bdr w:val="none" w:sz="0" w:space="0" w:color="auto" w:frame="1"/>
-                <w:lang w:val="en-US" w:eastAsia="es-CO"/>
-              </w:rPr>
-              <w:t>(</w:t>
-            </w:r>
-            <w:proofErr w:type="spellStart"/>
-            <w:r>
-              <w:rPr>
-                <w:rFonts w:eastAsia="Times New Roman" w:cs="Times New Roman"/>
-                <w:color w:val="1F1F1F"/>
-                <w:sz w:val="22"/>
-                <w:bdr w:val="none" w:sz="0" w:space="0" w:color="auto" w:frame="1"/>
-                <w:lang w:val="en-US" w:eastAsia="es-CO"/>
-              </w:rPr>
-              <w:t>ped_id</w:t>
-            </w:r>
-            <w:proofErr w:type="spellEnd"/>
-            <w:r>
-              <w:rPr>
-                <w:rFonts w:eastAsia="Times New Roman" w:cs="Times New Roman"/>
-                <w:color w:val="1F1F1F"/>
-                <w:sz w:val="22"/>
-                <w:bdr w:val="none" w:sz="0" w:space="0" w:color="auto" w:frame="1"/>
-                <w:lang w:val="en-US" w:eastAsia="es-CO"/>
-              </w:rPr>
-              <w:t>) NOT NULL, ON DELETE CASCADE</w:t>
+              <w:t>FK → pedido(ped_id) NOT NULL, ON DELETE CASCADE</w:t>
             </w:r>
           </w:p>
         </w:tc>
@@ -9114,7 +8008,6 @@
                 <w:lang w:eastAsia="es-CO"/>
               </w:rPr>
             </w:pPr>
-            <w:proofErr w:type="spellStart"/>
             <w:r>
               <w:rPr>
                 <w:rFonts w:eastAsia="Times New Roman" w:cs="Times New Roman"/>
@@ -9125,7 +8018,6 @@
               </w:rPr>
               <w:t>est_id</w:t>
             </w:r>
-            <w:proofErr w:type="spellEnd"/>
           </w:p>
         </w:tc>
         <w:tc>
@@ -9206,29 +8098,7 @@
                 <w:bdr w:val="none" w:sz="0" w:space="0" w:color="auto" w:frame="1"/>
                 <w:lang w:eastAsia="es-CO"/>
               </w:rPr>
-              <w:t xml:space="preserve">FK → </w:t>
-            </w:r>
-            <w:proofErr w:type="spellStart"/>
-            <w:r>
-              <w:rPr>
-                <w:rFonts w:eastAsia="Times New Roman" w:cs="Times New Roman"/>
-                <w:color w:val="1F1F1F"/>
-                <w:sz w:val="22"/>
-                <w:bdr w:val="none" w:sz="0" w:space="0" w:color="auto" w:frame="1"/>
-                <w:lang w:eastAsia="es-CO"/>
-              </w:rPr>
-              <w:t>estado_pedido</w:t>
-            </w:r>
-            <w:proofErr w:type="spellEnd"/>
-            <w:r>
-              <w:rPr>
-                <w:rFonts w:eastAsia="Times New Roman" w:cs="Times New Roman"/>
-                <w:color w:val="1F1F1F"/>
-                <w:sz w:val="22"/>
-                <w:bdr w:val="none" w:sz="0" w:space="0" w:color="auto" w:frame="1"/>
-                <w:lang w:eastAsia="es-CO"/>
-              </w:rPr>
-              <w:t xml:space="preserve"> NOT NULL</w:t>
+              <w:t>FK → estado_pedido NOT NULL</w:t>
             </w:r>
           </w:p>
         </w:tc>
@@ -9307,7 +8177,6 @@
                 <w:lang w:eastAsia="es-CO"/>
               </w:rPr>
             </w:pPr>
-            <w:proofErr w:type="spellStart"/>
             <w:r>
               <w:rPr>
                 <w:rFonts w:eastAsia="Times New Roman" w:cs="Times New Roman"/>
@@ -9318,7 +8187,6 @@
               </w:rPr>
               <w:t>his_fecha_cambio</w:t>
             </w:r>
-            <w:proofErr w:type="spellEnd"/>
           </w:p>
         </w:tc>
         <w:tc>
@@ -9399,29 +8267,7 @@
                 <w:bdr w:val="none" w:sz="0" w:space="0" w:color="auto" w:frame="1"/>
                 <w:lang w:eastAsia="es-CO"/>
               </w:rPr>
-              <w:t xml:space="preserve">NOT NULL, DEFAULT </w:t>
-            </w:r>
-            <w:proofErr w:type="gramStart"/>
-            <w:r>
-              <w:rPr>
-                <w:rFonts w:eastAsia="Times New Roman" w:cs="Times New Roman"/>
-                <w:color w:val="1F1F1F"/>
-                <w:sz w:val="22"/>
-                <w:bdr w:val="none" w:sz="0" w:space="0" w:color="auto" w:frame="1"/>
-                <w:lang w:eastAsia="es-CO"/>
-              </w:rPr>
-              <w:t>NOW(</w:t>
-            </w:r>
-            <w:proofErr w:type="gramEnd"/>
-            <w:r>
-              <w:rPr>
-                <w:rFonts w:eastAsia="Times New Roman" w:cs="Times New Roman"/>
-                <w:color w:val="1F1F1F"/>
-                <w:sz w:val="22"/>
-                <w:bdr w:val="none" w:sz="0" w:space="0" w:color="auto" w:frame="1"/>
-                <w:lang w:eastAsia="es-CO"/>
-              </w:rPr>
-              <w:t>)</w:t>
+              <w:t>NOT NULL, DEFAULT NOW()</w:t>
             </w:r>
           </w:p>
         </w:tc>
@@ -9500,7 +8346,6 @@
                 <w:lang w:eastAsia="es-CO"/>
               </w:rPr>
             </w:pPr>
-            <w:proofErr w:type="spellStart"/>
             <w:r>
               <w:rPr>
                 <w:rFonts w:eastAsia="Times New Roman" w:cs="Times New Roman"/>
@@ -9512,7 +8357,6 @@
               <w:lastRenderedPageBreak/>
               <w:t>his_comentarios</w:t>
             </w:r>
-            <w:proofErr w:type="spellEnd"/>
           </w:p>
         </w:tc>
         <w:tc>
@@ -9672,7 +8516,6 @@
                 <w:lang w:eastAsia="es-CO"/>
               </w:rPr>
             </w:pPr>
-            <w:proofErr w:type="spellStart"/>
             <w:r>
               <w:rPr>
                 <w:rFonts w:eastAsia="Times New Roman" w:cs="Times New Roman"/>
@@ -9683,7 +8526,6 @@
               </w:rPr>
               <w:t>his_imagen</w:t>
             </w:r>
-            <w:proofErr w:type="spellEnd"/>
           </w:p>
         </w:tc>
         <w:tc>
@@ -9715,7 +8557,6 @@
                 <w:lang w:eastAsia="es-CO"/>
               </w:rPr>
             </w:pPr>
-            <w:proofErr w:type="gramStart"/>
             <w:r>
               <w:rPr>
                 <w:rFonts w:eastAsia="Times New Roman" w:cs="Times New Roman"/>
@@ -9724,18 +8565,7 @@
                 <w:bdr w:val="none" w:sz="0" w:space="0" w:color="auto" w:frame="1"/>
                 <w:lang w:eastAsia="es-CO"/>
               </w:rPr>
-              <w:t>VARCHAR(</w:t>
-            </w:r>
-            <w:proofErr w:type="gramEnd"/>
-            <w:r>
-              <w:rPr>
-                <w:rFonts w:eastAsia="Times New Roman" w:cs="Times New Roman"/>
-                <w:color w:val="1F1F1F"/>
-                <w:sz w:val="22"/>
-                <w:bdr w:val="none" w:sz="0" w:space="0" w:color="auto" w:frame="1"/>
-                <w:lang w:eastAsia="es-CO"/>
-              </w:rPr>
-              <w:t>250)</w:t>
+              <w:t>VARCHAR(250)</w:t>
             </w:r>
           </w:p>
         </w:tc>
@@ -9855,7 +8685,6 @@
                 <w:lang w:eastAsia="es-CO"/>
               </w:rPr>
             </w:pPr>
-            <w:proofErr w:type="spellStart"/>
             <w:r>
               <w:rPr>
                 <w:rFonts w:eastAsia="Times New Roman" w:cs="Times New Roman"/>
@@ -9866,7 +8695,6 @@
               </w:rPr>
               <w:t>usu_id_responsable</w:t>
             </w:r>
-            <w:proofErr w:type="spellEnd"/>
           </w:p>
         </w:tc>
         <w:tc>
@@ -10238,7 +9066,6 @@
                 <w:lang w:eastAsia="es-MX"/>
               </w:rPr>
             </w:pPr>
-            <w:proofErr w:type="spellStart"/>
             <w:r>
               <w:rPr>
                 <w:rFonts w:eastAsia="Times New Roman" w:cs="Times New Roman"/>
@@ -10248,7 +9075,6 @@
               </w:rPr>
               <w:t>ren_id</w:t>
             </w:r>
-            <w:proofErr w:type="spellEnd"/>
           </w:p>
         </w:tc>
         <w:tc>
@@ -10401,7 +9227,6 @@
                 <w:lang w:eastAsia="es-MX"/>
               </w:rPr>
             </w:pPr>
-            <w:proofErr w:type="spellStart"/>
             <w:r>
               <w:rPr>
                 <w:rFonts w:eastAsia="Times New Roman" w:cs="Times New Roman"/>
@@ -10411,7 +9236,6 @@
               </w:rPr>
               <w:t>ren_imagen</w:t>
             </w:r>
-            <w:proofErr w:type="spellEnd"/>
           </w:p>
         </w:tc>
         <w:tc>
@@ -10442,7 +9266,6 @@
                 <w:lang w:eastAsia="es-MX"/>
               </w:rPr>
             </w:pPr>
-            <w:proofErr w:type="gramStart"/>
             <w:r>
               <w:rPr>
                 <w:rFonts w:eastAsia="Times New Roman" w:cs="Times New Roman"/>
@@ -10450,115 +9273,85 @@
                 <w:sz w:val="22"/>
                 <w:lang w:eastAsia="es-MX"/>
               </w:rPr>
-              <w:t>VARCHAR(</w:t>
-            </w:r>
-            <w:proofErr w:type="gramEnd"/>
-            <w:r>
+              <w:t>VARCHAR(100)</w:t>
+            </w:r>
+          </w:p>
+        </w:tc>
+        <w:tc>
+          <w:tcPr>
+            <w:tcW w:w="0" w:type="auto"/>
+            <w:tcBorders>
+              <w:top w:val="single" w:sz="6" w:space="0" w:color="auto"/>
+              <w:left w:val="single" w:sz="6" w:space="0" w:color="auto"/>
+              <w:bottom w:val="single" w:sz="6" w:space="0" w:color="auto"/>
+              <w:right w:val="single" w:sz="6" w:space="0" w:color="auto"/>
+            </w:tcBorders>
+            <w:tcMar>
+              <w:top w:w="120" w:type="dxa"/>
+              <w:left w:w="180" w:type="dxa"/>
+              <w:bottom w:w="120" w:type="dxa"/>
+              <w:right w:w="180" w:type="dxa"/>
+            </w:tcMar>
+            <w:vAlign w:val="center"/>
+            <w:hideMark/>
+          </w:tcPr>
+          <w:p>
+            <w:pPr>
+              <w:ind w:firstLine="0"/>
               <w:rPr>
                 <w:rFonts w:eastAsia="Times New Roman" w:cs="Times New Roman"/>
                 <w:color w:val="000000"/>
                 <w:sz w:val="22"/>
                 <w:lang w:eastAsia="es-MX"/>
               </w:rPr>
-              <w:t>100)</w:t>
-            </w:r>
-          </w:p>
-        </w:tc>
-        <w:tc>
-          <w:tcPr>
-            <w:tcW w:w="0" w:type="auto"/>
-            <w:tcBorders>
-              <w:top w:val="single" w:sz="6" w:space="0" w:color="auto"/>
-              <w:left w:val="single" w:sz="6" w:space="0" w:color="auto"/>
-              <w:bottom w:val="single" w:sz="6" w:space="0" w:color="auto"/>
-              <w:right w:val="single" w:sz="6" w:space="0" w:color="auto"/>
-            </w:tcBorders>
-            <w:tcMar>
-              <w:top w:w="120" w:type="dxa"/>
-              <w:left w:w="180" w:type="dxa"/>
-              <w:bottom w:w="120" w:type="dxa"/>
-              <w:right w:w="180" w:type="dxa"/>
-            </w:tcMar>
-            <w:vAlign w:val="center"/>
-            <w:hideMark/>
-          </w:tcPr>
-          <w:p>
-            <w:pPr>
-              <w:ind w:firstLine="0"/>
+            </w:pPr>
+            <w:r>
               <w:rPr>
                 <w:rFonts w:eastAsia="Times New Roman" w:cs="Times New Roman"/>
                 <w:color w:val="000000"/>
                 <w:sz w:val="22"/>
                 <w:lang w:eastAsia="es-MX"/>
               </w:rPr>
-            </w:pPr>
-            <w:r>
+              <w:t>NOT NULL</w:t>
+            </w:r>
+          </w:p>
+        </w:tc>
+        <w:tc>
+          <w:tcPr>
+            <w:tcW w:w="0" w:type="auto"/>
+            <w:tcBorders>
+              <w:top w:val="single" w:sz="6" w:space="0" w:color="auto"/>
+              <w:left w:val="single" w:sz="6" w:space="0" w:color="auto"/>
+              <w:bottom w:val="single" w:sz="6" w:space="0" w:color="auto"/>
+              <w:right w:val="single" w:sz="6" w:space="0" w:color="auto"/>
+            </w:tcBorders>
+            <w:tcMar>
+              <w:top w:w="120" w:type="dxa"/>
+              <w:left w:w="180" w:type="dxa"/>
+              <w:bottom w:w="120" w:type="dxa"/>
+              <w:right w:w="180" w:type="dxa"/>
+            </w:tcMar>
+            <w:vAlign w:val="center"/>
+            <w:hideMark/>
+          </w:tcPr>
+          <w:p>
+            <w:pPr>
+              <w:ind w:firstLine="0"/>
               <w:rPr>
                 <w:rFonts w:eastAsia="Times New Roman" w:cs="Times New Roman"/>
                 <w:color w:val="000000"/>
                 <w:sz w:val="22"/>
                 <w:lang w:eastAsia="es-MX"/>
               </w:rPr>
-              <w:t>NOT NULL</w:t>
-            </w:r>
-          </w:p>
-        </w:tc>
-        <w:tc>
-          <w:tcPr>
-            <w:tcW w:w="0" w:type="auto"/>
-            <w:tcBorders>
-              <w:top w:val="single" w:sz="6" w:space="0" w:color="auto"/>
-              <w:left w:val="single" w:sz="6" w:space="0" w:color="auto"/>
-              <w:bottom w:val="single" w:sz="6" w:space="0" w:color="auto"/>
-              <w:right w:val="single" w:sz="6" w:space="0" w:color="auto"/>
-            </w:tcBorders>
-            <w:tcMar>
-              <w:top w:w="120" w:type="dxa"/>
-              <w:left w:w="180" w:type="dxa"/>
-              <w:bottom w:w="120" w:type="dxa"/>
-              <w:right w:w="180" w:type="dxa"/>
-            </w:tcMar>
-            <w:vAlign w:val="center"/>
-            <w:hideMark/>
-          </w:tcPr>
-          <w:p>
-            <w:pPr>
-              <w:ind w:firstLine="0"/>
+            </w:pPr>
+            <w:r>
               <w:rPr>
                 <w:rFonts w:eastAsia="Times New Roman" w:cs="Times New Roman"/>
                 <w:color w:val="000000"/>
                 <w:sz w:val="22"/>
                 <w:lang w:eastAsia="es-MX"/>
               </w:rPr>
-            </w:pPr>
-            <w:r>
-              <w:rPr>
-                <w:rFonts w:eastAsia="Times New Roman" w:cs="Times New Roman"/>
-                <w:color w:val="000000"/>
-                <w:sz w:val="22"/>
-                <w:lang w:eastAsia="es-MX"/>
-              </w:rPr>
-              <w:t>Nombre archivo (P-YYYYMM-</w:t>
-            </w:r>
-            <w:proofErr w:type="spellStart"/>
-            <w:r>
-              <w:rPr>
-                <w:rFonts w:eastAsia="Times New Roman" w:cs="Times New Roman"/>
-                <w:color w:val="000000"/>
-                <w:sz w:val="22"/>
-                <w:lang w:eastAsia="es-MX"/>
-              </w:rPr>
-              <w:t>XXX.glb</w:t>
-            </w:r>
-            <w:proofErr w:type="spellEnd"/>
-            <w:r>
-              <w:rPr>
-                <w:rFonts w:eastAsia="Times New Roman" w:cs="Times New Roman"/>
-                <w:color w:val="000000"/>
-                <w:sz w:val="22"/>
-                <w:lang w:eastAsia="es-MX"/>
-              </w:rPr>
-              <w:t>)</w:t>
+              <w:t>Nombre archivo (P-YYYYMM-XXX.glb)</w:t>
             </w:r>
           </w:p>
         </w:tc>
@@ -10595,7 +9388,6 @@
                 <w:lang w:eastAsia="es-MX"/>
               </w:rPr>
             </w:pPr>
-            <w:proofErr w:type="spellStart"/>
             <w:r>
               <w:rPr>
                 <w:rFonts w:eastAsia="Times New Roman" w:cs="Times New Roman"/>
@@ -10605,7 +9397,6 @@
               </w:rPr>
               <w:t>ren_fecha_dimension</w:t>
             </w:r>
-            <w:proofErr w:type="spellEnd"/>
           </w:p>
         </w:tc>
         <w:tc>
@@ -10758,7 +9549,6 @@
                 <w:lang w:eastAsia="es-MX"/>
               </w:rPr>
             </w:pPr>
-            <w:proofErr w:type="spellStart"/>
             <w:r>
               <w:rPr>
                 <w:rFonts w:eastAsia="Times New Roman" w:cs="Times New Roman"/>
@@ -10768,7 +9558,6 @@
               </w:rPr>
               <w:t>ped_id</w:t>
             </w:r>
-            <w:proofErr w:type="spellEnd"/>
           </w:p>
         </w:tc>
         <w:tc>
@@ -10845,27 +9634,7 @@
                 <w:sz w:val="22"/>
                 <w:lang w:eastAsia="es-MX"/>
               </w:rPr>
-              <w:t>FK → pedido(</w:t>
-            </w:r>
-            <w:proofErr w:type="spellStart"/>
-            <w:r>
-              <w:rPr>
-                <w:rFonts w:eastAsia="Times New Roman" w:cs="Times New Roman"/>
-                <w:color w:val="000000"/>
-                <w:sz w:val="22"/>
-                <w:lang w:eastAsia="es-MX"/>
-              </w:rPr>
-              <w:t>ped_id</w:t>
-            </w:r>
-            <w:proofErr w:type="spellEnd"/>
-            <w:r>
-              <w:rPr>
-                <w:rFonts w:eastAsia="Times New Roman" w:cs="Times New Roman"/>
-                <w:color w:val="000000"/>
-                <w:sz w:val="22"/>
-                <w:lang w:eastAsia="es-MX"/>
-              </w:rPr>
-              <w:t>) ON DELETE CASCADE</w:t>
+              <w:t>FK → pedido(ped_id) ON DELETE CASCADE</w:t>
             </w:r>
           </w:p>
         </w:tc>
@@ -10933,17 +9702,8 @@
           <w:rFonts w:eastAsia="Times New Roman"/>
           <w:lang w:eastAsia="es-MX"/>
         </w:rPr>
-        <w:t xml:space="preserve">Tabla: </w:t>
-      </w:r>
-      <w:proofErr w:type="spellStart"/>
-      <w:r>
-        <w:rPr>
-          <w:rFonts w:eastAsia="Times New Roman"/>
-          <w:lang w:eastAsia="es-MX"/>
-        </w:rPr>
-        <w:t>foto_producto_final</w:t>
-      </w:r>
-      <w:proofErr w:type="spellEnd"/>
+        <w:t>Tabla: foto_producto_final</w:t>
+      </w:r>
     </w:p>
     <w:tbl>
       <w:tblPr>
@@ -11163,7 +9923,6 @@
                 <w:lang w:eastAsia="es-MX"/>
               </w:rPr>
             </w:pPr>
-            <w:proofErr w:type="spellStart"/>
             <w:r>
               <w:rPr>
                 <w:rFonts w:eastAsia="Times New Roman" w:cs="Times New Roman"/>
@@ -11173,7 +9932,6 @@
               </w:rPr>
               <w:t>fot_id</w:t>
             </w:r>
-            <w:proofErr w:type="spellEnd"/>
           </w:p>
         </w:tc>
         <w:tc>
@@ -11326,7 +10084,6 @@
                 <w:lang w:eastAsia="es-MX"/>
               </w:rPr>
             </w:pPr>
-            <w:proofErr w:type="spellStart"/>
             <w:r>
               <w:rPr>
                 <w:rFonts w:eastAsia="Times New Roman" w:cs="Times New Roman"/>
@@ -11337,7 +10094,6 @@
               <w:lastRenderedPageBreak/>
               <w:t>fot_imagen_final</w:t>
             </w:r>
-            <w:proofErr w:type="spellEnd"/>
           </w:p>
         </w:tc>
         <w:tc>
@@ -11368,7 +10124,6 @@
                 <w:lang w:eastAsia="es-MX"/>
               </w:rPr>
             </w:pPr>
-            <w:proofErr w:type="gramStart"/>
             <w:r>
               <w:rPr>
                 <w:rFonts w:eastAsia="Times New Roman" w:cs="Times New Roman"/>
@@ -11376,17 +10131,7 @@
                 <w:sz w:val="22"/>
                 <w:lang w:eastAsia="es-MX"/>
               </w:rPr>
-              <w:t>VARCHAR(</w:t>
-            </w:r>
-            <w:proofErr w:type="gramEnd"/>
-            <w:r>
-              <w:rPr>
-                <w:rFonts w:eastAsia="Times New Roman" w:cs="Times New Roman"/>
-                <w:color w:val="000000"/>
-                <w:sz w:val="22"/>
-                <w:lang w:eastAsia="es-MX"/>
-              </w:rPr>
-              <w:t>250)</w:t>
+              <w:t>VARCHAR(250)</w:t>
             </w:r>
           </w:p>
         </w:tc>
@@ -11501,7 +10246,6 @@
                 <w:lang w:eastAsia="es-MX"/>
               </w:rPr>
             </w:pPr>
-            <w:proofErr w:type="spellStart"/>
             <w:r>
               <w:rPr>
                 <w:rFonts w:eastAsia="Times New Roman" w:cs="Times New Roman"/>
@@ -11511,7 +10255,6 @@
               </w:rPr>
               <w:t>fot_fecha_subida</w:t>
             </w:r>
-            <w:proofErr w:type="spellEnd"/>
           </w:p>
         </w:tc>
         <w:tc>
@@ -11664,7 +10407,6 @@
                 <w:lang w:eastAsia="es-MX"/>
               </w:rPr>
             </w:pPr>
-            <w:proofErr w:type="spellStart"/>
             <w:r>
               <w:rPr>
                 <w:rFonts w:eastAsia="Times New Roman" w:cs="Times New Roman"/>
@@ -11674,7 +10416,6 @@
               </w:rPr>
               <w:t>ped_id</w:t>
             </w:r>
-            <w:proofErr w:type="spellEnd"/>
           </w:p>
         </w:tc>
         <w:tc>
@@ -11751,27 +10492,7 @@
                 <w:sz w:val="22"/>
                 <w:lang w:eastAsia="es-MX"/>
               </w:rPr>
-              <w:t>FK → pedido(</w:t>
-            </w:r>
-            <w:proofErr w:type="spellStart"/>
-            <w:r>
-              <w:rPr>
-                <w:rFonts w:eastAsia="Times New Roman" w:cs="Times New Roman"/>
-                <w:color w:val="000000"/>
-                <w:sz w:val="22"/>
-                <w:lang w:eastAsia="es-MX"/>
-              </w:rPr>
-              <w:t>ped_id</w:t>
-            </w:r>
-            <w:proofErr w:type="spellEnd"/>
-            <w:r>
-              <w:rPr>
-                <w:rFonts w:eastAsia="Times New Roman" w:cs="Times New Roman"/>
-                <w:color w:val="000000"/>
-                <w:sz w:val="22"/>
-                <w:lang w:eastAsia="es-MX"/>
-              </w:rPr>
-              <w:t>) ON DELETE CASCADE</w:t>
+              <w:t>FK → pedido(ped_id) ON DELETE CASCADE</w:t>
             </w:r>
           </w:p>
         </w:tc>
@@ -11898,15 +10619,7 @@
     </w:p>
     <w:p>
       <w:r>
-        <w:t>Dado que el sistema actual de Brisas Gems se basa en Excel y registros manuales con un volumen de datos manejable (~100 clientes, ~20 pedidos), es más eficiente realizar una extracción, limpieza y carga única antes del lanzamiento oficial (</w:t>
-      </w:r>
-      <w:proofErr w:type="spellStart"/>
-      <w:r>
-        <w:t>Go</w:t>
-      </w:r>
-      <w:proofErr w:type="spellEnd"/>
-      <w:r>
-        <w:t xml:space="preserve">-Live). </w:t>
+        <w:t xml:space="preserve">Dado que el sistema actual de Brisas Gems se basa en Excel y registros manuales con un volumen de datos manejable (~100 clientes, ~20 pedidos), es más eficiente realizar una extracción, limpieza y carga única antes del lanzamiento oficial (Go-Live). </w:t>
       </w:r>
     </w:p>
     <w:p>
@@ -11917,15 +10630,7 @@
     <w:p>
       <w:r>
         <w:lastRenderedPageBreak/>
-        <w:t xml:space="preserve">El Big Bang garantiza que a partir del Día 1 del </w:t>
-      </w:r>
-      <w:proofErr w:type="spellStart"/>
-      <w:r>
-        <w:t>Go</w:t>
-      </w:r>
-      <w:proofErr w:type="spellEnd"/>
-      <w:r>
-        <w:t>-Live, el Excel deje de ser la fuente de verdad y toda la operación de Brisas Gems quede centralizada en la nueva plataforma.</w:t>
+        <w:t>El Big Bang garantiza que a partir del Día 1 del Go-Live, el Excel deje de ser la fuente de verdad y toda la operación de Brisas Gems quede centralizada en la nueva plataforma.</w:t>
       </w:r>
     </w:p>
     <w:p>
@@ -11960,11 +10665,9 @@
       <w:r>
         <w:t xml:space="preserve"> 0: </w:t>
       </w:r>
-      <w:proofErr w:type="spellStart"/>
       <w:r>
         <w:t>Preparacion</w:t>
       </w:r>
-      <w:proofErr w:type="spellEnd"/>
     </w:p>
     <w:p>
       <w:pPr>
@@ -12107,25 +10810,7 @@
           <w:color w:val="000000"/>
           <w:lang w:eastAsia="es-MX"/>
         </w:rPr>
-        <w:t xml:space="preserve">Carpetas físicas de </w:t>
-      </w:r>
-      <w:proofErr w:type="gramStart"/>
-      <w:r>
-        <w:rPr>
-          <w:rFonts w:eastAsia="Times New Roman" w:cs="Times New Roman"/>
-          <w:color w:val="000000"/>
-          <w:lang w:eastAsia="es-MX"/>
-        </w:rPr>
-        <w:t>renders .GLB</w:t>
-      </w:r>
-      <w:proofErr w:type="gramEnd"/>
-      <w:r>
-        <w:rPr>
-          <w:rFonts w:eastAsia="Times New Roman" w:cs="Times New Roman"/>
-          <w:color w:val="000000"/>
-          <w:lang w:eastAsia="es-MX"/>
-        </w:rPr>
-        <w:t xml:space="preserve"> y fotografías .JPG </w:t>
+        <w:t xml:space="preserve">Carpetas físicas de renders .GLB y fotografías .JPG </w:t>
       </w:r>
     </w:p>
     <w:p>
@@ -12478,23 +11163,7 @@
         <w:ind w:firstLine="0"/>
       </w:pPr>
       <w:r>
-        <w:t>Estado en Excel → Estado formal (</w:t>
-      </w:r>
-      <w:proofErr w:type="spellStart"/>
-      <w:r>
-        <w:t>est_id</w:t>
-      </w:r>
-      <w:proofErr w:type="spellEnd"/>
-      <w:r>
-        <w:t xml:space="preserve">) ───────────────────────────────────────────────── "Cotización" → </w:t>
-      </w:r>
-      <w:proofErr w:type="spellStart"/>
-      <w:r>
-        <w:t>cotizacion_pendiente</w:t>
-      </w:r>
-      <w:proofErr w:type="spellEnd"/>
-      <w:r>
-        <w:t xml:space="preserve"> (1) </w:t>
+        <w:t xml:space="preserve">Estado en Excel → Estado formal (est_id) ───────────────────────────────────────────────── "Cotización" → cotizacion_pendiente (1) </w:t>
       </w:r>
     </w:p>
     <w:p>
@@ -12502,15 +11171,7 @@
         <w:ind w:firstLine="0"/>
       </w:pPr>
       <w:r>
-        <w:t xml:space="preserve">"Esperando pago" → </w:t>
-      </w:r>
-      <w:proofErr w:type="spellStart"/>
-      <w:r>
-        <w:t>pago_diseno_pendiente</w:t>
-      </w:r>
-      <w:proofErr w:type="spellEnd"/>
-      <w:r>
-        <w:t xml:space="preserve"> (2) </w:t>
+        <w:t xml:space="preserve">"Esperando pago" → pago_diseno_pendiente (2) </w:t>
       </w:r>
     </w:p>
     <w:p>
@@ -12518,15 +11179,7 @@
         <w:ind w:firstLine="0"/>
       </w:pPr>
       <w:r>
-        <w:t xml:space="preserve">"En diseño" → </w:t>
-      </w:r>
-      <w:proofErr w:type="spellStart"/>
-      <w:r>
-        <w:t>diseno_en_proceso</w:t>
-      </w:r>
-      <w:proofErr w:type="spellEnd"/>
-      <w:r>
-        <w:t xml:space="preserve"> (3) </w:t>
+        <w:t xml:space="preserve">"En diseño" → diseno_en_proceso (3) </w:t>
       </w:r>
     </w:p>
     <w:p>
@@ -12534,15 +11187,7 @@
         <w:ind w:firstLine="0"/>
       </w:pPr>
       <w:r>
-        <w:t xml:space="preserve">"Diseño aprobado" → </w:t>
-      </w:r>
-      <w:proofErr w:type="spellStart"/>
-      <w:r>
-        <w:t>diseno_aprobado</w:t>
-      </w:r>
-      <w:proofErr w:type="spellEnd"/>
-      <w:r>
-        <w:t xml:space="preserve"> (4) </w:t>
+        <w:t xml:space="preserve">"Diseño aprobado" → diseno_aprobado (4) </w:t>
       </w:r>
     </w:p>
     <w:p>
@@ -12574,15 +11219,7 @@
         <w:ind w:firstLine="0"/>
       </w:pPr>
       <w:r>
-        <w:t xml:space="preserve">"En revisión" → </w:t>
-      </w:r>
-      <w:proofErr w:type="spellStart"/>
-      <w:r>
-        <w:t>inspeccion_calidad</w:t>
-      </w:r>
-      <w:proofErr w:type="spellEnd"/>
-      <w:r>
-        <w:t xml:space="preserve"> (8) </w:t>
+        <w:t xml:space="preserve">"En revisión" → inspeccion_calidad (8) </w:t>
       </w:r>
     </w:p>
     <w:p>
@@ -12749,7 +11386,6 @@
                 <w:lang w:eastAsia="es-CO"/>
               </w:rPr>
             </w:pPr>
-            <w:proofErr w:type="spellStart"/>
             <w:r>
               <w:rPr>
                 <w:rFonts w:ascii="Arial" w:eastAsia="Times New Roman" w:hAnsi="Arial" w:cs="Arial"/>
@@ -12760,7 +11396,6 @@
               </w:rPr>
               <w:t>usu_correo</w:t>
             </w:r>
-            <w:proofErr w:type="spellEnd"/>
           </w:p>
         </w:tc>
         <w:tc>
@@ -12838,7 +11473,6 @@
                 <w:lang w:eastAsia="es-CO"/>
               </w:rPr>
             </w:pPr>
-            <w:proofErr w:type="spellStart"/>
             <w:r>
               <w:rPr>
                 <w:rFonts w:ascii="Arial" w:eastAsia="Times New Roman" w:hAnsi="Arial" w:cs="Arial"/>
@@ -12849,7 +11483,6 @@
               </w:rPr>
               <w:t>usu_telefono</w:t>
             </w:r>
-            <w:proofErr w:type="spellEnd"/>
           </w:p>
         </w:tc>
         <w:tc>
@@ -12927,7 +11560,6 @@
                 <w:lang w:eastAsia="es-CO"/>
               </w:rPr>
             </w:pPr>
-            <w:proofErr w:type="spellStart"/>
             <w:r>
               <w:rPr>
                 <w:rFonts w:ascii="Arial" w:eastAsia="Times New Roman" w:hAnsi="Arial" w:cs="Arial"/>
@@ -12938,7 +11570,6 @@
               </w:rPr>
               <w:t>usu_docnum</w:t>
             </w:r>
-            <w:proofErr w:type="spellEnd"/>
           </w:p>
         </w:tc>
         <w:tc>
@@ -13016,7 +11647,6 @@
                 <w:lang w:eastAsia="es-CO"/>
               </w:rPr>
             </w:pPr>
-            <w:proofErr w:type="spellStart"/>
             <w:r>
               <w:rPr>
                 <w:rFonts w:ascii="Arial" w:eastAsia="Times New Roman" w:hAnsi="Arial" w:cs="Arial"/>
@@ -13027,7 +11657,6 @@
               </w:rPr>
               <w:t>est_id</w:t>
             </w:r>
-            <w:proofErr w:type="spellEnd"/>
           </w:p>
         </w:tc>
         <w:tc>
@@ -13067,51 +11696,7 @@
                 <w:bdr w:val="none" w:sz="0" w:space="0" w:color="auto" w:frame="1"/>
                 <w:lang w:eastAsia="es-CO"/>
               </w:rPr>
-              <w:t xml:space="preserve">Debe coincidir con uno de los 10 </w:t>
-            </w:r>
-            <w:proofErr w:type="spellStart"/>
-            <w:r>
-              <w:rPr>
-                <w:rFonts w:ascii="Arial" w:eastAsia="Times New Roman" w:hAnsi="Arial" w:cs="Arial"/>
-                <w:color w:val="1F1F1F"/>
-                <w:szCs w:val="24"/>
-                <w:bdr w:val="none" w:sz="0" w:space="0" w:color="auto" w:frame="1"/>
-                <w:lang w:eastAsia="es-CO"/>
-              </w:rPr>
-              <w:t>IDs</w:t>
-            </w:r>
-            <w:proofErr w:type="spellEnd"/>
-            <w:r>
-              <w:rPr>
-                <w:rFonts w:ascii="Arial" w:eastAsia="Times New Roman" w:hAnsi="Arial" w:cs="Arial"/>
-                <w:color w:val="1F1F1F"/>
-                <w:szCs w:val="24"/>
-                <w:bdr w:val="none" w:sz="0" w:space="0" w:color="auto" w:frame="1"/>
-                <w:lang w:eastAsia="es-CO"/>
-              </w:rPr>
-              <w:t xml:space="preserve"> definidos en la tabla </w:t>
-            </w:r>
-            <w:proofErr w:type="spellStart"/>
-            <w:r>
-              <w:rPr>
-                <w:rFonts w:ascii="Arial" w:eastAsia="Times New Roman" w:hAnsi="Arial" w:cs="Arial"/>
-                <w:color w:val="1F1F1F"/>
-                <w:szCs w:val="24"/>
-                <w:bdr w:val="none" w:sz="0" w:space="0" w:color="auto" w:frame="1"/>
-                <w:lang w:eastAsia="es-CO"/>
-              </w:rPr>
-              <w:t>estado_pedido</w:t>
-            </w:r>
-            <w:proofErr w:type="spellEnd"/>
-            <w:r>
-              <w:rPr>
-                <w:rFonts w:ascii="Arial" w:eastAsia="Times New Roman" w:hAnsi="Arial" w:cs="Arial"/>
-                <w:color w:val="1F1F1F"/>
-                <w:szCs w:val="24"/>
-                <w:bdr w:val="none" w:sz="0" w:space="0" w:color="auto" w:frame="1"/>
-                <w:lang w:eastAsia="es-CO"/>
-              </w:rPr>
-              <w:t>.</w:t>
+              <w:t>Debe coincidir con uno de los 10 IDs definidos en la tabla estado_pedido.</w:t>
             </w:r>
           </w:p>
         </w:tc>
@@ -13149,7 +11734,6 @@
                 <w:lang w:eastAsia="es-CO"/>
               </w:rPr>
             </w:pPr>
-            <w:proofErr w:type="spellStart"/>
             <w:r>
               <w:rPr>
                 <w:rFonts w:ascii="Arial" w:eastAsia="Times New Roman" w:hAnsi="Arial" w:cs="Arial"/>
@@ -13160,7 +11744,6 @@
               </w:rPr>
               <w:t>ped_codigo</w:t>
             </w:r>
-            <w:proofErr w:type="spellEnd"/>
           </w:p>
         </w:tc>
         <w:tc>
@@ -13238,7 +11821,6 @@
                 <w:lang w:eastAsia="es-CO"/>
               </w:rPr>
             </w:pPr>
-            <w:proofErr w:type="spellStart"/>
             <w:r>
               <w:rPr>
                 <w:rFonts w:ascii="Arial" w:eastAsia="Times New Roman" w:hAnsi="Arial" w:cs="Arial"/>
@@ -13249,7 +11831,6 @@
               </w:rPr>
               <w:t>ren_imagen</w:t>
             </w:r>
-            <w:proofErr w:type="spellEnd"/>
           </w:p>
         </w:tc>
         <w:tc>
@@ -13281,7 +11862,6 @@
                 <w:lang w:eastAsia="es-CO"/>
               </w:rPr>
             </w:pPr>
-            <w:proofErr w:type="gramStart"/>
             <w:r>
               <w:rPr>
                 <w:rFonts w:ascii="Arial" w:eastAsia="Times New Roman" w:hAnsi="Arial" w:cs="Arial"/>
@@ -13290,18 +11870,7 @@
                 <w:bdr w:val="none" w:sz="0" w:space="0" w:color="auto" w:frame="1"/>
                 <w:lang w:eastAsia="es-CO"/>
               </w:rPr>
-              <w:t>Archivo .GLB</w:t>
-            </w:r>
-            <w:proofErr w:type="gramEnd"/>
-            <w:r>
-              <w:rPr>
-                <w:rFonts w:ascii="Arial" w:eastAsia="Times New Roman" w:hAnsi="Arial" w:cs="Arial"/>
-                <w:color w:val="1F1F1F"/>
-                <w:szCs w:val="24"/>
-                <w:bdr w:val="none" w:sz="0" w:space="0" w:color="auto" w:frame="1"/>
-                <w:lang w:eastAsia="es-CO"/>
-              </w:rPr>
-              <w:t xml:space="preserve"> existente en ruta de destino.</w:t>
+              <w:t>Archivo .GLB existente en ruta de destino.</w:t>
             </w:r>
           </w:p>
         </w:tc>
@@ -13339,7 +11908,6 @@
                 <w:lang w:eastAsia="es-CO"/>
               </w:rPr>
             </w:pPr>
-            <w:proofErr w:type="spellStart"/>
             <w:r>
               <w:rPr>
                 <w:rFonts w:ascii="Arial" w:eastAsia="Times New Roman" w:hAnsi="Arial" w:cs="Arial"/>
@@ -13350,7 +11918,6 @@
               </w:rPr>
               <w:t>fot_imagen_final</w:t>
             </w:r>
-            <w:proofErr w:type="spellEnd"/>
           </w:p>
         </w:tc>
         <w:tc>
@@ -13446,23 +12013,7 @@
         </w:numPr>
       </w:pPr>
       <w:r>
-        <w:t xml:space="preserve">Verificar que las tablas </w:t>
-      </w:r>
-      <w:proofErr w:type="spellStart"/>
-      <w:r>
-        <w:t>prerequisito</w:t>
-      </w:r>
-      <w:proofErr w:type="spellEnd"/>
-      <w:r>
-        <w:t xml:space="preserve"> ya contienen sus registros </w:t>
-      </w:r>
-      <w:proofErr w:type="spellStart"/>
-      <w:r>
-        <w:t>seed</w:t>
-      </w:r>
-      <w:proofErr w:type="spellEnd"/>
-      <w:r>
-        <w:t xml:space="preserve"> data:</w:t>
+        <w:t>Verificar que las tablas prerequisito ya contienen sus registros seed data:</w:t>
       </w:r>
     </w:p>
     <w:p>
@@ -13473,13 +12024,8 @@
           <w:numId w:val="68"/>
         </w:numPr>
       </w:pPr>
-      <w:proofErr w:type="spellStart"/>
-      <w:r>
-        <w:t>tipo_de_documento</w:t>
-      </w:r>
-      <w:proofErr w:type="spellEnd"/>
-      <w:r>
-        <w:t xml:space="preserve"> (3 registros: CC, CE, Pasaporte) </w:t>
+      <w:r>
+        <w:t xml:space="preserve">tipo_de_documento (3 registros: CC, CE, Pasaporte) </w:t>
       </w:r>
     </w:p>
     <w:p>
@@ -13502,13 +12048,8 @@
           <w:numId w:val="68"/>
         </w:numPr>
       </w:pPr>
-      <w:proofErr w:type="spellStart"/>
-      <w:r>
-        <w:t>estado_pedido</w:t>
-      </w:r>
-      <w:proofErr w:type="spellEnd"/>
-      <w:r>
-        <w:t xml:space="preserve"> (10 registros del flujo de producción) </w:t>
+      <w:r>
+        <w:t xml:space="preserve">estado_pedido (10 registros del flujo de producción) </w:t>
       </w:r>
     </w:p>
     <w:p>
@@ -13541,15 +12082,7 @@
         <w:t>ó</w:t>
       </w:r>
       <w:r>
-        <w:t xml:space="preserve">n para validar scripts antes del </w:t>
-      </w:r>
-      <w:proofErr w:type="spellStart"/>
-      <w:r>
-        <w:t>Go</w:t>
-      </w:r>
-      <w:proofErr w:type="spellEnd"/>
-      <w:r>
-        <w:t>-Live</w:t>
+        <w:t>n para validar scripts antes del Go-Live</w:t>
       </w:r>
     </w:p>
     <w:p>
@@ -13595,15 +12128,7 @@
       </w:pPr>
       <w:r>
         <w:lastRenderedPageBreak/>
-        <w:t>/</w:t>
-      </w:r>
-      <w:proofErr w:type="spellStart"/>
-      <w:r>
-        <w:t>uploads</w:t>
-      </w:r>
-      <w:proofErr w:type="spellEnd"/>
-      <w:r>
-        <w:t>/renders/</w:t>
+        <w:t>/uploads/renders/</w:t>
       </w:r>
     </w:p>
     <w:p>
@@ -13618,15 +12143,7 @@
         </w:rPr>
       </w:pPr>
       <w:r>
-        <w:t>/</w:t>
-      </w:r>
-      <w:proofErr w:type="spellStart"/>
-      <w:r>
-        <w:t>uploads</w:t>
-      </w:r>
-      <w:proofErr w:type="spellEnd"/>
-      <w:r>
-        <w:t xml:space="preserve">/finales/ </w:t>
+        <w:t xml:space="preserve">/uploads/finales/ </w:t>
       </w:r>
     </w:p>
     <w:p>
@@ -13638,15 +12155,7 @@
         </w:numPr>
       </w:pPr>
       <w:r>
-        <w:t xml:space="preserve">Configurar </w:t>
-      </w:r>
-      <w:proofErr w:type="spellStart"/>
-      <w:r>
-        <w:t>backup</w:t>
-      </w:r>
-      <w:proofErr w:type="spellEnd"/>
-      <w:r>
-        <w:t xml:space="preserve"> autom</w:t>
+        <w:t>Configurar backup autom</w:t>
       </w:r>
       <w:r>
         <w:rPr>
@@ -13785,23 +12294,7 @@
         </w:numPr>
       </w:pPr>
       <w:r>
-        <w:t xml:space="preserve">Generar contraseña temporal </w:t>
-      </w:r>
-      <w:proofErr w:type="spellStart"/>
-      <w:r>
-        <w:t>hasheada</w:t>
-      </w:r>
-      <w:proofErr w:type="spellEnd"/>
-      <w:r>
-        <w:t xml:space="preserve"> con </w:t>
-      </w:r>
-      <w:proofErr w:type="spellStart"/>
-      <w:r>
-        <w:t>bcrypt</w:t>
-      </w:r>
-      <w:proofErr w:type="spellEnd"/>
-      <w:r>
-        <w:t xml:space="preserve"> para todos los usuarios migrados </w:t>
+        <w:t xml:space="preserve">Generar contraseña temporal hasheada con bcrypt para todos los usuarios migrados </w:t>
       </w:r>
     </w:p>
     <w:p>
@@ -13813,15 +12306,7 @@
         </w:numPr>
       </w:pPr>
       <w:r>
-        <w:t xml:space="preserve">Asignar </w:t>
-      </w:r>
-      <w:proofErr w:type="spellStart"/>
-      <w:r>
-        <w:t>usu_origen</w:t>
-      </w:r>
-      <w:proofErr w:type="spellEnd"/>
-      <w:r>
-        <w:t xml:space="preserve"> = 'formulario' a todos </w:t>
+        <w:t xml:space="preserve">Asignar usu_origen = 'formulario' a todos </w:t>
       </w:r>
     </w:p>
     <w:p>
@@ -13833,15 +12318,7 @@
         </w:numPr>
       </w:pPr>
       <w:r>
-        <w:t xml:space="preserve">Asignar </w:t>
-      </w:r>
-      <w:proofErr w:type="spellStart"/>
-      <w:r>
-        <w:t>rol_id</w:t>
-      </w:r>
-      <w:proofErr w:type="spellEnd"/>
-      <w:r>
-        <w:t xml:space="preserve"> según clasificación en Excel: mayoría = 1 (usuario), algunos = 3 (diseñador)</w:t>
+        <w:t>Asignar rol_id según clasificación en Excel: mayoría = 1 (usuario), algunos = 3 (diseñador)</w:t>
       </w:r>
     </w:p>
     <w:p>
@@ -13853,15 +12330,7 @@
         </w:numPr>
       </w:pPr>
       <w:r>
-        <w:t xml:space="preserve">Asignar </w:t>
-      </w:r>
-      <w:proofErr w:type="spellStart"/>
-      <w:r>
-        <w:t>tipdoc_id</w:t>
-      </w:r>
-      <w:proofErr w:type="spellEnd"/>
-      <w:r>
-        <w:t xml:space="preserve"> = 1 (CC) por defecto si no está especificado en Excel </w:t>
+        <w:t xml:space="preserve">Asignar tipdoc_id = 1 (CC) por defecto si no está especificado en Excel </w:t>
       </w:r>
     </w:p>
     <w:p>
@@ -13869,15 +12338,7 @@
         <w:pStyle w:val="Sinespaciado"/>
       </w:pPr>
       <w:r>
-        <w:t xml:space="preserve">3. Validación </w:t>
-      </w:r>
-      <w:proofErr w:type="spellStart"/>
-      <w:r>
-        <w:t>pre-carga</w:t>
-      </w:r>
-      <w:proofErr w:type="spellEnd"/>
-      <w:r>
-        <w:t xml:space="preserve"> </w:t>
+        <w:t xml:space="preserve">3. Validación pre-carga </w:t>
       </w:r>
     </w:p>
     <w:p>
@@ -13901,23 +12362,7 @@
         </w:numPr>
       </w:pPr>
       <w:r>
-        <w:t xml:space="preserve">Verificar 0 campos </w:t>
-      </w:r>
-      <w:proofErr w:type="spellStart"/>
-      <w:r>
-        <w:t>usu_</w:t>
-      </w:r>
-      <w:proofErr w:type="gramStart"/>
-      <w:r>
-        <w:t>correo</w:t>
-      </w:r>
-      <w:proofErr w:type="spellEnd"/>
-      <w:r>
-        <w:t xml:space="preserve"> nulos</w:t>
-      </w:r>
-      <w:proofErr w:type="gramEnd"/>
-      <w:r>
-        <w:t xml:space="preserve"> </w:t>
+        <w:t xml:space="preserve">Verificar 0 campos usu_correo nulos </w:t>
       </w:r>
     </w:p>
     <w:p>
@@ -13950,44 +12395,14 @@
         <w:pStyle w:val="Sinespaciado"/>
         <w:ind w:left="360"/>
       </w:pPr>
-      <w:proofErr w:type="spellStart"/>
       <w:r>
         <w:rPr>
           <w:lang w:val="en-US"/>
         </w:rPr>
-        <w:t>Ejecutar</w:t>
-      </w:r>
-      <w:proofErr w:type="spellEnd"/>
-      <w:r>
-        <w:rPr>
-          <w:lang w:val="en-US"/>
-        </w:rPr>
-        <w:t xml:space="preserve"> script: INSERT INTO </w:t>
-      </w:r>
-      <w:proofErr w:type="spellStart"/>
-      <w:r>
-        <w:rPr>
-          <w:lang w:val="en-US"/>
-        </w:rPr>
-        <w:t>usuarios</w:t>
-      </w:r>
-      <w:proofErr w:type="spellEnd"/>
-      <w:r>
-        <w:rPr>
-          <w:lang w:val="en-US"/>
-        </w:rPr>
-        <w:t xml:space="preserve"> (...) </w:t>
-      </w:r>
-      <w:r>
-        <w:t xml:space="preserve">Registrar los </w:t>
-      </w:r>
-      <w:proofErr w:type="spellStart"/>
-      <w:r>
-        <w:t>usu_id</w:t>
-      </w:r>
-      <w:proofErr w:type="spellEnd"/>
-      <w:r>
-        <w:t xml:space="preserve"> generados en archivo de mapeo (usuarios_mapping.csv) para usarlos al migrar pedidos </w:t>
+        <w:t xml:space="preserve">Ejecutar script: INSERT INTO usuarios (...) </w:t>
+      </w:r>
+      <w:r>
+        <w:t xml:space="preserve">Registrar los usu_id generados en archivo de mapeo (usuarios_mapping.csv) para usarlos al migrar pedidos </w:t>
       </w:r>
     </w:p>
     <w:p>
@@ -13999,15 +12414,7 @@
         </w:numPr>
       </w:pPr>
       <w:r>
-        <w:t xml:space="preserve">Verificación </w:t>
-      </w:r>
-      <w:proofErr w:type="spellStart"/>
-      <w:r>
-        <w:t>post-carga</w:t>
-      </w:r>
-      <w:proofErr w:type="spellEnd"/>
-      <w:r>
-        <w:t xml:space="preserve"> </w:t>
+        <w:t xml:space="preserve">Verificación post-carga </w:t>
       </w:r>
       <w:r>
         <w:rPr>
@@ -14081,15 +12488,7 @@
         </w:numPr>
       </w:pPr>
       <w:r>
-        <w:t xml:space="preserve">Migración de </w:t>
-      </w:r>
-      <w:proofErr w:type="spellStart"/>
-      <w:r>
-        <w:t>Catalogos</w:t>
-      </w:r>
-      <w:proofErr w:type="spellEnd"/>
-      <w:r>
-        <w:t xml:space="preserve"> Base </w:t>
+        <w:t xml:space="preserve">Migración de Catalogos Base </w:t>
       </w:r>
       <w:r>
         <w:t>(Roles, Tipos de Documento y Estados de Pedido)</w:t>
@@ -14227,51 +12626,7 @@
           <w:color w:val="000000"/>
           <w:lang w:eastAsia="es-MX"/>
         </w:rPr>
-        <w:t xml:space="preserve">Confirmar mediante SELECT </w:t>
-      </w:r>
-      <w:proofErr w:type="gramStart"/>
-      <w:r>
-        <w:rPr>
-          <w:rFonts w:eastAsia="Times New Roman" w:cs="Times New Roman"/>
-          <w:b/>
-          <w:bCs/>
-          <w:color w:val="000000"/>
-          <w:lang w:eastAsia="es-MX"/>
-        </w:rPr>
-        <w:t>COUNT(</w:t>
-      </w:r>
-      <w:proofErr w:type="gramEnd"/>
-      <w:r>
-        <w:rPr>
-          <w:rFonts w:eastAsia="Times New Roman" w:cs="Times New Roman"/>
-          <w:b/>
-          <w:bCs/>
-          <w:color w:val="000000"/>
-          <w:lang w:eastAsia="es-MX"/>
-        </w:rPr>
-        <w:t xml:space="preserve">*) que las tablas </w:t>
-      </w:r>
-      <w:proofErr w:type="spellStart"/>
-      <w:r>
-        <w:rPr>
-          <w:rFonts w:eastAsia="Times New Roman" w:cs="Times New Roman"/>
-          <w:b/>
-          <w:bCs/>
-          <w:color w:val="000000"/>
-          <w:lang w:eastAsia="es-MX"/>
-        </w:rPr>
-        <w:t>prerequisito</w:t>
-      </w:r>
-      <w:proofErr w:type="spellEnd"/>
-      <w:r>
-        <w:rPr>
-          <w:rFonts w:eastAsia="Times New Roman" w:cs="Times New Roman"/>
-          <w:b/>
-          <w:bCs/>
-          <w:color w:val="000000"/>
-          <w:lang w:eastAsia="es-MX"/>
-        </w:rPr>
-        <w:t xml:space="preserve"> contienen los registros esperados antes de proceder con la migración de usuarios y pedidos.</w:t>
+        <w:t>Confirmar mediante SELECT COUNT(*) que las tablas prerequisito contienen los registros esperados antes de proceder con la migración de usuarios y pedidos.</w:t>
       </w:r>
     </w:p>
     <w:p>
@@ -14297,29 +12652,7 @@
           <w:color w:val="000000"/>
           <w:lang w:eastAsia="es-MX"/>
         </w:rPr>
-        <w:t xml:space="preserve">Carga: No aplica. Ya insertados mediante </w:t>
-      </w:r>
-      <w:proofErr w:type="spellStart"/>
-      <w:r>
-        <w:rPr>
-          <w:rFonts w:eastAsia="Times New Roman" w:cs="Times New Roman"/>
-          <w:b/>
-          <w:bCs/>
-          <w:color w:val="000000"/>
-          <w:lang w:eastAsia="es-MX"/>
-        </w:rPr>
-        <w:t>seed</w:t>
-      </w:r>
-      <w:proofErr w:type="spellEnd"/>
-      <w:r>
-        <w:rPr>
-          <w:rFonts w:eastAsia="Times New Roman" w:cs="Times New Roman"/>
-          <w:b/>
-          <w:bCs/>
-          <w:color w:val="000000"/>
-          <w:lang w:eastAsia="es-MX"/>
-        </w:rPr>
-        <w:t xml:space="preserve"> data. </w:t>
+        <w:t xml:space="preserve">Carga: No aplica. Ya insertados mediante seed data. </w:t>
       </w:r>
     </w:p>
     <w:p>
@@ -14363,7 +12696,6 @@
           <w:lang w:eastAsia="es-MX"/>
         </w:rPr>
       </w:pPr>
-      <w:proofErr w:type="spellStart"/>
       <w:r>
         <w:rPr>
           <w:rFonts w:eastAsia="Times New Roman" w:cs="Times New Roman"/>
@@ -14372,18 +12704,7 @@
           <w:color w:val="000000"/>
           <w:lang w:eastAsia="es-MX"/>
         </w:rPr>
-        <w:t>tipo_de_documento</w:t>
-      </w:r>
-      <w:proofErr w:type="spellEnd"/>
-      <w:r>
-        <w:rPr>
-          <w:rFonts w:eastAsia="Times New Roman" w:cs="Times New Roman"/>
-          <w:b/>
-          <w:bCs/>
-          <w:color w:val="000000"/>
-          <w:lang w:eastAsia="es-MX"/>
-        </w:rPr>
-        <w:t xml:space="preserve">: 3 registros </w:t>
+        <w:t xml:space="preserve">tipo_de_documento: 3 registros </w:t>
       </w:r>
     </w:p>
     <w:p>
@@ -14427,7 +12748,6 @@
           <w:lang w:eastAsia="es-MX"/>
         </w:rPr>
       </w:pPr>
-      <w:proofErr w:type="spellStart"/>
       <w:r>
         <w:rPr>
           <w:rFonts w:eastAsia="Times New Roman" w:cs="Times New Roman"/>
@@ -14437,18 +12757,7 @@
           <w:lang w:eastAsia="es-MX"/>
         </w:rPr>
         <w:lastRenderedPageBreak/>
-        <w:t>estado_pedido</w:t>
-      </w:r>
-      <w:proofErr w:type="spellEnd"/>
-      <w:r>
-        <w:rPr>
-          <w:rFonts w:eastAsia="Times New Roman" w:cs="Times New Roman"/>
-          <w:b/>
-          <w:bCs/>
-          <w:color w:val="000000"/>
-          <w:lang w:eastAsia="es-MX"/>
-        </w:rPr>
-        <w:t>: 10 registros</w:t>
+        <w:t>estado_pedido: 10 registros</w:t>
       </w:r>
     </w:p>
     <w:p>
@@ -14492,13 +12801,8 @@
           <w:numId w:val="64"/>
         </w:numPr>
       </w:pPr>
-      <w:proofErr w:type="spellStart"/>
-      <w:r>
-        <w:t>Migracion</w:t>
-      </w:r>
-      <w:proofErr w:type="spellEnd"/>
-      <w:r>
-        <w:t xml:space="preserve"> de Pedidos Activos</w:t>
+      <w:r>
+        <w:t>Migracion de Pedidos Activos</w:t>
       </w:r>
     </w:p>
     <w:p>
@@ -14587,15 +12891,7 @@
         </w:numPr>
       </w:pPr>
       <w:r>
-        <w:t xml:space="preserve">Mapear cliente de Excel → </w:t>
-      </w:r>
-      <w:proofErr w:type="spellStart"/>
-      <w:r>
-        <w:t>usu_id</w:t>
-      </w:r>
-      <w:proofErr w:type="spellEnd"/>
-      <w:r>
-        <w:t xml:space="preserve"> usando usuarios_mapping.csv generado en Fase 1 </w:t>
+        <w:t xml:space="preserve">Mapear cliente de Excel → usu_id usando usuarios_mapping.csv generado en Fase 1 </w:t>
       </w:r>
     </w:p>
     <w:p>
@@ -14607,15 +12903,7 @@
         </w:numPr>
       </w:pPr>
       <w:r>
-        <w:t xml:space="preserve">Mapear estado informal de Excel → </w:t>
-      </w:r>
-      <w:proofErr w:type="spellStart"/>
-      <w:r>
-        <w:t>est_id</w:t>
-      </w:r>
-      <w:proofErr w:type="spellEnd"/>
-      <w:r>
-        <w:t xml:space="preserve"> usando tabla de equivalencias definida en Fase 0.2 </w:t>
+        <w:t xml:space="preserve">Mapear estado informal de Excel → est_id usando tabla de equivalencias definida en Fase 0.2 </w:t>
       </w:r>
     </w:p>
     <w:p>
@@ -14627,15 +12915,7 @@
         </w:numPr>
       </w:pPr>
       <w:r>
-        <w:t xml:space="preserve">Asignar </w:t>
-      </w:r>
-      <w:proofErr w:type="spellStart"/>
-      <w:r>
-        <w:t>per_id</w:t>
-      </w:r>
-      <w:proofErr w:type="spellEnd"/>
-      <w:r>
-        <w:t xml:space="preserve"> = NULL para diseños únicos fuera del catálogo del personalizador </w:t>
+        <w:t xml:space="preserve">Asignar per_id = NULL para diseños únicos fuera del catálogo del personalizador </w:t>
       </w:r>
     </w:p>
     <w:p>
@@ -14647,23 +12927,7 @@
         </w:numPr>
       </w:pPr>
       <w:r>
-        <w:t xml:space="preserve">Trasladar especificaciones técnicas del pedido al campo </w:t>
-      </w:r>
-      <w:proofErr w:type="spellStart"/>
-      <w:r>
-        <w:t>ped_comentarios</w:t>
-      </w:r>
-      <w:proofErr w:type="spellEnd"/>
-      <w:r>
-        <w:t xml:space="preserve"> en texto libre: </w:t>
-      </w:r>
-      <w:proofErr w:type="spellStart"/>
-      <w:r>
-        <w:t>Ej</w:t>
-      </w:r>
-      <w:proofErr w:type="spellEnd"/>
-      <w:r>
-        <w:t xml:space="preserve">: "Anillo oro 18K, esmeralda 2.5ct, talla 5.5" 3. </w:t>
+        <w:t xml:space="preserve">Trasladar especificaciones técnicas del pedido al campo ped_comentarios en texto libre: Ej: "Anillo oro 18K, esmeralda 2.5ct, talla 5.5" 3. </w:t>
       </w:r>
     </w:p>
     <w:p>
@@ -14675,15 +12939,7 @@
         </w:numPr>
       </w:pPr>
       <w:r>
-        <w:t xml:space="preserve">Validación </w:t>
-      </w:r>
-      <w:proofErr w:type="spellStart"/>
-      <w:r>
-        <w:t>pre-carga</w:t>
-      </w:r>
-      <w:proofErr w:type="spellEnd"/>
-      <w:r>
-        <w:t xml:space="preserve"> </w:t>
+        <w:t xml:space="preserve">Validación pre-carga </w:t>
       </w:r>
     </w:p>
     <w:p>
@@ -14695,15 +12951,7 @@
         </w:numPr>
       </w:pPr>
       <w:r>
-        <w:t xml:space="preserve">Verificar que todos los </w:t>
-      </w:r>
-      <w:proofErr w:type="spellStart"/>
-      <w:r>
-        <w:t>usu_id_cliente</w:t>
-      </w:r>
-      <w:proofErr w:type="spellEnd"/>
-      <w:r>
-        <w:t xml:space="preserve"> existen en tabla usuarios (migrados en Fase 1) </w:t>
+        <w:t xml:space="preserve">Verificar que todos los usu_id_cliente existen en tabla usuarios (migrados en Fase 1) </w:t>
       </w:r>
     </w:p>
     <w:p>
@@ -14715,23 +12963,7 @@
         </w:numPr>
       </w:pPr>
       <w:r>
-        <w:t xml:space="preserve">Verificar que todos los </w:t>
-      </w:r>
-      <w:proofErr w:type="spellStart"/>
-      <w:r>
-        <w:t>est_id</w:t>
-      </w:r>
-      <w:proofErr w:type="spellEnd"/>
-      <w:r>
-        <w:t xml:space="preserve"> existen en tabla </w:t>
-      </w:r>
-      <w:proofErr w:type="spellStart"/>
-      <w:r>
-        <w:t>estado_pedido</w:t>
-      </w:r>
-      <w:proofErr w:type="spellEnd"/>
-      <w:r>
-        <w:t xml:space="preserve"> (1-10)</w:t>
+        <w:t>Verificar que todos los est_id existen en tabla estado_pedido (1-10)</w:t>
       </w:r>
     </w:p>
     <w:p>
@@ -14743,15 +12975,7 @@
         </w:numPr>
       </w:pPr>
       <w:r>
-        <w:t xml:space="preserve">Verificar que </w:t>
-      </w:r>
-      <w:proofErr w:type="spellStart"/>
-      <w:r>
-        <w:t>ped_codigo</w:t>
-      </w:r>
-      <w:proofErr w:type="spellEnd"/>
-      <w:r>
-        <w:t xml:space="preserve"> sea único </w:t>
+        <w:t xml:space="preserve">Verificar que ped_codigo sea único </w:t>
       </w:r>
     </w:p>
     <w:p>
@@ -14773,15 +12997,7 @@
         <w:ind w:left="360" w:firstLine="0"/>
       </w:pPr>
       <w:r>
-        <w:t xml:space="preserve">INSERT INTO pedido (...) Registrar los </w:t>
-      </w:r>
-      <w:proofErr w:type="spellStart"/>
-      <w:r>
-        <w:t>ped_id</w:t>
-      </w:r>
-      <w:proofErr w:type="spellEnd"/>
-      <w:r>
-        <w:t xml:space="preserve"> generados en archivo de mapeo (pedidos_mapping.csv) para usarlos en historial y multimedia </w:t>
+        <w:t xml:space="preserve">INSERT INTO pedido (...) Registrar los ped_id generados en archivo de mapeo (pedidos_mapping.csv) para usarlos en historial y multimedia </w:t>
       </w:r>
     </w:p>
     <w:p>
@@ -14793,15 +13009,7 @@
         </w:numPr>
       </w:pPr>
       <w:r>
-        <w:t xml:space="preserve">Verificación </w:t>
-      </w:r>
-      <w:proofErr w:type="spellStart"/>
-      <w:r>
-        <w:t>post-carga</w:t>
-      </w:r>
-      <w:proofErr w:type="spellEnd"/>
-      <w:r>
-        <w:t xml:space="preserve"> </w:t>
+        <w:t xml:space="preserve">Verificación post-carga </w:t>
       </w:r>
     </w:p>
     <w:p>
@@ -14825,15 +13033,7 @@
         </w:numPr>
       </w:pPr>
       <w:r>
-        <w:t xml:space="preserve">Integridad referencial: todos los </w:t>
-      </w:r>
-      <w:proofErr w:type="spellStart"/>
-      <w:r>
-        <w:t>usu_id_cliente</w:t>
-      </w:r>
-      <w:proofErr w:type="spellEnd"/>
-      <w:r>
-        <w:t xml:space="preserve"> v</w:t>
+        <w:t>Integridad referencial: todos los usu_id_cliente v</w:t>
       </w:r>
       <w:r>
         <w:rPr>
@@ -14854,15 +13054,7 @@
         </w:numPr>
       </w:pPr>
       <w:r>
-        <w:t xml:space="preserve">Todos los </w:t>
-      </w:r>
-      <w:proofErr w:type="spellStart"/>
-      <w:r>
-        <w:t>est_id</w:t>
-      </w:r>
-      <w:proofErr w:type="spellEnd"/>
-      <w:r>
-        <w:t xml:space="preserve"> en rango 1-10 </w:t>
+        <w:t xml:space="preserve">Todos los est_id en rango 1-10 </w:t>
       </w:r>
     </w:p>
     <w:p>
@@ -14895,13 +13087,8 @@
         </w:numPr>
       </w:pPr>
       <w:r>
-        <w:t xml:space="preserve">Ajustes </w:t>
-      </w:r>
-      <w:proofErr w:type="spellStart"/>
-      <w:r>
-        <w:t>Criticos</w:t>
-      </w:r>
-      <w:proofErr w:type="spellEnd"/>
+        <w:t>Ajustes Criticos</w:t>
+      </w:r>
     </w:p>
     <w:p>
       <w:pPr>
@@ -14934,94 +13121,40 @@
           <w:color w:val="000000"/>
           <w:lang w:eastAsia="es-MX"/>
         </w:rPr>
-        <w:t xml:space="preserve">Diseños únicos fuera de catálogo Para pedidos que sean diseños únicos sin correspondencia en el módulo de personalización, las especificaciones técnicas del cliente se migrarán directamente al campo </w:t>
-      </w:r>
-      <w:proofErr w:type="spellStart"/>
-      <w:r>
+        <w:t xml:space="preserve">Diseños únicos fuera de catálogo Para pedidos que sean diseños únicos sin correspondencia en el módulo de personalización, las especificaciones técnicas del cliente se migrarán directamente al campo ped_comentarios, dejando per_id como NULL. </w:t>
+      </w:r>
+    </w:p>
+    <w:p>
+      <w:pPr>
+        <w:pStyle w:val="Ttulo5"/>
+        <w:rPr>
+          <w:rFonts w:eastAsia="Times New Roman"/>
+          <w:lang w:eastAsia="es-MX"/>
+        </w:rPr>
+      </w:pPr>
+      <w:r>
+        <w:rPr>
+          <w:rFonts w:eastAsia="Times New Roman"/>
+          <w:lang w:eastAsia="es-MX"/>
+        </w:rPr>
+        <w:t>Historial de estados</w:t>
+      </w:r>
+    </w:p>
+    <w:p>
+      <w:pPr>
         <w:rPr>
           <w:rFonts w:eastAsia="Times New Roman" w:cs="Times New Roman"/>
           <w:color w:val="000000"/>
           <w:lang w:eastAsia="es-MX"/>
         </w:rPr>
-        <w:t>ped_comentarios</w:t>
-      </w:r>
-      <w:proofErr w:type="spellEnd"/>
+      </w:pPr>
       <w:r>
         <w:rPr>
           <w:rFonts w:eastAsia="Times New Roman" w:cs="Times New Roman"/>
           <w:color w:val="000000"/>
           <w:lang w:eastAsia="es-MX"/>
         </w:rPr>
-        <w:t xml:space="preserve">, dejando </w:t>
-      </w:r>
-      <w:proofErr w:type="spellStart"/>
-      <w:r>
-        <w:rPr>
-          <w:rFonts w:eastAsia="Times New Roman" w:cs="Times New Roman"/>
-          <w:color w:val="000000"/>
-          <w:lang w:eastAsia="es-MX"/>
-        </w:rPr>
-        <w:t>per_id</w:t>
-      </w:r>
-      <w:proofErr w:type="spellEnd"/>
-      <w:r>
-        <w:rPr>
-          <w:rFonts w:eastAsia="Times New Roman" w:cs="Times New Roman"/>
-          <w:color w:val="000000"/>
-          <w:lang w:eastAsia="es-MX"/>
-        </w:rPr>
-        <w:t xml:space="preserve"> como NULL. </w:t>
-      </w:r>
-    </w:p>
-    <w:p>
-      <w:pPr>
-        <w:pStyle w:val="Ttulo5"/>
-        <w:rPr>
-          <w:rFonts w:eastAsia="Times New Roman"/>
-          <w:lang w:eastAsia="es-MX"/>
-        </w:rPr>
-      </w:pPr>
-      <w:r>
-        <w:rPr>
-          <w:rFonts w:eastAsia="Times New Roman"/>
-          <w:lang w:eastAsia="es-MX"/>
-        </w:rPr>
-        <w:t>Historial de estados</w:t>
-      </w:r>
-    </w:p>
-    <w:p>
-      <w:pPr>
-        <w:rPr>
-          <w:rFonts w:eastAsia="Times New Roman" w:cs="Times New Roman"/>
-          <w:color w:val="000000"/>
-          <w:lang w:eastAsia="es-MX"/>
-        </w:rPr>
-      </w:pPr>
-      <w:r>
-        <w:rPr>
-          <w:rFonts w:eastAsia="Times New Roman" w:cs="Times New Roman"/>
-          <w:color w:val="000000"/>
-          <w:lang w:eastAsia="es-MX"/>
-        </w:rPr>
-        <w:t xml:space="preserve"> Como solo se dispone del estado ACTUAL de cada pedido en Excel, se creará UN registro en </w:t>
-      </w:r>
-      <w:proofErr w:type="spellStart"/>
-      <w:r>
-        <w:rPr>
-          <w:rFonts w:eastAsia="Times New Roman" w:cs="Times New Roman"/>
-          <w:color w:val="000000"/>
-          <w:lang w:eastAsia="es-MX"/>
-        </w:rPr>
-        <w:t>historial_estado_pedido</w:t>
-      </w:r>
-      <w:proofErr w:type="spellEnd"/>
-      <w:r>
-        <w:rPr>
-          <w:rFonts w:eastAsia="Times New Roman" w:cs="Times New Roman"/>
-          <w:color w:val="000000"/>
-          <w:lang w:eastAsia="es-MX"/>
-        </w:rPr>
-        <w:t xml:space="preserve"> por cada pedido migrado con: </w:t>
+        <w:t xml:space="preserve"> Como solo se dispone del estado ACTUAL de cada pedido en Excel, se creará UN registro en historial_estado_pedido por cada pedido migrado con: </w:t>
       </w:r>
     </w:p>
     <w:p>
@@ -15037,23 +13170,13 @@
           <w:lang w:eastAsia="es-MX"/>
         </w:rPr>
       </w:pPr>
-      <w:proofErr w:type="spellStart"/>
       <w:r>
         <w:rPr>
           <w:rFonts w:eastAsia="Times New Roman" w:cs="Times New Roman"/>
           <w:color w:val="000000"/>
           <w:lang w:eastAsia="es-MX"/>
         </w:rPr>
-        <w:t>est_id</w:t>
-      </w:r>
-      <w:proofErr w:type="spellEnd"/>
-      <w:r>
-        <w:rPr>
-          <w:rFonts w:eastAsia="Times New Roman" w:cs="Times New Roman"/>
-          <w:color w:val="000000"/>
-          <w:lang w:eastAsia="es-MX"/>
-        </w:rPr>
-        <w:t xml:space="preserve"> = estado actual en Excel (mapeado a formal) </w:t>
+        <w:t xml:space="preserve">est_id = estado actual en Excel (mapeado a formal) </w:t>
       </w:r>
     </w:p>
     <w:p>
@@ -15069,23 +13192,13 @@
           <w:lang w:eastAsia="es-MX"/>
         </w:rPr>
       </w:pPr>
-      <w:proofErr w:type="spellStart"/>
       <w:r>
         <w:rPr>
           <w:rFonts w:eastAsia="Times New Roman" w:cs="Times New Roman"/>
           <w:color w:val="000000"/>
           <w:lang w:eastAsia="es-MX"/>
         </w:rPr>
-        <w:t>his_fecha_cambio</w:t>
-      </w:r>
-      <w:proofErr w:type="spellEnd"/>
-      <w:r>
-        <w:rPr>
-          <w:rFonts w:eastAsia="Times New Roman" w:cs="Times New Roman"/>
-          <w:color w:val="000000"/>
-          <w:lang w:eastAsia="es-MX"/>
-        </w:rPr>
-        <w:t xml:space="preserve"> = fecha de ejecución de la migración </w:t>
+        <w:t xml:space="preserve">his_fecha_cambio = fecha de ejecución de la migración </w:t>
       </w:r>
     </w:p>
     <w:p>
@@ -15101,23 +13214,13 @@
           <w:lang w:eastAsia="es-MX"/>
         </w:rPr>
       </w:pPr>
-      <w:proofErr w:type="spellStart"/>
       <w:r>
         <w:rPr>
           <w:rFonts w:eastAsia="Times New Roman" w:cs="Times New Roman"/>
           <w:color w:val="000000"/>
           <w:lang w:eastAsia="es-MX"/>
         </w:rPr>
-        <w:t>his_comentarios</w:t>
-      </w:r>
-      <w:proofErr w:type="spellEnd"/>
-      <w:r>
-        <w:rPr>
-          <w:rFonts w:eastAsia="Times New Roman" w:cs="Times New Roman"/>
-          <w:color w:val="000000"/>
-          <w:lang w:eastAsia="es-MX"/>
-        </w:rPr>
-        <w:t xml:space="preserve"> = "Estado actual migrado desde sistema Excel" </w:t>
+        <w:t xml:space="preserve">his_comentarios = "Estado actual migrado desde sistema Excel" </w:t>
       </w:r>
     </w:p>
     <w:p>
@@ -15133,23 +13236,13 @@
           <w:lang w:eastAsia="es-MX"/>
         </w:rPr>
       </w:pPr>
-      <w:proofErr w:type="spellStart"/>
       <w:r>
         <w:rPr>
           <w:rFonts w:eastAsia="Times New Roman" w:cs="Times New Roman"/>
           <w:color w:val="000000"/>
           <w:lang w:eastAsia="es-MX"/>
         </w:rPr>
-        <w:t>usu_id_responsable</w:t>
-      </w:r>
-      <w:proofErr w:type="spellEnd"/>
-      <w:r>
-        <w:rPr>
-          <w:rFonts w:eastAsia="Times New Roman" w:cs="Times New Roman"/>
-          <w:color w:val="000000"/>
-          <w:lang w:eastAsia="es-MX"/>
-        </w:rPr>
-        <w:t xml:space="preserve"> = ID del administrador que ejecuta la migración </w:t>
+        <w:t xml:space="preserve">usu_id_responsable = ID del administrador que ejecuta la migración </w:t>
       </w:r>
     </w:p>
     <w:p>
@@ -15184,25 +13277,7 @@
           <w:color w:val="000000"/>
           <w:lang w:eastAsia="es-MX"/>
         </w:rPr>
-        <w:t xml:space="preserve"> Una vez migrados los pedidos y obtenidos sus </w:t>
-      </w:r>
-      <w:proofErr w:type="spellStart"/>
-      <w:r>
-        <w:rPr>
-          <w:rFonts w:eastAsia="Times New Roman" w:cs="Times New Roman"/>
-          <w:color w:val="000000"/>
-          <w:lang w:eastAsia="es-MX"/>
-        </w:rPr>
-        <w:t>ped_id</w:t>
-      </w:r>
-      <w:proofErr w:type="spellEnd"/>
-      <w:r>
-        <w:rPr>
-          <w:rFonts w:eastAsia="Times New Roman" w:cs="Times New Roman"/>
-          <w:color w:val="000000"/>
-          <w:lang w:eastAsia="es-MX"/>
-        </w:rPr>
-        <w:t xml:space="preserve">: </w:t>
+        <w:t xml:space="preserve"> Una vez migrados los pedidos y obtenidos sus ped_id: </w:t>
       </w:r>
     </w:p>
     <w:p>
@@ -15242,25 +13317,7 @@
           <w:color w:val="000000"/>
           <w:lang w:eastAsia="es-MX"/>
         </w:rPr>
-        <w:t>Copiar archivos desde carpetas físicas a /</w:t>
-      </w:r>
-      <w:proofErr w:type="spellStart"/>
-      <w:r>
-        <w:rPr>
-          <w:rFonts w:eastAsia="Times New Roman" w:cs="Times New Roman"/>
-          <w:color w:val="000000"/>
-          <w:lang w:eastAsia="es-MX"/>
-        </w:rPr>
-        <w:t>uploads</w:t>
-      </w:r>
-      <w:proofErr w:type="spellEnd"/>
-      <w:r>
-        <w:rPr>
-          <w:rFonts w:eastAsia="Times New Roman" w:cs="Times New Roman"/>
-          <w:color w:val="000000"/>
-          <w:lang w:eastAsia="es-MX"/>
-        </w:rPr>
-        <w:t xml:space="preserve">/renders/ </w:t>
+        <w:t xml:space="preserve">Copiar archivos desde carpetas físicas a /uploads/renders/ </w:t>
       </w:r>
     </w:p>
     <w:p>
@@ -15282,25 +13339,7 @@
           <w:color w:val="000000"/>
           <w:lang w:eastAsia="es-MX"/>
         </w:rPr>
-        <w:t>Renombrar según formato: P-YYYYMM-</w:t>
-      </w:r>
-      <w:proofErr w:type="spellStart"/>
-      <w:r>
-        <w:rPr>
-          <w:rFonts w:eastAsia="Times New Roman" w:cs="Times New Roman"/>
-          <w:color w:val="000000"/>
-          <w:lang w:eastAsia="es-MX"/>
-        </w:rPr>
-        <w:t>XXX.glb</w:t>
-      </w:r>
-      <w:proofErr w:type="spellEnd"/>
-      <w:r>
-        <w:rPr>
-          <w:rFonts w:eastAsia="Times New Roman" w:cs="Times New Roman"/>
-          <w:color w:val="000000"/>
-          <w:lang w:eastAsia="es-MX"/>
-        </w:rPr>
-        <w:t xml:space="preserve"> </w:t>
+        <w:t xml:space="preserve">Renombrar según formato: P-YYYYMM-XXX.glb </w:t>
       </w:r>
     </w:p>
     <w:p>
@@ -15322,25 +13361,7 @@
           <w:color w:val="000000"/>
           <w:lang w:eastAsia="es-MX"/>
         </w:rPr>
-        <w:t xml:space="preserve">Registrar en tabla render_3d asociando al </w:t>
-      </w:r>
-      <w:proofErr w:type="spellStart"/>
-      <w:r>
-        <w:rPr>
-          <w:rFonts w:eastAsia="Times New Roman" w:cs="Times New Roman"/>
-          <w:color w:val="000000"/>
-          <w:lang w:eastAsia="es-MX"/>
-        </w:rPr>
-        <w:t>ped_id</w:t>
-      </w:r>
-      <w:proofErr w:type="spellEnd"/>
-      <w:r>
-        <w:rPr>
-          <w:rFonts w:eastAsia="Times New Roman" w:cs="Times New Roman"/>
-          <w:color w:val="000000"/>
-          <w:lang w:eastAsia="es-MX"/>
-        </w:rPr>
-        <w:t xml:space="preserve"> correspondiente </w:t>
+        <w:t xml:space="preserve">Registrar en tabla render_3d asociando al ped_id correspondiente </w:t>
       </w:r>
     </w:p>
     <w:p>
@@ -15380,25 +13401,7 @@
           <w:color w:val="000000"/>
           <w:lang w:eastAsia="es-MX"/>
         </w:rPr>
-        <w:t>Copiar archivos desde carpetas físicas a /</w:t>
-      </w:r>
-      <w:proofErr w:type="spellStart"/>
-      <w:r>
-        <w:rPr>
-          <w:rFonts w:eastAsia="Times New Roman" w:cs="Times New Roman"/>
-          <w:color w:val="000000"/>
-          <w:lang w:eastAsia="es-MX"/>
-        </w:rPr>
-        <w:t>uploads</w:t>
-      </w:r>
-      <w:proofErr w:type="spellEnd"/>
-      <w:r>
-        <w:rPr>
-          <w:rFonts w:eastAsia="Times New Roman" w:cs="Times New Roman"/>
-          <w:color w:val="000000"/>
-          <w:lang w:eastAsia="es-MX"/>
-        </w:rPr>
-        <w:t xml:space="preserve">/finales/ </w:t>
+        <w:t xml:space="preserve">Copiar archivos desde carpetas físicas a /uploads/finales/ </w:t>
       </w:r>
     </w:p>
     <w:p>
@@ -15442,43 +13445,7 @@
           <w:color w:val="000000"/>
           <w:lang w:eastAsia="es-MX"/>
         </w:rPr>
-        <w:t xml:space="preserve">Crear un registro en </w:t>
-      </w:r>
-      <w:proofErr w:type="spellStart"/>
-      <w:r>
-        <w:rPr>
-          <w:rFonts w:eastAsia="Times New Roman" w:cs="Times New Roman"/>
-          <w:color w:val="000000"/>
-          <w:lang w:eastAsia="es-MX"/>
-        </w:rPr>
-        <w:t>foto_producto_final</w:t>
-      </w:r>
-      <w:proofErr w:type="spellEnd"/>
-      <w:r>
-        <w:rPr>
-          <w:rFonts w:eastAsia="Times New Roman" w:cs="Times New Roman"/>
-          <w:color w:val="000000"/>
-          <w:lang w:eastAsia="es-MX"/>
-        </w:rPr>
-        <w:t xml:space="preserve"> por cada foto, asociando al </w:t>
-      </w:r>
-      <w:proofErr w:type="spellStart"/>
-      <w:r>
-        <w:rPr>
-          <w:rFonts w:eastAsia="Times New Roman" w:cs="Times New Roman"/>
-          <w:color w:val="000000"/>
-          <w:lang w:eastAsia="es-MX"/>
-        </w:rPr>
-        <w:t>ped_id</w:t>
-      </w:r>
-      <w:proofErr w:type="spellEnd"/>
-      <w:r>
-        <w:rPr>
-          <w:rFonts w:eastAsia="Times New Roman" w:cs="Times New Roman"/>
-          <w:color w:val="000000"/>
-          <w:lang w:eastAsia="es-MX"/>
-        </w:rPr>
-        <w:t xml:space="preserve"> correspondiente </w:t>
+        <w:t xml:space="preserve">Crear un registro en foto_producto_final por cada foto, asociando al ped_id correspondiente </w:t>
       </w:r>
     </w:p>
     <w:p>
@@ -15516,25 +13483,7 @@
           <w:color w:val="000000"/>
           <w:lang w:eastAsia="es-MX"/>
         </w:rPr>
-        <w:t xml:space="preserve">20 </w:t>
-      </w:r>
-      <w:proofErr w:type="gramStart"/>
-      <w:r>
-        <w:rPr>
-          <w:rFonts w:eastAsia="Times New Roman" w:cs="Times New Roman"/>
-          <w:color w:val="000000"/>
-          <w:lang w:eastAsia="es-MX"/>
-        </w:rPr>
-        <w:t>archivos .GLB</w:t>
-      </w:r>
-      <w:proofErr w:type="gramEnd"/>
-      <w:r>
-        <w:rPr>
-          <w:rFonts w:eastAsia="Times New Roman" w:cs="Times New Roman"/>
-          <w:color w:val="000000"/>
-          <w:lang w:eastAsia="es-MX"/>
-        </w:rPr>
-        <w:t xml:space="preserve"> migrados y registrados en render_3d </w:t>
+        <w:t xml:space="preserve">20 archivos .GLB migrados y registrados en render_3d </w:t>
       </w:r>
     </w:p>
     <w:p>
@@ -15556,25 +13505,7 @@
           <w:color w:val="000000"/>
           <w:lang w:eastAsia="es-MX"/>
         </w:rPr>
-        <w:t xml:space="preserve">20-40 archivos .JPG migrados y registrados en </w:t>
-      </w:r>
-      <w:proofErr w:type="spellStart"/>
-      <w:r>
-        <w:rPr>
-          <w:rFonts w:eastAsia="Times New Roman" w:cs="Times New Roman"/>
-          <w:color w:val="000000"/>
-          <w:lang w:eastAsia="es-MX"/>
-        </w:rPr>
-        <w:t>foto_producto_final</w:t>
-      </w:r>
-      <w:proofErr w:type="spellEnd"/>
-      <w:r>
-        <w:rPr>
-          <w:rFonts w:eastAsia="Times New Roman" w:cs="Times New Roman"/>
-          <w:color w:val="000000"/>
-          <w:lang w:eastAsia="es-MX"/>
-        </w:rPr>
-        <w:t xml:space="preserve"> </w:t>
+        <w:t xml:space="preserve">20-40 archivos .JPG migrados y registrados en foto_producto_final </w:t>
       </w:r>
     </w:p>
     <w:p>
@@ -15596,25 +13527,7 @@
           <w:color w:val="000000"/>
           <w:lang w:eastAsia="es-MX"/>
         </w:rPr>
-        <w:t xml:space="preserve">Todos los </w:t>
-      </w:r>
-      <w:proofErr w:type="spellStart"/>
-      <w:r>
-        <w:rPr>
-          <w:rFonts w:eastAsia="Times New Roman" w:cs="Times New Roman"/>
-          <w:color w:val="000000"/>
-          <w:lang w:eastAsia="es-MX"/>
-        </w:rPr>
-        <w:t>ped_id</w:t>
-      </w:r>
-      <w:proofErr w:type="spellEnd"/>
-      <w:r>
-        <w:rPr>
-          <w:rFonts w:eastAsia="Times New Roman" w:cs="Times New Roman"/>
-          <w:color w:val="000000"/>
-          <w:lang w:eastAsia="es-MX"/>
-        </w:rPr>
-        <w:t xml:space="preserve"> referenciados son válidos </w:t>
+        <w:t xml:space="preserve">Todos los ped_id referenciados son válidos </w:t>
       </w:r>
     </w:p>
     <w:p>
@@ -15719,15 +13632,7 @@
       </w:pPr>
       <w:r>
         <w:lastRenderedPageBreak/>
-        <w:t xml:space="preserve"> Ejecución de sentencias SELECT </w:t>
-      </w:r>
-      <w:proofErr w:type="gramStart"/>
-      <w:r>
-        <w:t>COUNT(</w:t>
-      </w:r>
-      <w:proofErr w:type="gramEnd"/>
-      <w:r>
-        <w:t xml:space="preserve">*) en cada tabla migrada para comparar totales contra archivos Excel origen: </w:t>
+        <w:t xml:space="preserve"> Ejecución de sentencias SELECT COUNT(*) en cada tabla migrada para comparar totales contra archivos Excel origen: </w:t>
       </w:r>
     </w:p>
     <w:p>
@@ -15742,49 +13647,7 @@
         <w:rPr>
           <w:lang w:val="en-US"/>
         </w:rPr>
-        <w:t>SELECT '</w:t>
-      </w:r>
-      <w:proofErr w:type="spellStart"/>
-      <w:r>
-        <w:rPr>
-          <w:lang w:val="en-US"/>
-        </w:rPr>
-        <w:t>usuarios</w:t>
-      </w:r>
-      <w:proofErr w:type="spellEnd"/>
-      <w:r>
-        <w:rPr>
-          <w:lang w:val="en-US"/>
-        </w:rPr>
-        <w:t xml:space="preserve">' AS </w:t>
-      </w:r>
-      <w:proofErr w:type="spellStart"/>
-      <w:r>
-        <w:rPr>
-          <w:lang w:val="en-US"/>
-        </w:rPr>
-        <w:t>tabla</w:t>
-      </w:r>
-      <w:proofErr w:type="spellEnd"/>
-      <w:r>
-        <w:rPr>
-          <w:lang w:val="en-US"/>
-        </w:rPr>
-        <w:t xml:space="preserve">, </w:t>
-      </w:r>
-      <w:proofErr w:type="gramStart"/>
-      <w:r>
-        <w:rPr>
-          <w:lang w:val="en-US"/>
-        </w:rPr>
-        <w:t>COUNT(</w:t>
-      </w:r>
-      <w:proofErr w:type="gramEnd"/>
-      <w:r>
-        <w:rPr>
-          <w:lang w:val="en-US"/>
-        </w:rPr>
-        <w:t xml:space="preserve">*) AS total </w:t>
+        <w:t xml:space="preserve">SELECT 'usuarios' AS tabla, COUNT(*) AS total </w:t>
       </w:r>
     </w:p>
     <w:p>
@@ -15799,21 +13662,7 @@
         <w:rPr>
           <w:lang w:val="en-US"/>
         </w:rPr>
-        <w:t xml:space="preserve">FROM </w:t>
-      </w:r>
-      <w:proofErr w:type="spellStart"/>
-      <w:r>
-        <w:rPr>
-          <w:lang w:val="en-US"/>
-        </w:rPr>
-        <w:t>usuarios</w:t>
-      </w:r>
-      <w:proofErr w:type="spellEnd"/>
-      <w:r>
-        <w:rPr>
-          <w:lang w:val="en-US"/>
-        </w:rPr>
-        <w:t xml:space="preserve"> </w:t>
+        <w:t xml:space="preserve">FROM usuarios </w:t>
       </w:r>
     </w:p>
     <w:p>
@@ -15843,49 +13692,7 @@
         <w:rPr>
           <w:lang w:val="en-US"/>
         </w:rPr>
-        <w:t>SELECT '</w:t>
-      </w:r>
-      <w:proofErr w:type="spellStart"/>
-      <w:r>
-        <w:rPr>
-          <w:lang w:val="en-US"/>
-        </w:rPr>
-        <w:t>pedido</w:t>
-      </w:r>
-      <w:proofErr w:type="spellEnd"/>
-      <w:r>
-        <w:rPr>
-          <w:lang w:val="en-US"/>
-        </w:rPr>
-        <w:t xml:space="preserve">', </w:t>
-      </w:r>
-      <w:proofErr w:type="gramStart"/>
-      <w:r>
-        <w:rPr>
-          <w:lang w:val="en-US"/>
-        </w:rPr>
-        <w:t>COUNT(</w:t>
-      </w:r>
-      <w:proofErr w:type="gramEnd"/>
-      <w:r>
-        <w:rPr>
-          <w:lang w:val="en-US"/>
-        </w:rPr>
-        <w:t xml:space="preserve">*) FROM </w:t>
-      </w:r>
-      <w:proofErr w:type="spellStart"/>
-      <w:r>
-        <w:rPr>
-          <w:lang w:val="en-US"/>
-        </w:rPr>
-        <w:t>pedido</w:t>
-      </w:r>
-      <w:proofErr w:type="spellEnd"/>
-      <w:r>
-        <w:rPr>
-          <w:lang w:val="en-US"/>
-        </w:rPr>
-        <w:t xml:space="preserve"> </w:t>
+        <w:t xml:space="preserve">SELECT 'pedido', COUNT(*) FROM pedido </w:t>
       </w:r>
     </w:p>
     <w:p>
@@ -15915,35 +13722,7 @@
         <w:rPr>
           <w:lang w:val="en-US"/>
         </w:rPr>
-        <w:t>SELECT '</w:t>
-      </w:r>
-      <w:proofErr w:type="spellStart"/>
-      <w:r>
-        <w:rPr>
-          <w:lang w:val="en-US"/>
-        </w:rPr>
-        <w:t>historial</w:t>
-      </w:r>
-      <w:proofErr w:type="spellEnd"/>
-      <w:r>
-        <w:rPr>
-          <w:lang w:val="en-US"/>
-        </w:rPr>
-        <w:t xml:space="preserve">', </w:t>
-      </w:r>
-      <w:proofErr w:type="gramStart"/>
-      <w:r>
-        <w:rPr>
-          <w:lang w:val="en-US"/>
-        </w:rPr>
-        <w:t>COUNT(</w:t>
-      </w:r>
-      <w:proofErr w:type="gramEnd"/>
-      <w:r>
-        <w:rPr>
-          <w:lang w:val="en-US"/>
-        </w:rPr>
-        <w:t xml:space="preserve">*) </w:t>
+        <w:t xml:space="preserve">SELECT 'historial', COUNT(*) </w:t>
       </w:r>
     </w:p>
     <w:p>
@@ -15958,21 +13737,7 @@
         <w:rPr>
           <w:lang w:val="en-US"/>
         </w:rPr>
-        <w:t xml:space="preserve">FROM </w:t>
-      </w:r>
-      <w:proofErr w:type="spellStart"/>
-      <w:r>
-        <w:rPr>
-          <w:lang w:val="en-US"/>
-        </w:rPr>
-        <w:t>historial_estado_pedido</w:t>
-      </w:r>
-      <w:proofErr w:type="spellEnd"/>
-      <w:r>
-        <w:rPr>
-          <w:lang w:val="en-US"/>
-        </w:rPr>
-        <w:t xml:space="preserve"> </w:t>
+        <w:t xml:space="preserve">FROM historial_estado_pedido </w:t>
       </w:r>
     </w:p>
     <w:p>
@@ -16002,21 +13767,7 @@
         <w:rPr>
           <w:lang w:val="en-US"/>
         </w:rPr>
-        <w:t xml:space="preserve">SELECT 'renders', </w:t>
-      </w:r>
-      <w:proofErr w:type="gramStart"/>
-      <w:r>
-        <w:rPr>
-          <w:lang w:val="en-US"/>
-        </w:rPr>
-        <w:t>COUNT(</w:t>
-      </w:r>
-      <w:proofErr w:type="gramEnd"/>
-      <w:r>
-        <w:rPr>
-          <w:lang w:val="en-US"/>
-        </w:rPr>
-        <w:t xml:space="preserve">*) FROM render_3d </w:t>
+        <w:t xml:space="preserve">SELECT 'renders', COUNT(*) FROM render_3d </w:t>
       </w:r>
     </w:p>
     <w:p>
@@ -16046,58 +13797,8 @@
         <w:rPr>
           <w:lang w:val="en-US"/>
         </w:rPr>
-        <w:t>SELECT '</w:t>
-      </w:r>
-      <w:proofErr w:type="spellStart"/>
-      <w:r>
-        <w:rPr>
-          <w:lang w:val="en-US"/>
-        </w:rPr>
-        <w:t>fotos</w:t>
-      </w:r>
-      <w:proofErr w:type="spellEnd"/>
-      <w:r>
-        <w:rPr>
-          <w:lang w:val="en-US"/>
-        </w:rPr>
-        <w:t xml:space="preserve">', </w:t>
-      </w:r>
-      <w:proofErr w:type="gramStart"/>
-      <w:r>
-        <w:rPr>
-          <w:lang w:val="en-US"/>
-        </w:rPr>
-        <w:t>COUNT(</w:t>
-      </w:r>
-      <w:proofErr w:type="gramEnd"/>
-      <w:r>
-        <w:rPr>
-          <w:lang w:val="en-US"/>
-        </w:rPr>
-        <w:t xml:space="preserve">*) FROM </w:t>
-      </w:r>
-      <w:proofErr w:type="spellStart"/>
-      <w:r>
-        <w:rPr>
-          <w:lang w:val="en-US"/>
-        </w:rPr>
-        <w:t>foto_producto_</w:t>
-      </w:r>
-      <w:proofErr w:type="gramStart"/>
-      <w:r>
-        <w:rPr>
-          <w:lang w:val="en-US"/>
-        </w:rPr>
-        <w:t>final</w:t>
-      </w:r>
-      <w:proofErr w:type="spellEnd"/>
-      <w:r>
-        <w:rPr>
-          <w:lang w:val="en-US"/>
-        </w:rPr>
-        <w:t>;</w:t>
-      </w:r>
-      <w:proofErr w:type="gramEnd"/>
+        <w:t>SELECT 'fotos', COUNT(*) FROM foto_producto_final;</w:t>
+      </w:r>
     </w:p>
     <w:p>
       <w:pPr>
@@ -16221,49 +13922,7 @@
         <w:rPr>
           <w:lang w:val="en-US"/>
         </w:rPr>
-        <w:t xml:space="preserve">SELECT </w:t>
-      </w:r>
-      <w:proofErr w:type="spellStart"/>
-      <w:r>
-        <w:rPr>
-          <w:lang w:val="en-US"/>
-        </w:rPr>
-        <w:t>p.ped_id</w:t>
-      </w:r>
-      <w:proofErr w:type="spellEnd"/>
-      <w:r>
-        <w:rPr>
-          <w:lang w:val="en-US"/>
-        </w:rPr>
-        <w:t xml:space="preserve">, </w:t>
-      </w:r>
-      <w:proofErr w:type="spellStart"/>
-      <w:r>
-        <w:rPr>
-          <w:lang w:val="en-US"/>
-        </w:rPr>
-        <w:t>p.ped_codigo</w:t>
-      </w:r>
-      <w:proofErr w:type="spellEnd"/>
-      <w:r>
-        <w:rPr>
-          <w:lang w:val="en-US"/>
-        </w:rPr>
-        <w:t xml:space="preserve">, </w:t>
-      </w:r>
-      <w:proofErr w:type="spellStart"/>
-      <w:r>
-        <w:rPr>
-          <w:lang w:val="en-US"/>
-        </w:rPr>
-        <w:t>p.usu_id_cliente</w:t>
-      </w:r>
-      <w:proofErr w:type="spellEnd"/>
-      <w:r>
-        <w:rPr>
-          <w:lang w:val="en-US"/>
-        </w:rPr>
-        <w:t xml:space="preserve"> </w:t>
+        <w:t xml:space="preserve">SELECT p.ped_id, p.ped_codigo, p.usu_id_cliente </w:t>
       </w:r>
     </w:p>
     <w:p>
@@ -16278,63 +13937,7 @@
         <w:rPr>
           <w:lang w:val="en-US"/>
         </w:rPr>
-        <w:t xml:space="preserve">FROM </w:t>
-      </w:r>
-      <w:proofErr w:type="spellStart"/>
-      <w:r>
-        <w:rPr>
-          <w:lang w:val="en-US"/>
-        </w:rPr>
-        <w:t>pedido</w:t>
-      </w:r>
-      <w:proofErr w:type="spellEnd"/>
-      <w:r>
-        <w:rPr>
-          <w:lang w:val="en-US"/>
-        </w:rPr>
-        <w:t xml:space="preserve"> p LEFT JOIN </w:t>
-      </w:r>
-      <w:proofErr w:type="spellStart"/>
-      <w:r>
-        <w:rPr>
-          <w:lang w:val="en-US"/>
-        </w:rPr>
-        <w:t>usuarios</w:t>
-      </w:r>
-      <w:proofErr w:type="spellEnd"/>
-      <w:r>
-        <w:rPr>
-          <w:lang w:val="en-US"/>
-        </w:rPr>
-        <w:t xml:space="preserve"> u ON </w:t>
-      </w:r>
-      <w:proofErr w:type="spellStart"/>
-      <w:r>
-        <w:rPr>
-          <w:lang w:val="en-US"/>
-        </w:rPr>
-        <w:t>p.usu_id_cliente</w:t>
-      </w:r>
-      <w:proofErr w:type="spellEnd"/>
-      <w:r>
-        <w:rPr>
-          <w:lang w:val="en-US"/>
-        </w:rPr>
-        <w:t xml:space="preserve"> = </w:t>
-      </w:r>
-      <w:proofErr w:type="spellStart"/>
-      <w:r>
-        <w:rPr>
-          <w:lang w:val="en-US"/>
-        </w:rPr>
-        <w:t>u.usu_id</w:t>
-      </w:r>
-      <w:proofErr w:type="spellEnd"/>
-      <w:r>
-        <w:rPr>
-          <w:lang w:val="en-US"/>
-        </w:rPr>
-        <w:t xml:space="preserve"> </w:t>
+        <w:t xml:space="preserve">FROM pedido p LEFT JOIN usuarios u ON p.usu_id_cliente = u.usu_id </w:t>
       </w:r>
     </w:p>
     <w:p>
@@ -16349,35 +13952,7 @@
         <w:rPr>
           <w:lang w:val="en-US"/>
         </w:rPr>
-        <w:t xml:space="preserve">WHERE </w:t>
-      </w:r>
-      <w:proofErr w:type="spellStart"/>
-      <w:r>
-        <w:rPr>
-          <w:lang w:val="en-US"/>
-        </w:rPr>
-        <w:t>u.usu_id</w:t>
-      </w:r>
-      <w:proofErr w:type="spellEnd"/>
-      <w:r>
-        <w:rPr>
-          <w:lang w:val="en-US"/>
-        </w:rPr>
-        <w:t xml:space="preserve"> IS </w:t>
-      </w:r>
-      <w:proofErr w:type="gramStart"/>
-      <w:r>
-        <w:rPr>
-          <w:lang w:val="en-US"/>
-        </w:rPr>
-        <w:t>NULL;</w:t>
-      </w:r>
-      <w:proofErr w:type="gramEnd"/>
-      <w:r>
-        <w:rPr>
-          <w:lang w:val="en-US"/>
-        </w:rPr>
-        <w:t xml:space="preserve"> </w:t>
+        <w:t xml:space="preserve">WHERE u.usu_id IS NULL; </w:t>
       </w:r>
     </w:p>
     <w:p>
@@ -16416,35 +13991,7 @@
         <w:rPr>
           <w:lang w:val="en-US"/>
         </w:rPr>
-        <w:t xml:space="preserve">SELECT </w:t>
-      </w:r>
-      <w:proofErr w:type="spellStart"/>
-      <w:r>
-        <w:rPr>
-          <w:lang w:val="en-US"/>
-        </w:rPr>
-        <w:t>p.ped_id</w:t>
-      </w:r>
-      <w:proofErr w:type="spellEnd"/>
-      <w:r>
-        <w:rPr>
-          <w:lang w:val="en-US"/>
-        </w:rPr>
-        <w:t xml:space="preserve">, </w:t>
-      </w:r>
-      <w:proofErr w:type="spellStart"/>
-      <w:r>
-        <w:rPr>
-          <w:lang w:val="en-US"/>
-        </w:rPr>
-        <w:t>p.est_id</w:t>
-      </w:r>
-      <w:proofErr w:type="spellEnd"/>
-      <w:r>
-        <w:rPr>
-          <w:lang w:val="en-US"/>
-        </w:rPr>
-        <w:t xml:space="preserve"> </w:t>
+        <w:t xml:space="preserve">SELECT p.ped_id, p.est_id </w:t>
       </w:r>
     </w:p>
     <w:p>
@@ -16459,21 +14006,7 @@
         <w:rPr>
           <w:lang w:val="en-US"/>
         </w:rPr>
-        <w:t xml:space="preserve">FROM </w:t>
-      </w:r>
-      <w:proofErr w:type="spellStart"/>
-      <w:r>
-        <w:rPr>
-          <w:lang w:val="en-US"/>
-        </w:rPr>
-        <w:t>pedido</w:t>
-      </w:r>
-      <w:proofErr w:type="spellEnd"/>
-      <w:r>
-        <w:rPr>
-          <w:lang w:val="en-US"/>
-        </w:rPr>
-        <w:t xml:space="preserve"> p </w:t>
+        <w:t xml:space="preserve">FROM pedido p </w:t>
       </w:r>
     </w:p>
     <w:p>
@@ -16488,49 +14021,7 @@
         <w:rPr>
           <w:lang w:val="en-US"/>
         </w:rPr>
-        <w:t xml:space="preserve">LEFT JOIN </w:t>
-      </w:r>
-      <w:proofErr w:type="spellStart"/>
-      <w:r>
-        <w:rPr>
-          <w:lang w:val="en-US"/>
-        </w:rPr>
-        <w:t>estado_pedido</w:t>
-      </w:r>
-      <w:proofErr w:type="spellEnd"/>
-      <w:r>
-        <w:rPr>
-          <w:lang w:val="en-US"/>
-        </w:rPr>
-        <w:t xml:space="preserve"> e ON </w:t>
-      </w:r>
-      <w:proofErr w:type="spellStart"/>
-      <w:r>
-        <w:rPr>
-          <w:lang w:val="en-US"/>
-        </w:rPr>
-        <w:t>p.est_id</w:t>
-      </w:r>
-      <w:proofErr w:type="spellEnd"/>
-      <w:r>
-        <w:rPr>
-          <w:lang w:val="en-US"/>
-        </w:rPr>
-        <w:t xml:space="preserve"> = </w:t>
-      </w:r>
-      <w:proofErr w:type="spellStart"/>
-      <w:r>
-        <w:rPr>
-          <w:lang w:val="en-US"/>
-        </w:rPr>
-        <w:t>e.est_id</w:t>
-      </w:r>
-      <w:proofErr w:type="spellEnd"/>
-      <w:r>
-        <w:rPr>
-          <w:lang w:val="en-US"/>
-        </w:rPr>
-        <w:t xml:space="preserve"> </w:t>
+        <w:t xml:space="preserve">LEFT JOIN estado_pedido e ON p.est_id = e.est_id </w:t>
       </w:r>
     </w:p>
     <w:p>
@@ -16545,58 +14036,8 @@
         <w:rPr>
           <w:lang w:val="en-US"/>
         </w:rPr>
-        <w:t xml:space="preserve">WHERE </w:t>
-      </w:r>
-      <w:proofErr w:type="spellStart"/>
-      <w:r>
-        <w:rPr>
-          <w:lang w:val="en-US"/>
-        </w:rPr>
-        <w:t>e.est_id</w:t>
-      </w:r>
-      <w:proofErr w:type="spellEnd"/>
-      <w:r>
-        <w:rPr>
-          <w:lang w:val="en-US"/>
-        </w:rPr>
-        <w:t xml:space="preserve"> IS NULL; </w:t>
-      </w:r>
-      <w:proofErr w:type="spellStart"/>
-      <w:r>
-        <w:rPr>
-          <w:lang w:val="en-US"/>
-        </w:rPr>
-        <w:t>Resultado</w:t>
-      </w:r>
-      <w:proofErr w:type="spellEnd"/>
-      <w:r>
-        <w:rPr>
-          <w:lang w:val="en-US"/>
-        </w:rPr>
-        <w:t xml:space="preserve"> </w:t>
-      </w:r>
-      <w:proofErr w:type="spellStart"/>
-      <w:r>
-        <w:rPr>
-          <w:lang w:val="en-US"/>
-        </w:rPr>
-        <w:t>esperado</w:t>
-      </w:r>
-      <w:proofErr w:type="spellEnd"/>
-      <w:r>
-        <w:rPr>
-          <w:lang w:val="en-US"/>
-        </w:rPr>
-        <w:t xml:space="preserve">: 0 </w:t>
-      </w:r>
-      <w:proofErr w:type="spellStart"/>
-      <w:r>
-        <w:rPr>
-          <w:lang w:val="en-US"/>
-        </w:rPr>
-        <w:t>filas</w:t>
-      </w:r>
-      <w:proofErr w:type="spellEnd"/>
+        <w:t>WHERE e.est_id IS NULL; Resultado esperado: 0 filas</w:t>
+      </w:r>
     </w:p>
     <w:p>
       <w:pPr>
@@ -16665,15 +14106,7 @@
         <w:pStyle w:val="Sinespaciado"/>
       </w:pPr>
       <w:r>
-        <w:t xml:space="preserve">CASO 3: Gestión de pedidos por administrador Acción: Administrador actualiza el estado de un pedido migrado desde el panel de control Resultado esperado: Estado cambia correctamente y queda registrado en </w:t>
-      </w:r>
-      <w:proofErr w:type="spellStart"/>
-      <w:r>
-        <w:t>historial_estado_pedido</w:t>
-      </w:r>
-      <w:proofErr w:type="spellEnd"/>
-      <w:r>
-        <w:t xml:space="preserve"> </w:t>
+        <w:t xml:space="preserve">CASO 3: Gestión de pedidos por administrador Acción: Administrador actualiza el estado de un pedido migrado desde el panel de control Resultado esperado: Estado cambia correctamente y queda registrado en historial_estado_pedido </w:t>
       </w:r>
     </w:p>
     <w:p>
@@ -16681,23 +14114,7 @@
         <w:pStyle w:val="Sinespaciado"/>
       </w:pPr>
       <w:r>
-        <w:t xml:space="preserve">CASO 4: Integridad de </w:t>
-      </w:r>
-      <w:proofErr w:type="spellStart"/>
-      <w:r>
-        <w:t>IDs</w:t>
-      </w:r>
-      <w:proofErr w:type="spellEnd"/>
-      <w:r>
-        <w:t xml:space="preserve"> </w:t>
-      </w:r>
-      <w:proofErr w:type="spellStart"/>
-      <w:r>
-        <w:t>post-migración</w:t>
-      </w:r>
-      <w:proofErr w:type="spellEnd"/>
-      <w:r>
-        <w:t xml:space="preserve"> Acción: Registrar un nuevo formulario de contacto y convertirlo a pedido Resultado esperado: El nuevo pedido no genera conflictos de ID con los pedidos ya migrados </w:t>
+        <w:t xml:space="preserve">CASO 4: Integridad de IDs post-migración Acción: Registrar un nuevo formulario de contacto y convertirlo a pedido Resultado esperado: El nuevo pedido no genera conflictos de ID con los pedidos ya migrados </w:t>
       </w:r>
     </w:p>
     <w:p>
@@ -16783,7 +14200,6 @@
           <w:lang w:eastAsia="es-MX"/>
         </w:rPr>
       </w:pPr>
-      <w:proofErr w:type="spellStart"/>
       <w:r>
         <w:rPr>
           <w:rFonts w:eastAsia="Times New Roman" w:cs="Times New Roman"/>
@@ -16791,16 +14207,7 @@
           <w:lang w:eastAsia="es-MX"/>
         </w:rPr>
         <w:lastRenderedPageBreak/>
-        <w:t>Backup</w:t>
-      </w:r>
-      <w:proofErr w:type="spellEnd"/>
-      <w:r>
-        <w:rPr>
-          <w:rFonts w:eastAsia="Times New Roman" w:cs="Times New Roman"/>
-          <w:color w:val="000000"/>
-          <w:lang w:eastAsia="es-MX"/>
-        </w:rPr>
-        <w:t xml:space="preserve"> final de base de datos y archivos multimedia </w:t>
+        <w:t xml:space="preserve">Backup final de base de datos y archivos multimedia </w:t>
       </w:r>
     </w:p>
     <w:p>
@@ -16866,43 +14273,7 @@
           <w:color w:val="000000"/>
           <w:lang w:eastAsia="es-MX"/>
         </w:rPr>
-        <w:t xml:space="preserve">Validar </w:t>
-      </w:r>
-      <w:proofErr w:type="spellStart"/>
-      <w:r>
-        <w:rPr>
-          <w:rFonts w:eastAsia="Times New Roman" w:cs="Times New Roman"/>
-          <w:color w:val="000000"/>
-          <w:lang w:eastAsia="es-MX"/>
-        </w:rPr>
-        <w:t>prerequisitos</w:t>
-      </w:r>
-      <w:proofErr w:type="spellEnd"/>
-      <w:r>
-        <w:rPr>
-          <w:rFonts w:eastAsia="Times New Roman" w:cs="Times New Roman"/>
-          <w:color w:val="000000"/>
-          <w:lang w:eastAsia="es-MX"/>
-        </w:rPr>
-        <w:t xml:space="preserve"> (</w:t>
-      </w:r>
-      <w:proofErr w:type="spellStart"/>
-      <w:r>
-        <w:rPr>
-          <w:rFonts w:eastAsia="Times New Roman" w:cs="Times New Roman"/>
-          <w:color w:val="000000"/>
-          <w:lang w:eastAsia="es-MX"/>
-        </w:rPr>
-        <w:t>seed</w:t>
-      </w:r>
-      <w:proofErr w:type="spellEnd"/>
-      <w:r>
-        <w:rPr>
-          <w:rFonts w:eastAsia="Times New Roman" w:cs="Times New Roman"/>
-          <w:color w:val="000000"/>
-          <w:lang w:eastAsia="es-MX"/>
-        </w:rPr>
-        <w:t xml:space="preserve"> data) </w:t>
+        <w:t xml:space="preserve">Validar prerequisitos (seed data) </w:t>
       </w:r>
     </w:p>
     <w:p>
@@ -17006,25 +14377,7 @@
           <w:color w:val="000000"/>
           <w:lang w:eastAsia="es-MX"/>
         </w:rPr>
-        <w:t xml:space="preserve"> Validación técnica </w:t>
-      </w:r>
-      <w:proofErr w:type="spellStart"/>
-      <w:r>
-        <w:rPr>
-          <w:rFonts w:eastAsia="Times New Roman" w:cs="Times New Roman"/>
-          <w:color w:val="000000"/>
-          <w:lang w:eastAsia="es-MX"/>
-        </w:rPr>
-        <w:t>post-migración</w:t>
-      </w:r>
-      <w:proofErr w:type="spellEnd"/>
-      <w:r>
-        <w:rPr>
-          <w:rFonts w:eastAsia="Times New Roman" w:cs="Times New Roman"/>
-          <w:color w:val="000000"/>
-          <w:lang w:eastAsia="es-MX"/>
-        </w:rPr>
-        <w:t xml:space="preserve"> (Fase 3.1) </w:t>
+        <w:t xml:space="preserve"> Validación técnica post-migración (Fase 3.1) </w:t>
       </w:r>
     </w:p>
     <w:p>
@@ -17116,23 +14469,7 @@
           <w:rFonts w:eastAsia="Times New Roman"/>
           <w:lang w:eastAsia="es-MX"/>
         </w:rPr>
-        <w:t xml:space="preserve">Plan de </w:t>
-      </w:r>
-      <w:proofErr w:type="spellStart"/>
-      <w:r>
-        <w:rPr>
-          <w:rFonts w:eastAsia="Times New Roman"/>
-          <w:lang w:eastAsia="es-MX"/>
-        </w:rPr>
-        <w:t>Rollback</w:t>
-      </w:r>
-      <w:proofErr w:type="spellEnd"/>
-      <w:r>
-        <w:rPr>
-          <w:rFonts w:eastAsia="Times New Roman"/>
-          <w:lang w:eastAsia="es-MX"/>
-        </w:rPr>
-        <w:t xml:space="preserve"> </w:t>
+        <w:t xml:space="preserve">Plan de Rollback </w:t>
       </w:r>
     </w:p>
     <w:p>
@@ -17300,53 +14637,7 @@
           <w:color w:val="000000"/>
           <w:lang w:eastAsia="es-MX"/>
         </w:rPr>
-        <w:t xml:space="preserve">Restaurar la base de datos desde </w:t>
-      </w:r>
-      <w:proofErr w:type="gramStart"/>
-      <w:r>
-        <w:rPr>
-          <w:rFonts w:eastAsia="Times New Roman" w:cs="Times New Roman"/>
-          <w:color w:val="000000"/>
-          <w:lang w:eastAsia="es-MX"/>
-        </w:rPr>
-        <w:t xml:space="preserve">el </w:t>
-      </w:r>
-      <w:proofErr w:type="spellStart"/>
-      <w:r>
-        <w:rPr>
-          <w:rFonts w:eastAsia="Times New Roman" w:cs="Times New Roman"/>
-          <w:color w:val="000000"/>
-          <w:lang w:eastAsia="es-MX"/>
-        </w:rPr>
-        <w:t>backup</w:t>
-      </w:r>
-      <w:proofErr w:type="spellEnd"/>
-      <w:proofErr w:type="gramEnd"/>
-      <w:r>
-        <w:rPr>
-          <w:rFonts w:eastAsia="Times New Roman" w:cs="Times New Roman"/>
-          <w:color w:val="000000"/>
-          <w:lang w:eastAsia="es-MX"/>
-        </w:rPr>
-        <w:t xml:space="preserve"> previo al </w:t>
-      </w:r>
-      <w:proofErr w:type="spellStart"/>
-      <w:r>
-        <w:rPr>
-          <w:rFonts w:eastAsia="Times New Roman" w:cs="Times New Roman"/>
-          <w:color w:val="000000"/>
-          <w:lang w:eastAsia="es-MX"/>
-        </w:rPr>
-        <w:t>Go</w:t>
-      </w:r>
-      <w:proofErr w:type="spellEnd"/>
-      <w:r>
-        <w:rPr>
-          <w:rFonts w:eastAsia="Times New Roman" w:cs="Times New Roman"/>
-          <w:color w:val="000000"/>
-          <w:lang w:eastAsia="es-MX"/>
-        </w:rPr>
-        <w:t xml:space="preserve">-Live </w:t>
+        <w:t xml:space="preserve">Restaurar la base de datos desde el backup previo al Go-Live </w:t>
       </w:r>
     </w:p>
     <w:p>
@@ -17368,35 +14659,7 @@
           <w:color w:val="000000"/>
           <w:lang w:eastAsia="es-MX"/>
         </w:rPr>
-        <w:t xml:space="preserve">Restaurar archivos multimedia desde </w:t>
-      </w:r>
-      <w:proofErr w:type="gramStart"/>
-      <w:r>
-        <w:rPr>
-          <w:rFonts w:eastAsia="Times New Roman" w:cs="Times New Roman"/>
-          <w:color w:val="000000"/>
-          <w:lang w:eastAsia="es-MX"/>
-        </w:rPr>
-        <w:t xml:space="preserve">el </w:t>
-      </w:r>
-      <w:proofErr w:type="spellStart"/>
-      <w:r>
-        <w:rPr>
-          <w:rFonts w:eastAsia="Times New Roman" w:cs="Times New Roman"/>
-          <w:color w:val="000000"/>
-          <w:lang w:eastAsia="es-MX"/>
-        </w:rPr>
-        <w:t>backup</w:t>
-      </w:r>
-      <w:proofErr w:type="spellEnd"/>
-      <w:proofErr w:type="gramEnd"/>
-      <w:r>
-        <w:rPr>
-          <w:rFonts w:eastAsia="Times New Roman" w:cs="Times New Roman"/>
-          <w:color w:val="000000"/>
-          <w:lang w:eastAsia="es-MX"/>
-        </w:rPr>
-        <w:t xml:space="preserve"> de carpetas </w:t>
+        <w:t xml:space="preserve">Restaurar archivos multimedia desde el backup de carpetas </w:t>
       </w:r>
     </w:p>
     <w:p>
@@ -17501,23 +14764,7 @@
         <w:ind w:firstLine="0"/>
       </w:pPr>
       <w:r>
-        <w:t xml:space="preserve">Causa raíz: Migrar pedidos antes que usuarios, o no validar que los </w:t>
-      </w:r>
-      <w:proofErr w:type="spellStart"/>
-      <w:r>
-        <w:t>usu_id_cliente</w:t>
-      </w:r>
-      <w:proofErr w:type="spellEnd"/>
-      <w:r>
-        <w:t xml:space="preserve"> y </w:t>
-      </w:r>
-      <w:proofErr w:type="spellStart"/>
-      <w:r>
-        <w:t>est_id</w:t>
-      </w:r>
-      <w:proofErr w:type="spellEnd"/>
-      <w:r>
-        <w:t xml:space="preserve"> existan en las tablas relacionadas. </w:t>
+        <w:t xml:space="preserve">Causa raíz: Migrar pedidos antes que usuarios, o no validar que los usu_id_cliente y est_id existan en las tablas relacionadas. </w:t>
       </w:r>
     </w:p>
     <w:p>
@@ -17537,15 +14784,7 @@
         </w:numPr>
       </w:pPr>
       <w:r>
-        <w:t xml:space="preserve">Respetar estrictamente el orden de migración definido en Fase 4: </w:t>
-      </w:r>
-      <w:proofErr w:type="spellStart"/>
-      <w:r>
-        <w:t>prerequisitos</w:t>
-      </w:r>
-      <w:proofErr w:type="spellEnd"/>
-      <w:r>
-        <w:t xml:space="preserve"> → usuarios → pedidos → historial → multimedia </w:t>
+        <w:t xml:space="preserve">Respetar estrictamente el orden de migración definido en Fase 4: prerequisitos → usuarios → pedidos → historial → multimedia </w:t>
       </w:r>
     </w:p>
     <w:p>
@@ -17569,23 +14808,7 @@
         </w:numPr>
       </w:pPr>
       <w:r>
-        <w:t xml:space="preserve">Validar que el cliente existe antes de insertar pedido SELECT </w:t>
-      </w:r>
-      <w:proofErr w:type="gramStart"/>
-      <w:r>
-        <w:t>COUNT(</w:t>
-      </w:r>
-      <w:proofErr w:type="gramEnd"/>
-      <w:r>
-        <w:t xml:space="preserve">*) FROM usuarios WHERE </w:t>
-      </w:r>
-      <w:proofErr w:type="spellStart"/>
-      <w:r>
-        <w:t>usu_id</w:t>
-      </w:r>
-      <w:proofErr w:type="spellEnd"/>
-      <w:r>
-        <w:t xml:space="preserve"> = [valor]; </w:t>
+        <w:t xml:space="preserve">Validar que el cliente existe antes de insertar pedido SELECT COUNT(*) FROM usuarios WHERE usu_id = [valor]; </w:t>
       </w:r>
     </w:p>
     <w:p>
@@ -17605,23 +14828,7 @@
         </w:numPr>
       </w:pPr>
       <w:r>
-        <w:t xml:space="preserve">Ejecutar </w:t>
-      </w:r>
-      <w:proofErr w:type="spellStart"/>
-      <w:r>
-        <w:t>rollback</w:t>
-      </w:r>
-      <w:proofErr w:type="spellEnd"/>
-      <w:r>
-        <w:t xml:space="preserve"> completo desde </w:t>
-      </w:r>
-      <w:proofErr w:type="spellStart"/>
-      <w:r>
-        <w:t>backup</w:t>
-      </w:r>
-      <w:proofErr w:type="spellEnd"/>
-      <w:r>
-        <w:t xml:space="preserve"> </w:t>
+        <w:t xml:space="preserve">Ejecutar rollback completo desde backup </w:t>
       </w:r>
     </w:p>
     <w:p>
@@ -17645,15 +14852,7 @@
         </w:numPr>
       </w:pPr>
       <w:r>
-        <w:t xml:space="preserve">Validar manualmente los </w:t>
-      </w:r>
-      <w:proofErr w:type="spellStart"/>
-      <w:r>
-        <w:t>IDs</w:t>
-      </w:r>
-      <w:proofErr w:type="spellEnd"/>
-      <w:r>
-        <w:t xml:space="preserve"> faltantes en Excel </w:t>
+        <w:t xml:space="preserve">Validar manualmente los IDs faltantes en Excel </w:t>
       </w:r>
     </w:p>
     <w:p>
@@ -17664,13 +14863,8 @@
           <w:numId w:val="115"/>
         </w:numPr>
       </w:pPr>
-      <w:proofErr w:type="spellStart"/>
-      <w:r>
-        <w:t>Re-ejecutar</w:t>
-      </w:r>
-      <w:proofErr w:type="spellEnd"/>
-      <w:r>
-        <w:t xml:space="preserve"> migración en nueva ventana programada</w:t>
+      <w:r>
+        <w:t>Re-ejecutar migración en nueva ventana programada</w:t>
       </w:r>
     </w:p>
     <w:p>
@@ -17842,15 +15036,7 @@
         </w:numPr>
       </w:pPr>
       <w:r>
-        <w:t xml:space="preserve">Estado no mapeado → asignar </w:t>
-      </w:r>
-      <w:proofErr w:type="spellStart"/>
-      <w:r>
-        <w:t>cotizacion_pendiente</w:t>
-      </w:r>
-      <w:proofErr w:type="spellEnd"/>
-      <w:r>
-        <w:t xml:space="preserve"> (1) por defecto </w:t>
+        <w:t xml:space="preserve">Estado no mapeado → asignar cotizacion_pendiente (1) por defecto </w:t>
       </w:r>
     </w:p>
     <w:p>
@@ -17862,15 +15048,7 @@
         </w:numPr>
       </w:pPr>
       <w:r>
-        <w:t xml:space="preserve">Forzar actualización en primer </w:t>
-      </w:r>
-      <w:proofErr w:type="spellStart"/>
-      <w:r>
-        <w:t>login</w:t>
-      </w:r>
-      <w:proofErr w:type="spellEnd"/>
-      <w:r>
-        <w:t xml:space="preserve"> del usuario </w:t>
+        <w:t xml:space="preserve">Forzar actualización en primer login del usuario </w:t>
       </w:r>
     </w:p>
     <w:p>
@@ -17882,13 +15060,8 @@
         </w:numPr>
       </w:pPr>
       <w:r>
-        <w:t xml:space="preserve">Generar reporte de "Registros con datos pendientes" para revisión manual </w:t>
-      </w:r>
-      <w:proofErr w:type="spellStart"/>
-      <w:r>
-        <w:t>post-migración</w:t>
-      </w:r>
-      <w:proofErr w:type="spellEnd"/>
+        <w:t>Generar reporte de "Registros con datos pendientes" para revisión manual post-migración</w:t>
+      </w:r>
     </w:p>
     <w:p>
       <w:pPr>
@@ -17929,13 +15102,8 @@
         <w:lastRenderedPageBreak/>
         <w:t xml:space="preserve">Causa raíz: </w:t>
       </w:r>
-      <w:proofErr w:type="gramStart"/>
-      <w:r>
-        <w:t>Renders .GLB</w:t>
-      </w:r>
-      <w:proofErr w:type="gramEnd"/>
-      <w:r>
-        <w:t xml:space="preserve"> y fotografías .JPG almacenados en carpetas físicas con nombres no estandarizados o rutas rotas.</w:t>
+      <w:r>
+        <w:t>Renders .GLB y fotografías .JPG almacenados en carpetas físicas con nombres no estandarizados o rutas rotas.</w:t>
       </w:r>
     </w:p>
     <w:p>
@@ -17979,15 +15147,7 @@
         </w:numPr>
       </w:pPr>
       <w:r>
-        <w:t>Renders: P-YYYYMM-</w:t>
-      </w:r>
-      <w:proofErr w:type="spellStart"/>
-      <w:r>
-        <w:t>XXX.glb</w:t>
-      </w:r>
-      <w:proofErr w:type="spellEnd"/>
-      <w:r>
-        <w:t xml:space="preserve"> </w:t>
+        <w:t xml:space="preserve">Renders: P-YYYYMM-XXX.glb </w:t>
       </w:r>
     </w:p>
     <w:p>
@@ -17999,36 +15159,10 @@
         </w:numPr>
       </w:pPr>
       <w:r>
-        <w:t>Fotos: P-YYYYMM-XXX-</w:t>
-      </w:r>
-      <w:proofErr w:type="spellStart"/>
-      <w:proofErr w:type="gramStart"/>
-      <w:r>
-        <w:t>N.jpg</w:t>
-      </w:r>
-      <w:r>
-        <w:t>Validar</w:t>
-      </w:r>
-      <w:proofErr w:type="spellEnd"/>
-      <w:proofErr w:type="gramEnd"/>
-      <w:r>
-        <w:t xml:space="preserve"> que el cliente existe antes de insertar pedido SELECT </w:t>
-      </w:r>
-      <w:proofErr w:type="gramStart"/>
-      <w:r>
-        <w:t>COUNT(</w:t>
-      </w:r>
-      <w:proofErr w:type="gramEnd"/>
-      <w:r>
-        <w:t xml:space="preserve">*) FROM usuarios WHERE </w:t>
-      </w:r>
-      <w:proofErr w:type="spellStart"/>
-      <w:r>
-        <w:t>usu_id</w:t>
-      </w:r>
-      <w:proofErr w:type="spellEnd"/>
-      <w:r>
-        <w:t xml:space="preserve"> = [valor]; </w:t>
+        <w:t>Fotos: P-YYYYMM-XXX-N.jpg</w:t>
+      </w:r>
+      <w:r>
+        <w:t xml:space="preserve">Validar que el cliente existe antes de insertar pedido SELECT COUNT(*) FROM usuarios WHERE usu_id = [valor]; </w:t>
       </w:r>
     </w:p>
     <w:p>
@@ -18040,15 +15174,7 @@
         </w:numPr>
       </w:pPr>
       <w:r>
-        <w:t xml:space="preserve">Generar reporte de "Archivos multimedia faltantes" con </w:t>
-      </w:r>
-      <w:proofErr w:type="spellStart"/>
-      <w:r>
-        <w:t>ped_id</w:t>
-      </w:r>
-      <w:proofErr w:type="spellEnd"/>
-      <w:r>
-        <w:t xml:space="preserve"> afectados para búsqueda manual</w:t>
+        <w:t>Generar reporte de "Archivos multimedia faltantes" con ped_id afectados para búsqueda manual</w:t>
       </w:r>
     </w:p>
     <w:p>
@@ -18080,23 +15206,7 @@
         </w:numPr>
       </w:pPr>
       <w:r>
-        <w:t xml:space="preserve"> </w:t>
-      </w:r>
-      <w:proofErr w:type="spellStart"/>
-      <w:r>
-        <w:t>ren_imagen</w:t>
-      </w:r>
-      <w:proofErr w:type="spellEnd"/>
-      <w:r>
-        <w:t xml:space="preserve"> = "</w:t>
-      </w:r>
-      <w:proofErr w:type="spellStart"/>
-      <w:r>
-        <w:t>PENDIENTE.glb</w:t>
-      </w:r>
-      <w:proofErr w:type="spellEnd"/>
-      <w:r>
-        <w:t xml:space="preserve">" </w:t>
+        <w:t xml:space="preserve"> ren_imagen = "PENDIENTE.glb" </w:t>
       </w:r>
       <w:r>
         <w:t>–</w:t>
@@ -18113,24 +15223,11 @@
           <w:numId w:val="115"/>
         </w:numPr>
       </w:pPr>
-      <w:proofErr w:type="spellStart"/>
-      <w:r>
-        <w:t>fot_imagen_final</w:t>
-      </w:r>
-      <w:proofErr w:type="spellEnd"/>
-      <w:r>
-        <w:t xml:space="preserve"> = "</w:t>
-      </w:r>
-      <w:proofErr w:type="spellStart"/>
-      <w:r>
-        <w:t>PENDIENTE.jpg"</w:t>
-      </w:r>
-      <w:r>
-        <w:t>Corregir</w:t>
-      </w:r>
-      <w:proofErr w:type="spellEnd"/>
-      <w:r>
-        <w:t xml:space="preserve"> scripts en entorno de pruebas </w:t>
+      <w:r>
+        <w:t>fot_imagen_final = "PENDIENTE.jpg"</w:t>
+      </w:r>
+      <w:r>
+        <w:t xml:space="preserve">Corregir scripts en entorno de pruebas </w:t>
       </w:r>
     </w:p>
     <w:p>
@@ -18142,23 +15239,7 @@
         </w:numPr>
       </w:pPr>
       <w:r>
-        <w:t xml:space="preserve">Generar </w:t>
-      </w:r>
-      <w:proofErr w:type="gramStart"/>
-      <w:r>
-        <w:t>ticket</w:t>
-      </w:r>
-      <w:proofErr w:type="gramEnd"/>
-      <w:r>
-        <w:t xml:space="preserve"> de seguimiento para completar multimedia </w:t>
-      </w:r>
-      <w:proofErr w:type="spellStart"/>
-      <w:r>
-        <w:t>post-migración</w:t>
-      </w:r>
-      <w:proofErr w:type="spellEnd"/>
-      <w:r>
-        <w:t xml:space="preserve"> </w:t>
+        <w:t xml:space="preserve">Generar ticket de seguimiento para completar multimedia post-migración </w:t>
       </w:r>
     </w:p>
     <w:p>
@@ -18233,15 +15314,7 @@
       </w:pPr>
       <w:r>
         <w:lastRenderedPageBreak/>
-        <w:t xml:space="preserve">Probar TODOS los scripts en entorno de pruebas (BD local/test) antes del </w:t>
-      </w:r>
-      <w:proofErr w:type="spellStart"/>
-      <w:r>
-        <w:t>Go</w:t>
-      </w:r>
-      <w:proofErr w:type="spellEnd"/>
-      <w:r>
-        <w:t>-Live</w:t>
+        <w:t>Probar TODOS los scripts en entorno de pruebas (BD local/test) antes del Go-Live</w:t>
       </w:r>
     </w:p>
     <w:p>
@@ -18253,15 +15326,7 @@
         </w:numPr>
       </w:pPr>
       <w:r>
-        <w:t>Ejecutar carga en lotes pequeños (</w:t>
-      </w:r>
-      <w:proofErr w:type="spellStart"/>
-      <w:r>
-        <w:t>batches</w:t>
-      </w:r>
-      <w:proofErr w:type="spellEnd"/>
-      <w:r>
-        <w:t xml:space="preserve"> de 20 registros) en lugar de INSERT masivo de 100 de una sola vez</w:t>
+        <w:t>Ejecutar carga en lotes pequeños (batches de 20 registros) en lugar de INSERT masivo de 100 de una sola vez</w:t>
       </w:r>
     </w:p>
     <w:p>
@@ -18293,23 +15358,7 @@
         </w:numPr>
       </w:pPr>
       <w:r>
-        <w:t xml:space="preserve">Ejecutar </w:t>
-      </w:r>
-      <w:proofErr w:type="spellStart"/>
-      <w:r>
-        <w:t>rollback</w:t>
-      </w:r>
-      <w:proofErr w:type="spellEnd"/>
-      <w:r>
-        <w:t xml:space="preserve"> desde </w:t>
-      </w:r>
-      <w:proofErr w:type="spellStart"/>
-      <w:r>
-        <w:t>backup</w:t>
-      </w:r>
-      <w:proofErr w:type="spellEnd"/>
-      <w:r>
-        <w:t xml:space="preserve"> completo </w:t>
+        <w:t xml:space="preserve">Ejecutar rollback desde backup completo </w:t>
       </w:r>
     </w:p>
     <w:p>
@@ -18345,15 +15394,7 @@
         </w:numPr>
       </w:pPr>
       <w:r>
-        <w:t xml:space="preserve">Dividir migración en </w:t>
-      </w:r>
-      <w:proofErr w:type="spellStart"/>
-      <w:r>
-        <w:t>sub-fases</w:t>
-      </w:r>
-      <w:proofErr w:type="spellEnd"/>
-      <w:r>
-        <w:t xml:space="preserve"> más granulares si persiste el error</w:t>
+        <w:t>Dividir migración en sub-fases más granulares si persiste el error</w:t>
       </w:r>
     </w:p>
     <w:p>
@@ -18656,29 +15697,7 @@
                 <w:bdr w:val="none" w:sz="0" w:space="0" w:color="auto" w:frame="1"/>
                 <w:lang w:eastAsia="es-CO"/>
               </w:rPr>
-              <w:t xml:space="preserve">SELECT </w:t>
-            </w:r>
-            <w:proofErr w:type="gramStart"/>
-            <w:r>
-              <w:rPr>
-                <w:rFonts w:eastAsia="Times New Roman" w:cs="Times New Roman"/>
-                <w:color w:val="1F1F1F"/>
-                <w:sz w:val="22"/>
-                <w:bdr w:val="none" w:sz="0" w:space="0" w:color="auto" w:frame="1"/>
-                <w:lang w:eastAsia="es-CO"/>
-              </w:rPr>
-              <w:t>COUNT(</w:t>
-            </w:r>
-            <w:proofErr w:type="gramEnd"/>
-            <w:r>
-              <w:rPr>
-                <w:rFonts w:eastAsia="Times New Roman" w:cs="Times New Roman"/>
-                <w:color w:val="1F1F1F"/>
-                <w:sz w:val="22"/>
-                <w:bdr w:val="none" w:sz="0" w:space="0" w:color="auto" w:frame="1"/>
-                <w:lang w:eastAsia="es-CO"/>
-              </w:rPr>
-              <w:t>*) FROM usuarios. Resultado esperado: 100 registros</w:t>
+              <w:t>SELECT COUNT(*) FROM usuarios. Resultado esperado: 100 registros</w:t>
             </w:r>
           </w:p>
         </w:tc>
@@ -18806,29 +15825,7 @@
                 <w:bdr w:val="none" w:sz="0" w:space="0" w:color="auto" w:frame="1"/>
                 <w:lang w:eastAsia="es-CO"/>
               </w:rPr>
-              <w:t xml:space="preserve">SELECT </w:t>
-            </w:r>
-            <w:proofErr w:type="gramStart"/>
-            <w:r>
-              <w:rPr>
-                <w:rFonts w:eastAsia="Times New Roman" w:cs="Times New Roman"/>
-                <w:color w:val="1F1F1F"/>
-                <w:sz w:val="22"/>
-                <w:bdr w:val="none" w:sz="0" w:space="0" w:color="auto" w:frame="1"/>
-                <w:lang w:eastAsia="es-CO"/>
-              </w:rPr>
-              <w:t>COUNT(</w:t>
-            </w:r>
-            <w:proofErr w:type="gramEnd"/>
-            <w:r>
-              <w:rPr>
-                <w:rFonts w:eastAsia="Times New Roman" w:cs="Times New Roman"/>
-                <w:color w:val="1F1F1F"/>
-                <w:sz w:val="22"/>
-                <w:bdr w:val="none" w:sz="0" w:space="0" w:color="auto" w:frame="1"/>
-                <w:lang w:eastAsia="es-CO"/>
-              </w:rPr>
-              <w:t>*) FROM pedido. Resultado esperado: 20 registros</w:t>
+              <w:t>SELECT COUNT(*) FROM pedido. Resultado esperado: 20 registros</w:t>
             </w:r>
           </w:p>
         </w:tc>
@@ -19340,20 +16337,8 @@
                 <w:bdr w:val="none" w:sz="0" w:space="0" w:color="auto" w:frame="1"/>
                 <w:lang w:eastAsia="es-CO"/>
               </w:rPr>
-              <w:t xml:space="preserve">Pruebas UAT: todos los clientes migrados pueden hacer </w:t>
-            </w:r>
-            <w:proofErr w:type="spellStart"/>
-            <w:r>
-              <w:rPr>
-                <w:rFonts w:eastAsia="Times New Roman" w:cs="Times New Roman"/>
-                <w:color w:val="1F1F1F"/>
-                <w:sz w:val="22"/>
-                <w:bdr w:val="none" w:sz="0" w:space="0" w:color="auto" w:frame="1"/>
-                <w:lang w:eastAsia="es-CO"/>
-              </w:rPr>
-              <w:t>login</w:t>
-            </w:r>
-            <w:proofErr w:type="spellEnd"/>
+              <w:t>Pruebas UAT: todos los clientes migrados pueden hacer login</w:t>
+            </w:r>
           </w:p>
         </w:tc>
       </w:tr>
@@ -19480,29 +16465,7 @@
                 <w:bdr w:val="none" w:sz="0" w:space="0" w:color="auto" w:frame="1"/>
                 <w:lang w:eastAsia="es-CO"/>
               </w:rPr>
-              <w:t xml:space="preserve">Conteo manual en Excel vs SELECT </w:t>
-            </w:r>
-            <w:proofErr w:type="gramStart"/>
-            <w:r>
-              <w:rPr>
-                <w:rFonts w:eastAsia="Times New Roman" w:cs="Times New Roman"/>
-                <w:color w:val="1F1F1F"/>
-                <w:sz w:val="22"/>
-                <w:bdr w:val="none" w:sz="0" w:space="0" w:color="auto" w:frame="1"/>
-                <w:lang w:eastAsia="es-CO"/>
-              </w:rPr>
-              <w:t>COUNT(</w:t>
-            </w:r>
-            <w:proofErr w:type="gramEnd"/>
-            <w:r>
-              <w:rPr>
-                <w:rFonts w:eastAsia="Times New Roman" w:cs="Times New Roman"/>
-                <w:color w:val="1F1F1F"/>
-                <w:sz w:val="22"/>
-                <w:bdr w:val="none" w:sz="0" w:space="0" w:color="auto" w:frame="1"/>
-                <w:lang w:eastAsia="es-CO"/>
-              </w:rPr>
-              <w:t>*) en cada tabla migrada</w:t>
+              <w:t>Conteo manual en Excel vs SELECT COUNT(*) en cada tabla migrada</w:t>
             </w:r>
           </w:p>
         </w:tc>
@@ -20008,25 +16971,7 @@
           <w:b/>
           <w:bCs/>
         </w:rPr>
-        <w:t>Archivo de mapeo usuarios_mapping.csv (</w:t>
-      </w:r>
-      <w:proofErr w:type="spellStart"/>
-      <w:r>
-        <w:rPr>
-          <w:rFonts w:cs="Times New Roman"/>
-          <w:b/>
-          <w:bCs/>
-        </w:rPr>
-        <w:t>usu_id</w:t>
-      </w:r>
-      <w:proofErr w:type="spellEnd"/>
-      <w:r>
-        <w:rPr>
-          <w:rFonts w:cs="Times New Roman"/>
-          <w:b/>
-          <w:bCs/>
-        </w:rPr>
-        <w:t xml:space="preserve"> generados) </w:t>
+        <w:t xml:space="preserve">Archivo de mapeo usuarios_mapping.csv (usu_id generados) </w:t>
       </w:r>
     </w:p>
     <w:p>
@@ -20048,25 +16993,7 @@
           <w:b/>
           <w:bCs/>
         </w:rPr>
-        <w:t>Archivo de mapeo pedidos_mapping.csv (</w:t>
-      </w:r>
-      <w:proofErr w:type="spellStart"/>
-      <w:r>
-        <w:rPr>
-          <w:rFonts w:cs="Times New Roman"/>
-          <w:b/>
-          <w:bCs/>
-        </w:rPr>
-        <w:t>ped_id</w:t>
-      </w:r>
-      <w:proofErr w:type="spellEnd"/>
-      <w:r>
-        <w:rPr>
-          <w:rFonts w:cs="Times New Roman"/>
-          <w:b/>
-          <w:bCs/>
-        </w:rPr>
-        <w:t xml:space="preserve"> generados) </w:t>
+        <w:t xml:space="preserve">Archivo de mapeo pedidos_mapping.csv (ped_id generados) </w:t>
       </w:r>
     </w:p>
     <w:p>
@@ -20110,25 +17037,7 @@
           <w:b/>
           <w:bCs/>
         </w:rPr>
-        <w:t xml:space="preserve">Log completo de la migración con </w:t>
-      </w:r>
-      <w:proofErr w:type="spellStart"/>
-      <w:r>
-        <w:rPr>
-          <w:rFonts w:cs="Times New Roman"/>
-          <w:b/>
-          <w:bCs/>
-        </w:rPr>
-        <w:t>timestamps</w:t>
-      </w:r>
-      <w:proofErr w:type="spellEnd"/>
-      <w:r>
-        <w:rPr>
-          <w:rFonts w:cs="Times New Roman"/>
-          <w:b/>
-          <w:bCs/>
-        </w:rPr>
-        <w:t xml:space="preserve"> y errores (si los hubo) </w:t>
+        <w:t xml:space="preserve">Log completo de la migración con timestamps y errores (si los hubo) </w:t>
       </w:r>
     </w:p>
     <w:p>
@@ -20150,25 +17059,7 @@
           <w:b/>
           <w:bCs/>
         </w:rPr>
-        <w:t xml:space="preserve">Manual de </w:t>
-      </w:r>
-      <w:proofErr w:type="spellStart"/>
-      <w:r>
-        <w:rPr>
-          <w:rFonts w:cs="Times New Roman"/>
-          <w:b/>
-          <w:bCs/>
-        </w:rPr>
-        <w:t>rollback</w:t>
-      </w:r>
-      <w:proofErr w:type="spellEnd"/>
-      <w:r>
-        <w:rPr>
-          <w:rFonts w:cs="Times New Roman"/>
-          <w:b/>
-          <w:bCs/>
-        </w:rPr>
-        <w:t xml:space="preserve"> con procedimiento paso a paso </w:t>
+        <w:t xml:space="preserve">Manual de rollback con procedimiento paso a paso </w:t>
       </w:r>
     </w:p>
     <w:p>
@@ -20201,13 +17092,8 @@
           <w:numId w:val="122"/>
         </w:numPr>
       </w:pPr>
-      <w:proofErr w:type="spellStart"/>
-      <w:r>
-        <w:t>Validacion</w:t>
-      </w:r>
-      <w:proofErr w:type="spellEnd"/>
-      <w:r>
-        <w:t xml:space="preserve"> de Funcionalidades Criticas</w:t>
+      <w:r>
+        <w:t>Validacion de Funcionalidades Criticas</w:t>
       </w:r>
     </w:p>
     <w:tbl>
@@ -20398,29 +17284,7 @@
                 <w:bdr w:val="none" w:sz="0" w:space="0" w:color="auto" w:frame="1"/>
                 <w:lang w:eastAsia="es-CO"/>
               </w:rPr>
-              <w:t xml:space="preserve">Acceso exitoso con credenciales temporales. Redirección a </w:t>
-            </w:r>
-            <w:proofErr w:type="spellStart"/>
-            <w:r>
-              <w:rPr>
-                <w:rFonts w:eastAsia="Times New Roman" w:cs="Times New Roman"/>
-                <w:color w:val="1F1F1F"/>
-                <w:sz w:val="22"/>
-                <w:bdr w:val="none" w:sz="0" w:space="0" w:color="auto" w:frame="1"/>
-                <w:lang w:eastAsia="es-CO"/>
-              </w:rPr>
-              <w:t>dashboard</w:t>
-            </w:r>
-            <w:proofErr w:type="spellEnd"/>
-            <w:r>
-              <w:rPr>
-                <w:rFonts w:eastAsia="Times New Roman" w:cs="Times New Roman"/>
-                <w:color w:val="1F1F1F"/>
-                <w:sz w:val="22"/>
-                <w:bdr w:val="none" w:sz="0" w:space="0" w:color="auto" w:frame="1"/>
-                <w:lang w:eastAsia="es-CO"/>
-              </w:rPr>
-              <w:t>.</w:t>
+              <w:t>Acceso exitoso con credenciales temporales. Redirección a dashboard.</w:t>
             </w:r>
           </w:p>
         </w:tc>
@@ -20594,29 +17458,7 @@
                 <w:bdr w:val="none" w:sz="0" w:space="0" w:color="auto" w:frame="1"/>
                 <w:lang w:eastAsia="es-CO"/>
               </w:rPr>
-              <w:t xml:space="preserve">Pedidos con render asociado muestran el </w:t>
-            </w:r>
-            <w:proofErr w:type="gramStart"/>
-            <w:r>
-              <w:rPr>
-                <w:rFonts w:eastAsia="Times New Roman" w:cs="Times New Roman"/>
-                <w:color w:val="1F1F1F"/>
-                <w:sz w:val="22"/>
-                <w:bdr w:val="none" w:sz="0" w:space="0" w:color="auto" w:frame="1"/>
-                <w:lang w:eastAsia="es-CO"/>
-              </w:rPr>
-              <w:t>modelo .GLB</w:t>
-            </w:r>
-            <w:proofErr w:type="gramEnd"/>
-            <w:r>
-              <w:rPr>
-                <w:rFonts w:eastAsia="Times New Roman" w:cs="Times New Roman"/>
-                <w:color w:val="1F1F1F"/>
-                <w:sz w:val="22"/>
-                <w:bdr w:val="none" w:sz="0" w:space="0" w:color="auto" w:frame="1"/>
-                <w:lang w:eastAsia="es-CO"/>
-              </w:rPr>
-              <w:t xml:space="preserve"> navegable en 3D.</w:t>
+              <w:t>Pedidos con render asociado muestran el modelo .GLB navegable en 3D.</w:t>
             </w:r>
           </w:p>
         </w:tc>
@@ -20782,7 +17624,6 @@
                 <w:lang w:eastAsia="es-CO"/>
               </w:rPr>
             </w:pPr>
-            <w:proofErr w:type="spellStart"/>
             <w:r>
               <w:rPr>
                 <w:rFonts w:eastAsia="Times New Roman" w:cs="Times New Roman"/>
@@ -20791,31 +17632,18 @@
                 <w:bdr w:val="none" w:sz="0" w:space="0" w:color="auto" w:frame="1"/>
                 <w:lang w:eastAsia="es-CO"/>
               </w:rPr>
-              <w:t>Admin</w:t>
-            </w:r>
-            <w:proofErr w:type="spellEnd"/>
-            <w:r>
-              <w:rPr>
-                <w:rFonts w:eastAsia="Times New Roman" w:cs="Times New Roman"/>
-                <w:color w:val="1F1F1F"/>
+              <w:t xml:space="preserve">Admin cambia estado de pedido migrado y el cambio se registra en </w:t>
+            </w:r>
+            <w:r>
+              <w:rPr>
+                <w:rFonts w:eastAsia="Times New Roman" w:cs="Times New Roman"/>
+                <w:color w:val="444746"/>
                 <w:sz w:val="22"/>
                 <w:bdr w:val="none" w:sz="0" w:space="0" w:color="auto" w:frame="1"/>
                 <w:lang w:eastAsia="es-CO"/>
               </w:rPr>
-              <w:t xml:space="preserve"> cambia estado de pedido migrado y el cambio se registra en </w:t>
-            </w:r>
-            <w:proofErr w:type="spellStart"/>
-            <w:r>
-              <w:rPr>
-                <w:rFonts w:eastAsia="Times New Roman" w:cs="Times New Roman"/>
-                <w:color w:val="444746"/>
-                <w:sz w:val="22"/>
-                <w:bdr w:val="none" w:sz="0" w:space="0" w:color="auto" w:frame="1"/>
-                <w:lang w:eastAsia="es-CO"/>
-              </w:rPr>
               <w:t>historial_estado_pedido</w:t>
             </w:r>
-            <w:proofErr w:type="spellEnd"/>
             <w:r>
               <w:rPr>
                 <w:rFonts w:eastAsia="Times New Roman" w:cs="Times New Roman"/>
@@ -20903,7 +17731,6 @@
                 <w:lang w:eastAsia="es-CO"/>
               </w:rPr>
             </w:pPr>
-            <w:proofErr w:type="spellStart"/>
             <w:r>
               <w:rPr>
                 <w:rFonts w:eastAsia="Times New Roman" w:cs="Times New Roman"/>
@@ -20912,18 +17739,7 @@
                 <w:bdr w:val="none" w:sz="0" w:space="0" w:color="auto" w:frame="1"/>
                 <w:lang w:eastAsia="es-CO"/>
               </w:rPr>
-              <w:t>Admin</w:t>
-            </w:r>
-            <w:proofErr w:type="spellEnd"/>
-            <w:r>
-              <w:rPr>
-                <w:rFonts w:eastAsia="Times New Roman" w:cs="Times New Roman"/>
-                <w:color w:val="1F1F1F"/>
-                <w:sz w:val="22"/>
-                <w:bdr w:val="none" w:sz="0" w:space="0" w:color="auto" w:frame="1"/>
-                <w:lang w:eastAsia="es-CO"/>
-              </w:rPr>
-              <w:t xml:space="preserve"> asigna diseñador a pedido y el diseñador puede visualizar el pedido en su panel de trabajo.</w:t>
+              <w:t>Admin asigna diseñador a pedido y el diseñador puede visualizar el pedido en su panel de trabajo.</w:t>
             </w:r>
           </w:p>
         </w:tc>
@@ -20969,20 +17785,8 @@
                 <w:bdr w:val="none" w:sz="0" w:space="0" w:color="auto" w:frame="1"/>
                 <w:lang w:eastAsia="es-CO"/>
               </w:rPr>
-              <w:t xml:space="preserve">Creación de pedido nuevo </w:t>
-            </w:r>
-            <w:proofErr w:type="spellStart"/>
-            <w:r>
-              <w:rPr>
-                <w:rFonts w:eastAsia="Times New Roman" w:cs="Times New Roman"/>
-                <w:color w:val="1F1F1F"/>
-                <w:sz w:val="22"/>
-                <w:bdr w:val="none" w:sz="0" w:space="0" w:color="auto" w:frame="1"/>
-                <w:lang w:eastAsia="es-CO"/>
-              </w:rPr>
-              <w:t>post-migración</w:t>
-            </w:r>
-            <w:proofErr w:type="spellEnd"/>
+              <w:t>Creación de pedido nuevo post-migración</w:t>
+            </w:r>
           </w:p>
         </w:tc>
         <w:tc>
@@ -21042,23 +17846,7 @@
         </w:numPr>
       </w:pPr>
       <w:r>
-        <w:t>Criterios De No-</w:t>
-      </w:r>
-      <w:proofErr w:type="spellStart"/>
-      <w:r>
-        <w:t>Go</w:t>
-      </w:r>
-      <w:proofErr w:type="spellEnd"/>
-      <w:r>
-        <w:t xml:space="preserve"> (</w:t>
-      </w:r>
-      <w:proofErr w:type="spellStart"/>
-      <w:r>
-        <w:t>Rollback</w:t>
-      </w:r>
-      <w:proofErr w:type="spellEnd"/>
-      <w:r>
-        <w:t>)</w:t>
+        <w:t>Criterios De No-Go (Rollback)</w:t>
       </w:r>
     </w:p>
     <w:p>
@@ -21066,15 +17854,7 @@
         <w:ind w:firstLine="0"/>
       </w:pPr>
       <w:r>
-        <w:t xml:space="preserve">Si se cumple CUALQUIERA de las siguientes condiciones, se debe ejecutar </w:t>
-      </w:r>
-      <w:proofErr w:type="spellStart"/>
-      <w:r>
-        <w:t>rollback</w:t>
-      </w:r>
-      <w:proofErr w:type="spellEnd"/>
-      <w:r>
-        <w:t xml:space="preserve"> completo:</w:t>
+        <w:t>Si se cumple CUALQUIERA de las siguientes condiciones, se debe ejecutar rollback completo:</w:t>
       </w:r>
     </w:p>
     <w:p>
@@ -21092,21 +17872,7 @@
           <w:rFonts w:cs="Times New Roman"/>
         </w:rPr>
         <w:lastRenderedPageBreak/>
-        <w:t>Pérdida de más del 5% de registros durante la migración (</w:t>
-      </w:r>
-      <w:proofErr w:type="spellStart"/>
-      <w:r>
-        <w:rPr>
-          <w:rFonts w:cs="Times New Roman"/>
-        </w:rPr>
-        <w:t>ej</w:t>
-      </w:r>
-      <w:proofErr w:type="spellEnd"/>
-      <w:r>
-        <w:rPr>
-          <w:rFonts w:cs="Times New Roman"/>
-        </w:rPr>
-        <w:t>: solo se migraron 95 de 100 clientes sin explicación).</w:t>
+        <w:t>Pérdida de más del 5% de registros durante la migración (ej: solo se migraron 95 de 100 clientes sin explicación).</w:t>
       </w:r>
     </w:p>
     <w:p>
@@ -21140,21 +17906,7 @@
         <w:rPr>
           <w:rFonts w:cs="Times New Roman"/>
         </w:rPr>
-        <w:t xml:space="preserve">Fallas críticas en autenticación: más del 20% de usuarios migrados no pueden hacer </w:t>
-      </w:r>
-      <w:proofErr w:type="spellStart"/>
-      <w:r>
-        <w:rPr>
-          <w:rFonts w:cs="Times New Roman"/>
-        </w:rPr>
-        <w:t>login</w:t>
-      </w:r>
-      <w:proofErr w:type="spellEnd"/>
-      <w:r>
-        <w:rPr>
-          <w:rFonts w:cs="Times New Roman"/>
-        </w:rPr>
-        <w:t>.</w:t>
+        <w:t>Fallas críticas en autenticación: más del 20% de usuarios migrados no pueden hacer login.</w:t>
       </w:r>
     </w:p>
     <w:p>
@@ -21205,21 +17957,7 @@
         <w:rPr>
           <w:rFonts w:cs="Times New Roman"/>
         </w:rPr>
-        <w:t xml:space="preserve">Sistema inaccesible por más de 30 minutos después del </w:t>
-      </w:r>
-      <w:proofErr w:type="spellStart"/>
-      <w:r>
-        <w:rPr>
-          <w:rFonts w:cs="Times New Roman"/>
-        </w:rPr>
-        <w:t>Go</w:t>
-      </w:r>
-      <w:proofErr w:type="spellEnd"/>
-      <w:r>
-        <w:rPr>
-          <w:rFonts w:cs="Times New Roman"/>
-        </w:rPr>
-        <w:t>-Live planificad</w:t>
+        <w:t>Sistema inaccesible por más de 30 minutos después del Go-Live planificad</w:t>
       </w:r>
     </w:p>
     <w:p>
@@ -21235,13 +17973,8 @@
           <w:numId w:val="122"/>
         </w:numPr>
       </w:pPr>
-      <w:proofErr w:type="spellStart"/>
-      <w:r>
-        <w:t>Aprovacion</w:t>
-      </w:r>
-      <w:proofErr w:type="spellEnd"/>
-      <w:r>
-        <w:t xml:space="preserve"> F</w:t>
+      <w:r>
+        <w:t>Aprovacion F</w:t>
       </w:r>
       <w:r>
         <w:t>ormal</w:t>
@@ -21307,23 +18040,7 @@
         </w:numPr>
       </w:pPr>
       <w:r>
-        <w:t>No se cumpla ningún criterio de No-</w:t>
-      </w:r>
-      <w:proofErr w:type="spellStart"/>
-      <w:r>
-        <w:t>Go</w:t>
-      </w:r>
-      <w:proofErr w:type="spellEnd"/>
-      <w:r>
-        <w:t xml:space="preserve"> que requiera </w:t>
-      </w:r>
-      <w:proofErr w:type="spellStart"/>
-      <w:r>
-        <w:t>rollback</w:t>
-      </w:r>
-      <w:proofErr w:type="spellEnd"/>
-      <w:r>
-        <w:t>.</w:t>
+        <w:t>No se cumpla ningún criterio de No-Go que requiera rollback.</w:t>
       </w:r>
     </w:p>
     <w:p>
@@ -21987,92 +18704,48 @@
                 <w:bdr w:val="none" w:sz="0" w:space="0" w:color="auto" w:frame="1"/>
                 <w:lang w:eastAsia="es-CO"/>
               </w:rPr>
-              <w:t xml:space="preserve">Corrección de anomalías detectadas en la fase de pruebas. Optimización de scripts SQL. Segunda ronda de validación técnica y planificación exacta del </w:t>
-            </w:r>
-            <w:proofErr w:type="spellStart"/>
-            <w:r>
+              <w:t>Corrección de anomalías detectadas en la fase de pruebas. Optimización de scripts SQL. Segunda ronda de validación técnica y planificación exacta del Go-Live.</w:t>
+            </w:r>
+          </w:p>
+        </w:tc>
+        <w:tc>
+          <w:tcPr>
+            <w:tcW w:w="0" w:type="auto"/>
+            <w:tcBorders>
+              <w:top w:val="single" w:sz="6" w:space="0" w:color="auto"/>
+              <w:left w:val="single" w:sz="6" w:space="0" w:color="auto"/>
+              <w:bottom w:val="single" w:sz="6" w:space="0" w:color="auto"/>
+              <w:right w:val="single" w:sz="6" w:space="0" w:color="auto"/>
+            </w:tcBorders>
+            <w:tcMar>
+              <w:top w:w="120" w:type="dxa"/>
+              <w:left w:w="180" w:type="dxa"/>
+              <w:bottom w:w="120" w:type="dxa"/>
+              <w:right w:w="180" w:type="dxa"/>
+            </w:tcMar>
+            <w:vAlign w:val="center"/>
+            <w:hideMark/>
+          </w:tcPr>
+          <w:p>
+            <w:pPr>
+              <w:spacing w:line="240" w:lineRule="auto"/>
+              <w:ind w:firstLine="0"/>
               <w:rPr>
                 <w:rFonts w:ascii="Arial" w:eastAsia="Times New Roman" w:hAnsi="Arial" w:cs="Arial"/>
                 <w:color w:val="1F1F1F"/>
                 <w:sz w:val="22"/>
+                <w:lang w:eastAsia="es-CO"/>
+              </w:rPr>
+            </w:pPr>
+            <w:r>
+              <w:rPr>
+                <w:rFonts w:ascii="Arial" w:eastAsia="Times New Roman" w:hAnsi="Arial" w:cs="Arial"/>
+                <w:color w:val="1F1F1F"/>
+                <w:sz w:val="22"/>
                 <w:bdr w:val="none" w:sz="0" w:space="0" w:color="auto" w:frame="1"/>
                 <w:lang w:eastAsia="es-CO"/>
               </w:rPr>
-              <w:t>Go</w:t>
-            </w:r>
-            <w:proofErr w:type="spellEnd"/>
-            <w:r>
-              <w:rPr>
-                <w:rFonts w:ascii="Arial" w:eastAsia="Times New Roman" w:hAnsi="Arial" w:cs="Arial"/>
-                <w:color w:val="1F1F1F"/>
-                <w:sz w:val="22"/>
-                <w:bdr w:val="none" w:sz="0" w:space="0" w:color="auto" w:frame="1"/>
-                <w:lang w:eastAsia="es-CO"/>
-              </w:rPr>
-              <w:t>-Live.</w:t>
-            </w:r>
-          </w:p>
-        </w:tc>
-        <w:tc>
-          <w:tcPr>
-            <w:tcW w:w="0" w:type="auto"/>
-            <w:tcBorders>
-              <w:top w:val="single" w:sz="6" w:space="0" w:color="auto"/>
-              <w:left w:val="single" w:sz="6" w:space="0" w:color="auto"/>
-              <w:bottom w:val="single" w:sz="6" w:space="0" w:color="auto"/>
-              <w:right w:val="single" w:sz="6" w:space="0" w:color="auto"/>
-            </w:tcBorders>
-            <w:tcMar>
-              <w:top w:w="120" w:type="dxa"/>
-              <w:left w:w="180" w:type="dxa"/>
-              <w:bottom w:w="120" w:type="dxa"/>
-              <w:right w:w="180" w:type="dxa"/>
-            </w:tcMar>
-            <w:vAlign w:val="center"/>
-            <w:hideMark/>
-          </w:tcPr>
-          <w:p>
-            <w:pPr>
-              <w:spacing w:line="240" w:lineRule="auto"/>
-              <w:ind w:firstLine="0"/>
-              <w:rPr>
-                <w:rFonts w:ascii="Arial" w:eastAsia="Times New Roman" w:hAnsi="Arial" w:cs="Arial"/>
-                <w:color w:val="1F1F1F"/>
-                <w:sz w:val="22"/>
-                <w:lang w:eastAsia="es-CO"/>
-              </w:rPr>
-            </w:pPr>
-            <w:r>
-              <w:rPr>
-                <w:rFonts w:ascii="Arial" w:eastAsia="Times New Roman" w:hAnsi="Arial" w:cs="Arial"/>
-                <w:color w:val="1F1F1F"/>
-                <w:sz w:val="22"/>
-                <w:bdr w:val="none" w:sz="0" w:space="0" w:color="auto" w:frame="1"/>
-                <w:lang w:eastAsia="es-CO"/>
-              </w:rPr>
-              <w:t xml:space="preserve">Scripts definitivos validados y Manual de </w:t>
-            </w:r>
-            <w:proofErr w:type="spellStart"/>
-            <w:r>
-              <w:rPr>
-                <w:rFonts w:ascii="Arial" w:eastAsia="Times New Roman" w:hAnsi="Arial" w:cs="Arial"/>
-                <w:color w:val="1F1F1F"/>
-                <w:sz w:val="22"/>
-                <w:bdr w:val="none" w:sz="0" w:space="0" w:color="auto" w:frame="1"/>
-                <w:lang w:eastAsia="es-CO"/>
-              </w:rPr>
-              <w:t>Rollback</w:t>
-            </w:r>
-            <w:proofErr w:type="spellEnd"/>
-            <w:r>
-              <w:rPr>
-                <w:rFonts w:ascii="Arial" w:eastAsia="Times New Roman" w:hAnsi="Arial" w:cs="Arial"/>
-                <w:color w:val="1F1F1F"/>
-                <w:sz w:val="22"/>
-                <w:bdr w:val="none" w:sz="0" w:space="0" w:color="auto" w:frame="1"/>
-                <w:lang w:eastAsia="es-CO"/>
-              </w:rPr>
-              <w:t xml:space="preserve"> documentado.</w:t>
+              <w:t>Scripts definitivos validados y Manual de Rollback documentado.</w:t>
             </w:r>
           </w:p>
         </w:tc>
@@ -22161,96 +18834,48 @@
                 <w:bdr w:val="none" w:sz="0" w:space="0" w:color="auto" w:frame="1"/>
                 <w:lang w:eastAsia="es-CO"/>
               </w:rPr>
-              <w:t xml:space="preserve">Semana 4: </w:t>
-            </w:r>
-            <w:proofErr w:type="spellStart"/>
-            <w:r>
+              <w:t>Semana 4: Go-Live y Soporte</w:t>
+            </w:r>
+          </w:p>
+        </w:tc>
+        <w:tc>
+          <w:tcPr>
+            <w:tcW w:w="0" w:type="auto"/>
+            <w:tcBorders>
+              <w:top w:val="single" w:sz="6" w:space="0" w:color="auto"/>
+              <w:left w:val="single" w:sz="6" w:space="0" w:color="auto"/>
+              <w:bottom w:val="single" w:sz="6" w:space="0" w:color="auto"/>
+              <w:right w:val="single" w:sz="6" w:space="0" w:color="auto"/>
+            </w:tcBorders>
+            <w:tcMar>
+              <w:top w:w="120" w:type="dxa"/>
+              <w:left w:w="180" w:type="dxa"/>
+              <w:bottom w:w="120" w:type="dxa"/>
+              <w:right w:w="180" w:type="dxa"/>
+            </w:tcMar>
+            <w:vAlign w:val="center"/>
+            <w:hideMark/>
+          </w:tcPr>
+          <w:p>
+            <w:pPr>
+              <w:spacing w:line="240" w:lineRule="auto"/>
+              <w:ind w:firstLine="0"/>
               <w:rPr>
                 <w:rFonts w:ascii="Arial" w:eastAsia="Times New Roman" w:hAnsi="Arial" w:cs="Arial"/>
-                <w:b/>
-                <w:bCs/>
+                <w:color w:val="1F1F1F"/>
+                <w:sz w:val="22"/>
+                <w:lang w:eastAsia="es-CO"/>
+              </w:rPr>
+            </w:pPr>
+            <w:r>
+              <w:rPr>
+                <w:rFonts w:ascii="Arial" w:eastAsia="Times New Roman" w:hAnsi="Arial" w:cs="Arial"/>
                 <w:color w:val="1F1F1F"/>
                 <w:sz w:val="22"/>
                 <w:bdr w:val="none" w:sz="0" w:space="0" w:color="auto" w:frame="1"/>
                 <w:lang w:eastAsia="es-CO"/>
               </w:rPr>
-              <w:t>Go</w:t>
-            </w:r>
-            <w:proofErr w:type="spellEnd"/>
-            <w:r>
-              <w:rPr>
-                <w:rFonts w:ascii="Arial" w:eastAsia="Times New Roman" w:hAnsi="Arial" w:cs="Arial"/>
-                <w:b/>
-                <w:bCs/>
-                <w:color w:val="1F1F1F"/>
-                <w:sz w:val="22"/>
-                <w:bdr w:val="none" w:sz="0" w:space="0" w:color="auto" w:frame="1"/>
-                <w:lang w:eastAsia="es-CO"/>
-              </w:rPr>
-              <w:t>-Live y Soporte</w:t>
-            </w:r>
-          </w:p>
-        </w:tc>
-        <w:tc>
-          <w:tcPr>
-            <w:tcW w:w="0" w:type="auto"/>
-            <w:tcBorders>
-              <w:top w:val="single" w:sz="6" w:space="0" w:color="auto"/>
-              <w:left w:val="single" w:sz="6" w:space="0" w:color="auto"/>
-              <w:bottom w:val="single" w:sz="6" w:space="0" w:color="auto"/>
-              <w:right w:val="single" w:sz="6" w:space="0" w:color="auto"/>
-            </w:tcBorders>
-            <w:tcMar>
-              <w:top w:w="120" w:type="dxa"/>
-              <w:left w:w="180" w:type="dxa"/>
-              <w:bottom w:w="120" w:type="dxa"/>
-              <w:right w:w="180" w:type="dxa"/>
-            </w:tcMar>
-            <w:vAlign w:val="center"/>
-            <w:hideMark/>
-          </w:tcPr>
-          <w:p>
-            <w:pPr>
-              <w:spacing w:line="240" w:lineRule="auto"/>
-              <w:ind w:firstLine="0"/>
-              <w:rPr>
-                <w:rFonts w:ascii="Arial" w:eastAsia="Times New Roman" w:hAnsi="Arial" w:cs="Arial"/>
-                <w:color w:val="1F1F1F"/>
-                <w:sz w:val="22"/>
-                <w:lang w:eastAsia="es-CO"/>
-              </w:rPr>
-            </w:pPr>
-            <w:r>
-              <w:rPr>
-                <w:rFonts w:ascii="Arial" w:eastAsia="Times New Roman" w:hAnsi="Arial" w:cs="Arial"/>
-                <w:color w:val="1F1F1F"/>
-                <w:sz w:val="22"/>
-                <w:bdr w:val="none" w:sz="0" w:space="0" w:color="auto" w:frame="1"/>
-                <w:lang w:eastAsia="es-CO"/>
-              </w:rPr>
-              <w:t xml:space="preserve">Ejecución de la migración en el servidor de Producción durante la ventana de mantenimiento. Monitoreo </w:t>
-            </w:r>
-            <w:proofErr w:type="spellStart"/>
-            <w:r>
-              <w:rPr>
-                <w:rFonts w:ascii="Arial" w:eastAsia="Times New Roman" w:hAnsi="Arial" w:cs="Arial"/>
-                <w:color w:val="1F1F1F"/>
-                <w:sz w:val="22"/>
-                <w:bdr w:val="none" w:sz="0" w:space="0" w:color="auto" w:frame="1"/>
-                <w:lang w:eastAsia="es-CO"/>
-              </w:rPr>
-              <w:t>post-lanzamiento</w:t>
-            </w:r>
-            <w:proofErr w:type="spellEnd"/>
-            <w:r>
-              <w:rPr>
-                <w:rFonts w:ascii="Arial" w:eastAsia="Times New Roman" w:hAnsi="Arial" w:cs="Arial"/>
-                <w:color w:val="1F1F1F"/>
-                <w:sz w:val="22"/>
-                <w:bdr w:val="none" w:sz="0" w:space="0" w:color="auto" w:frame="1"/>
-                <w:lang w:eastAsia="es-CO"/>
-              </w:rPr>
-              <w:t>, soporte a usuarios y cierre formal.</w:t>
+              <w:t>Ejecución de la migración en el servidor de Producción durante la ventana de mantenimiento. Monitoreo post-lanzamiento, soporte a usuarios y cierre formal.</w:t>
             </w:r>
           </w:p>
         </w:tc>
@@ -22381,25 +19006,7 @@
           <w:bCs/>
           <w:lang w:eastAsia="es-MX"/>
         </w:rPr>
-        <w:t xml:space="preserve">Hito 1 (Fin </w:t>
-      </w:r>
-      <w:proofErr w:type="spellStart"/>
-      <w:r>
-        <w:rPr>
-          <w:b/>
-          <w:bCs/>
-          <w:lang w:eastAsia="es-MX"/>
-        </w:rPr>
-        <w:t>Sem</w:t>
-      </w:r>
-      <w:proofErr w:type="spellEnd"/>
-      <w:r>
-        <w:rPr>
-          <w:b/>
-          <w:bCs/>
-          <w:lang w:eastAsia="es-MX"/>
-        </w:rPr>
-        <w:t xml:space="preserve"> 1):</w:t>
+        <w:t>Hito 1 (Fin Sem 1):</w:t>
       </w:r>
       <w:r>
         <w:rPr>
@@ -22425,25 +19032,7 @@
           <w:bCs/>
           <w:lang w:eastAsia="es-MX"/>
         </w:rPr>
-        <w:t xml:space="preserve">Hito 2 (Fin </w:t>
-      </w:r>
-      <w:proofErr w:type="spellStart"/>
-      <w:r>
-        <w:rPr>
-          <w:b/>
-          <w:bCs/>
-          <w:lang w:eastAsia="es-MX"/>
-        </w:rPr>
-        <w:t>Sem</w:t>
-      </w:r>
-      <w:proofErr w:type="spellEnd"/>
-      <w:r>
-        <w:rPr>
-          <w:b/>
-          <w:bCs/>
-          <w:lang w:eastAsia="es-MX"/>
-        </w:rPr>
-        <w:t xml:space="preserve"> 2):</w:t>
+        <w:t>Hito 2 (Fin Sem 2):</w:t>
       </w:r>
       <w:r>
         <w:rPr>
@@ -22469,25 +19058,7 @@
           <w:bCs/>
           <w:lang w:eastAsia="es-MX"/>
         </w:rPr>
-        <w:t xml:space="preserve">Hito 3 (Fin </w:t>
-      </w:r>
-      <w:proofErr w:type="spellStart"/>
-      <w:r>
-        <w:rPr>
-          <w:b/>
-          <w:bCs/>
-          <w:lang w:eastAsia="es-MX"/>
-        </w:rPr>
-        <w:t>Sem</w:t>
-      </w:r>
-      <w:proofErr w:type="spellEnd"/>
-      <w:r>
-        <w:rPr>
-          <w:b/>
-          <w:bCs/>
-          <w:lang w:eastAsia="es-MX"/>
-        </w:rPr>
-        <w:t xml:space="preserve"> 3):</w:t>
+        <w:t>Hito 3 (Fin Sem 3):</w:t>
       </w:r>
       <w:r>
         <w:rPr>
@@ -22553,25 +19124,7 @@
           <w:bCs/>
           <w:lang w:eastAsia="es-MX"/>
         </w:rPr>
-        <w:t xml:space="preserve">Hito 5 (Fin </w:t>
-      </w:r>
-      <w:proofErr w:type="spellStart"/>
-      <w:r>
-        <w:rPr>
-          <w:b/>
-          <w:bCs/>
-          <w:lang w:eastAsia="es-MX"/>
-        </w:rPr>
-        <w:t>Sem</w:t>
-      </w:r>
-      <w:proofErr w:type="spellEnd"/>
-      <w:r>
-        <w:rPr>
-          <w:b/>
-          <w:bCs/>
-          <w:lang w:eastAsia="es-MX"/>
-        </w:rPr>
-        <w:t xml:space="preserve"> 4):</w:t>
+        <w:t>Hito 5 (Fin Sem 4):</w:t>
       </w:r>
       <w:r>
         <w:rPr>
@@ -22622,25 +19175,7 @@
           <w:color w:val="000000"/>
           <w:lang w:eastAsia="es-MX"/>
         </w:rPr>
-        <w:t>El lanzamiento a producción (</w:t>
-      </w:r>
-      <w:proofErr w:type="spellStart"/>
-      <w:r>
-        <w:rPr>
-          <w:rFonts w:eastAsia="Times New Roman" w:cs="Times New Roman"/>
-          <w:color w:val="000000"/>
-          <w:lang w:eastAsia="es-MX"/>
-        </w:rPr>
-        <w:t>Go</w:t>
-      </w:r>
-      <w:proofErr w:type="spellEnd"/>
-      <w:r>
-        <w:rPr>
-          <w:rFonts w:eastAsia="Times New Roman" w:cs="Times New Roman"/>
-          <w:color w:val="000000"/>
-          <w:lang w:eastAsia="es-MX"/>
-        </w:rPr>
-        <w:t>-Live) de la Semana 4 depende estrictamente de:</w:t>
+        <w:t>El lanzamiento a producción (Go-Live) de la Semana 4 depende estrictamente de:</w:t>
       </w:r>
     </w:p>
     <w:p>
@@ -22719,29 +19254,7 @@
           <w:color w:val="000000"/>
           <w:lang w:eastAsia="es-MX"/>
         </w:rPr>
-        <w:t xml:space="preserve">(Si no se cumple alguno de estos prerrequisitos, el </w:t>
-      </w:r>
-      <w:proofErr w:type="spellStart"/>
-      <w:r>
-        <w:rPr>
-          <w:rFonts w:eastAsia="Times New Roman" w:cs="Times New Roman"/>
-          <w:i/>
-          <w:iCs/>
-          <w:color w:val="000000"/>
-          <w:lang w:eastAsia="es-MX"/>
-        </w:rPr>
-        <w:t>Go</w:t>
-      </w:r>
-      <w:proofErr w:type="spellEnd"/>
-      <w:r>
-        <w:rPr>
-          <w:rFonts w:eastAsia="Times New Roman" w:cs="Times New Roman"/>
-          <w:i/>
-          <w:iCs/>
-          <w:color w:val="000000"/>
-          <w:lang w:eastAsia="es-MX"/>
-        </w:rPr>
-        <w:t>-Live se pospone una semana para garantizar la integridad de los datos).</w:t>
+        <w:t>(Si no se cumple alguno de estos prerrequisitos, el Go-Live se pospone una semana para garantizar la integridad de los datos).</w:t>
       </w:r>
     </w:p>
     <w:p>
@@ -23077,30 +19590,8 @@
               <w:rPr>
                 <w:sz w:val="22"/>
               </w:rPr>
-              <w:t xml:space="preserve">Toma de decisiones </w:t>
-            </w:r>
-            <w:proofErr w:type="spellStart"/>
-            <w:r>
-              <w:rPr>
-                <w:sz w:val="22"/>
-              </w:rPr>
-              <w:t>Go</w:t>
-            </w:r>
-            <w:proofErr w:type="spellEnd"/>
-            <w:r>
-              <w:rPr>
-                <w:sz w:val="22"/>
-              </w:rPr>
-              <w:t>/No-</w:t>
-            </w:r>
-            <w:proofErr w:type="spellStart"/>
-            <w:r>
-              <w:rPr>
-                <w:sz w:val="22"/>
-              </w:rPr>
-              <w:t>Go</w:t>
-            </w:r>
-            <w:proofErr w:type="spellEnd"/>
+              <w:t>Toma de decisiones Go/No-Go</w:t>
+            </w:r>
           </w:p>
           <w:p>
             <w:pPr>
@@ -23428,16 +19919,8 @@
               <w:rPr>
                 <w:sz w:val="22"/>
               </w:rPr>
-              <w:t xml:space="preserve">Validación funcional </w:t>
-            </w:r>
-            <w:proofErr w:type="spellStart"/>
-            <w:r>
-              <w:rPr>
-                <w:sz w:val="22"/>
-              </w:rPr>
-              <w:t>post-migración</w:t>
-            </w:r>
-            <w:proofErr w:type="spellEnd"/>
+              <w:t>Validación funcional post-migración</w:t>
+            </w:r>
           </w:p>
           <w:p>
             <w:pPr>
@@ -23464,21 +19947,7 @@
               <w:rPr>
                 <w:sz w:val="22"/>
               </w:rPr>
-              <w:t>Soporte post-</w:t>
-            </w:r>
-            <w:proofErr w:type="spellStart"/>
-            <w:r>
-              <w:rPr>
-                <w:sz w:val="22"/>
-              </w:rPr>
-              <w:t>Go</w:t>
-            </w:r>
-            <w:proofErr w:type="spellEnd"/>
-            <w:r>
-              <w:rPr>
-                <w:sz w:val="22"/>
-              </w:rPr>
-              <w:t>-Live</w:t>
+              <w:t>Soporte post-Go-Live</w:t>
             </w:r>
           </w:p>
           <w:p>
@@ -25182,7 +21651,6 @@
                 <w:lang w:eastAsia="es-CO"/>
               </w:rPr>
             </w:pPr>
-            <w:proofErr w:type="spellStart"/>
             <w:r>
               <w:rPr>
                 <w:rFonts w:ascii="Arial" w:eastAsia="Times New Roman" w:hAnsi="Arial" w:cs="Arial"/>
@@ -25192,18 +21660,7 @@
                 <w:lang w:eastAsia="es-CO"/>
               </w:rPr>
               <w:lastRenderedPageBreak/>
-              <w:t>Go</w:t>
-            </w:r>
-            <w:proofErr w:type="spellEnd"/>
-            <w:r>
-              <w:rPr>
-                <w:rFonts w:ascii="Arial" w:eastAsia="Times New Roman" w:hAnsi="Arial" w:cs="Arial"/>
-                <w:color w:val="1F1F1F"/>
-                <w:sz w:val="22"/>
-                <w:bdr w:val="none" w:sz="0" w:space="0" w:color="auto" w:frame="1"/>
-                <w:lang w:eastAsia="es-CO"/>
-              </w:rPr>
-              <w:t>-Live</w:t>
+              <w:t>Go-Live</w:t>
             </w:r>
           </w:p>
         </w:tc>
@@ -26268,9 +22725,39 @@
                 <w:bdr w:val="none" w:sz="0" w:space="0" w:color="auto" w:frame="1"/>
                 <w:lang w:eastAsia="es-CO"/>
               </w:rPr>
-              <w:t xml:space="preserve"> Scripts y </w:t>
-            </w:r>
-            <w:proofErr w:type="spellStart"/>
+              <w:t xml:space="preserve"> Scripts y Backups</w:t>
+            </w:r>
+          </w:p>
+        </w:tc>
+        <w:tc>
+          <w:tcPr>
+            <w:tcW w:w="0" w:type="auto"/>
+            <w:tcBorders>
+              <w:top w:val="single" w:sz="6" w:space="0" w:color="auto"/>
+              <w:left w:val="single" w:sz="6" w:space="0" w:color="auto"/>
+              <w:bottom w:val="single" w:sz="6" w:space="0" w:color="auto"/>
+              <w:right w:val="single" w:sz="6" w:space="0" w:color="auto"/>
+            </w:tcBorders>
+            <w:tcMar>
+              <w:top w:w="120" w:type="dxa"/>
+              <w:left w:w="180" w:type="dxa"/>
+              <w:bottom w:w="120" w:type="dxa"/>
+              <w:right w:w="180" w:type="dxa"/>
+            </w:tcMar>
+            <w:vAlign w:val="center"/>
+            <w:hideMark/>
+          </w:tcPr>
+          <w:p>
+            <w:pPr>
+              <w:spacing w:line="240" w:lineRule="auto"/>
+              <w:ind w:firstLine="0"/>
+              <w:rPr>
+                <w:rFonts w:eastAsia="Times New Roman" w:cs="Times New Roman"/>
+                <w:color w:val="1F1F1F"/>
+                <w:sz w:val="22"/>
+                <w:lang w:eastAsia="es-CO"/>
+              </w:rPr>
+            </w:pPr>
             <w:r>
               <w:rPr>
                 <w:rFonts w:eastAsia="Times New Roman" w:cs="Times New Roman"/>
@@ -26279,71 +22766,7 @@
                 <w:bdr w:val="none" w:sz="0" w:space="0" w:color="auto" w:frame="1"/>
                 <w:lang w:eastAsia="es-CO"/>
               </w:rPr>
-              <w:t>Backups</w:t>
-            </w:r>
-            <w:proofErr w:type="spellEnd"/>
-          </w:p>
-        </w:tc>
-        <w:tc>
-          <w:tcPr>
-            <w:tcW w:w="0" w:type="auto"/>
-            <w:tcBorders>
-              <w:top w:val="single" w:sz="6" w:space="0" w:color="auto"/>
-              <w:left w:val="single" w:sz="6" w:space="0" w:color="auto"/>
-              <w:bottom w:val="single" w:sz="6" w:space="0" w:color="auto"/>
-              <w:right w:val="single" w:sz="6" w:space="0" w:color="auto"/>
-            </w:tcBorders>
-            <w:tcMar>
-              <w:top w:w="120" w:type="dxa"/>
-              <w:left w:w="180" w:type="dxa"/>
-              <w:bottom w:w="120" w:type="dxa"/>
-              <w:right w:w="180" w:type="dxa"/>
-            </w:tcMar>
-            <w:vAlign w:val="center"/>
-            <w:hideMark/>
-          </w:tcPr>
-          <w:p>
-            <w:pPr>
-              <w:spacing w:line="240" w:lineRule="auto"/>
-              <w:ind w:firstLine="0"/>
-              <w:rPr>
-                <w:rFonts w:eastAsia="Times New Roman" w:cs="Times New Roman"/>
-                <w:color w:val="1F1F1F"/>
-                <w:sz w:val="22"/>
-                <w:lang w:eastAsia="es-CO"/>
-              </w:rPr>
-            </w:pPr>
-            <w:r>
-              <w:rPr>
-                <w:rFonts w:eastAsia="Times New Roman" w:cs="Times New Roman"/>
-                <w:color w:val="1F1F1F"/>
-                <w:sz w:val="22"/>
-                <w:bdr w:val="none" w:sz="0" w:space="0" w:color="auto" w:frame="1"/>
-                <w:lang w:eastAsia="es-CO"/>
-              </w:rPr>
-              <w:t xml:space="preserve">Código fuente (SQL/Python) versionado para la carga, y respaldos completos previos al </w:t>
-            </w:r>
-            <w:proofErr w:type="spellStart"/>
-            <w:r>
-              <w:rPr>
-                <w:rFonts w:eastAsia="Times New Roman" w:cs="Times New Roman"/>
-                <w:color w:val="1F1F1F"/>
-                <w:sz w:val="22"/>
-                <w:bdr w:val="none" w:sz="0" w:space="0" w:color="auto" w:frame="1"/>
-                <w:lang w:eastAsia="es-CO"/>
-              </w:rPr>
-              <w:t>Go</w:t>
-            </w:r>
-            <w:proofErr w:type="spellEnd"/>
-            <w:r>
-              <w:rPr>
-                <w:rFonts w:eastAsia="Times New Roman" w:cs="Times New Roman"/>
-                <w:color w:val="1F1F1F"/>
-                <w:sz w:val="22"/>
-                <w:bdr w:val="none" w:sz="0" w:space="0" w:color="auto" w:frame="1"/>
-                <w:lang w:eastAsia="es-CO"/>
-              </w:rPr>
-              <w:t>-Live.</w:t>
+              <w:t>Código fuente (SQL/Python) versionado para la carga, y respaldos completos previos al Go-Live.</w:t>
             </w:r>
           </w:p>
         </w:tc>
@@ -26483,9 +22906,39 @@
                 <w:bdr w:val="none" w:sz="0" w:space="0" w:color="auto" w:frame="1"/>
                 <w:lang w:eastAsia="es-CO"/>
               </w:rPr>
-              <w:t xml:space="preserve"> Manuales (Operación y </w:t>
-            </w:r>
-            <w:proofErr w:type="spellStart"/>
+              <w:t xml:space="preserve"> Manuales (Operación y Rollback)</w:t>
+            </w:r>
+          </w:p>
+        </w:tc>
+        <w:tc>
+          <w:tcPr>
+            <w:tcW w:w="0" w:type="auto"/>
+            <w:tcBorders>
+              <w:top w:val="single" w:sz="6" w:space="0" w:color="auto"/>
+              <w:left w:val="single" w:sz="6" w:space="0" w:color="auto"/>
+              <w:bottom w:val="single" w:sz="6" w:space="0" w:color="auto"/>
+              <w:right w:val="single" w:sz="6" w:space="0" w:color="auto"/>
+            </w:tcBorders>
+            <w:tcMar>
+              <w:top w:w="120" w:type="dxa"/>
+              <w:left w:w="180" w:type="dxa"/>
+              <w:bottom w:w="120" w:type="dxa"/>
+              <w:right w:w="180" w:type="dxa"/>
+            </w:tcMar>
+            <w:vAlign w:val="center"/>
+            <w:hideMark/>
+          </w:tcPr>
+          <w:p>
+            <w:pPr>
+              <w:spacing w:line="240" w:lineRule="auto"/>
+              <w:ind w:firstLine="0"/>
+              <w:rPr>
+                <w:rFonts w:eastAsia="Times New Roman" w:cs="Times New Roman"/>
+                <w:color w:val="1F1F1F"/>
+                <w:sz w:val="22"/>
+                <w:lang w:eastAsia="es-CO"/>
+              </w:rPr>
+            </w:pPr>
             <w:r>
               <w:rPr>
                 <w:rFonts w:eastAsia="Times New Roman" w:cs="Times New Roman"/>
@@ -26494,81 +22947,7 @@
                 <w:bdr w:val="none" w:sz="0" w:space="0" w:color="auto" w:frame="1"/>
                 <w:lang w:eastAsia="es-CO"/>
               </w:rPr>
-              <w:t>Rollback</w:t>
-            </w:r>
-            <w:proofErr w:type="spellEnd"/>
-            <w:r>
-              <w:rPr>
-                <w:rFonts w:eastAsia="Times New Roman" w:cs="Times New Roman"/>
-                <w:color w:val="1F1F1F"/>
-                <w:sz w:val="22"/>
-                <w:bdr w:val="none" w:sz="0" w:space="0" w:color="auto" w:frame="1"/>
-                <w:lang w:eastAsia="es-CO"/>
-              </w:rPr>
-              <w:t>)</w:t>
-            </w:r>
-          </w:p>
-        </w:tc>
-        <w:tc>
-          <w:tcPr>
-            <w:tcW w:w="0" w:type="auto"/>
-            <w:tcBorders>
-              <w:top w:val="single" w:sz="6" w:space="0" w:color="auto"/>
-              <w:left w:val="single" w:sz="6" w:space="0" w:color="auto"/>
-              <w:bottom w:val="single" w:sz="6" w:space="0" w:color="auto"/>
-              <w:right w:val="single" w:sz="6" w:space="0" w:color="auto"/>
-            </w:tcBorders>
-            <w:tcMar>
-              <w:top w:w="120" w:type="dxa"/>
-              <w:left w:w="180" w:type="dxa"/>
-              <w:bottom w:w="120" w:type="dxa"/>
-              <w:right w:w="180" w:type="dxa"/>
-            </w:tcMar>
-            <w:vAlign w:val="center"/>
-            <w:hideMark/>
-          </w:tcPr>
-          <w:p>
-            <w:pPr>
-              <w:spacing w:line="240" w:lineRule="auto"/>
-              <w:ind w:firstLine="0"/>
-              <w:rPr>
-                <w:rFonts w:eastAsia="Times New Roman" w:cs="Times New Roman"/>
-                <w:color w:val="1F1F1F"/>
-                <w:sz w:val="22"/>
-                <w:lang w:eastAsia="es-CO"/>
-              </w:rPr>
-            </w:pPr>
-            <w:r>
-              <w:rPr>
-                <w:rFonts w:eastAsia="Times New Roman" w:cs="Times New Roman"/>
-                <w:color w:val="1F1F1F"/>
-                <w:sz w:val="22"/>
-                <w:bdr w:val="none" w:sz="0" w:space="0" w:color="auto" w:frame="1"/>
-                <w:lang w:eastAsia="es-CO"/>
-              </w:rPr>
-              <w:t xml:space="preserve">Guía de uso </w:t>
-            </w:r>
-            <w:proofErr w:type="spellStart"/>
-            <w:r>
-              <w:rPr>
-                <w:rFonts w:eastAsia="Times New Roman" w:cs="Times New Roman"/>
-                <w:color w:val="1F1F1F"/>
-                <w:sz w:val="22"/>
-                <w:bdr w:val="none" w:sz="0" w:space="0" w:color="auto" w:frame="1"/>
-                <w:lang w:eastAsia="es-CO"/>
-              </w:rPr>
-              <w:t>post-migración</w:t>
-            </w:r>
-            <w:proofErr w:type="spellEnd"/>
-            <w:r>
-              <w:rPr>
-                <w:rFonts w:eastAsia="Times New Roman" w:cs="Times New Roman"/>
-                <w:color w:val="1F1F1F"/>
-                <w:sz w:val="22"/>
-                <w:bdr w:val="none" w:sz="0" w:space="0" w:color="auto" w:frame="1"/>
-                <w:lang w:eastAsia="es-CO"/>
-              </w:rPr>
-              <w:t xml:space="preserve"> para Brisas Gems y procedimiento de reversión en caso de emergencia.</w:t>
+              <w:t>Guía de uso post-migración para Brisas Gems y procedimiento de reversión en caso de emergencia.</w:t>
             </w:r>
           </w:p>
         </w:tc>
@@ -26741,7 +23120,6 @@
                 <w:lang w:eastAsia="es-CO"/>
               </w:rPr>
             </w:pPr>
-            <w:proofErr w:type="spellStart"/>
             <w:r>
               <w:rPr>
                 <w:rFonts w:eastAsia="Times New Roman" w:cs="Times New Roman"/>
@@ -26750,40 +23128,7 @@
                 <w:bdr w:val="none" w:sz="0" w:space="0" w:color="auto" w:frame="1"/>
                 <w:lang w:eastAsia="es-CO"/>
               </w:rPr>
-              <w:t>CSVs</w:t>
-            </w:r>
-            <w:proofErr w:type="spellEnd"/>
-            <w:r>
-              <w:rPr>
-                <w:rFonts w:eastAsia="Times New Roman" w:cs="Times New Roman"/>
-                <w:color w:val="1F1F1F"/>
-                <w:sz w:val="22"/>
-                <w:bdr w:val="none" w:sz="0" w:space="0" w:color="auto" w:frame="1"/>
-                <w:lang w:eastAsia="es-CO"/>
-              </w:rPr>
-              <w:t xml:space="preserve"> con la correspondencia de </w:t>
-            </w:r>
-            <w:proofErr w:type="spellStart"/>
-            <w:r>
-              <w:rPr>
-                <w:rFonts w:eastAsia="Times New Roman" w:cs="Times New Roman"/>
-                <w:color w:val="1F1F1F"/>
-                <w:sz w:val="22"/>
-                <w:bdr w:val="none" w:sz="0" w:space="0" w:color="auto" w:frame="1"/>
-                <w:lang w:eastAsia="es-CO"/>
-              </w:rPr>
-              <w:t>IDs</w:t>
-            </w:r>
-            <w:proofErr w:type="spellEnd"/>
-            <w:r>
-              <w:rPr>
-                <w:rFonts w:eastAsia="Times New Roman" w:cs="Times New Roman"/>
-                <w:color w:val="1F1F1F"/>
-                <w:sz w:val="22"/>
-                <w:bdr w:val="none" w:sz="0" w:space="0" w:color="auto" w:frame="1"/>
-                <w:lang w:eastAsia="es-CO"/>
-              </w:rPr>
-              <w:t xml:space="preserve"> (Excel vs BD), mapeo de estados y el Log automático del proceso.</w:t>
+              <w:t>CSVs con la correspondencia de IDs (Excel vs BD), mapeo de estados y el Log automático del proceso.</w:t>
             </w:r>
           </w:p>
         </w:tc>
@@ -33909,7 +30254,7 @@
   <w:abstractNum w:abstractNumId="58" w15:restartNumberingAfterBreak="0">
     <w:nsid w:val="38C92491"/>
     <w:multiLevelType w:val="multilevel"/>
-    <w:tmpl w:val="87789E46"/>
+    <w:tmpl w:val="AE4656AE"/>
     <w:lvl w:ilvl="0">
       <w:start w:val="2"/>
       <w:numFmt w:val="decimal"/>
@@ -34739,6 +31084,95 @@
     </w:lvl>
   </w:abstractNum>
   <w:abstractNum w:abstractNumId="65" w15:restartNumberingAfterBreak="0">
+    <w:nsid w:val="41C56F81"/>
+    <w:multiLevelType w:val="hybridMultilevel"/>
+    <w:tmpl w:val="95B25EDA"/>
+    <w:lvl w:ilvl="0" w:tplc="240A000F">
+      <w:start w:val="1"/>
+      <w:numFmt w:val="decimal"/>
+      <w:lvlText w:val="%1."/>
+      <w:lvlJc w:val="left"/>
+      <w:pPr>
+        <w:ind w:left="720" w:hanging="360"/>
+      </w:pPr>
+      <w:rPr>
+        <w:rFonts w:hint="default"/>
+      </w:rPr>
+    </w:lvl>
+    <w:lvl w:ilvl="1" w:tplc="240A0019" w:tentative="1">
+      <w:start w:val="1"/>
+      <w:numFmt w:val="lowerLetter"/>
+      <w:lvlText w:val="%2."/>
+      <w:lvlJc w:val="left"/>
+      <w:pPr>
+        <w:ind w:left="1440" w:hanging="360"/>
+      </w:pPr>
+    </w:lvl>
+    <w:lvl w:ilvl="2" w:tplc="240A001B" w:tentative="1">
+      <w:start w:val="1"/>
+      <w:numFmt w:val="lowerRoman"/>
+      <w:lvlText w:val="%3."/>
+      <w:lvlJc w:val="right"/>
+      <w:pPr>
+        <w:ind w:left="2160" w:hanging="180"/>
+      </w:pPr>
+    </w:lvl>
+    <w:lvl w:ilvl="3" w:tplc="240A000F" w:tentative="1">
+      <w:start w:val="1"/>
+      <w:numFmt w:val="decimal"/>
+      <w:lvlText w:val="%4."/>
+      <w:lvlJc w:val="left"/>
+      <w:pPr>
+        <w:ind w:left="2880" w:hanging="360"/>
+      </w:pPr>
+    </w:lvl>
+    <w:lvl w:ilvl="4" w:tplc="240A0019" w:tentative="1">
+      <w:start w:val="1"/>
+      <w:numFmt w:val="lowerLetter"/>
+      <w:lvlText w:val="%5."/>
+      <w:lvlJc w:val="left"/>
+      <w:pPr>
+        <w:ind w:left="3600" w:hanging="360"/>
+      </w:pPr>
+    </w:lvl>
+    <w:lvl w:ilvl="5" w:tplc="240A001B" w:tentative="1">
+      <w:start w:val="1"/>
+      <w:numFmt w:val="lowerRoman"/>
+      <w:lvlText w:val="%6."/>
+      <w:lvlJc w:val="right"/>
+      <w:pPr>
+        <w:ind w:left="4320" w:hanging="180"/>
+      </w:pPr>
+    </w:lvl>
+    <w:lvl w:ilvl="6" w:tplc="240A000F" w:tentative="1">
+      <w:start w:val="1"/>
+      <w:numFmt w:val="decimal"/>
+      <w:lvlText w:val="%7."/>
+      <w:lvlJc w:val="left"/>
+      <w:pPr>
+        <w:ind w:left="5040" w:hanging="360"/>
+      </w:pPr>
+    </w:lvl>
+    <w:lvl w:ilvl="7" w:tplc="240A0019" w:tentative="1">
+      <w:start w:val="1"/>
+      <w:numFmt w:val="lowerLetter"/>
+      <w:lvlText w:val="%8."/>
+      <w:lvlJc w:val="left"/>
+      <w:pPr>
+        <w:ind w:left="5760" w:hanging="360"/>
+      </w:pPr>
+    </w:lvl>
+    <w:lvl w:ilvl="8" w:tplc="240A001B" w:tentative="1">
+      <w:start w:val="1"/>
+      <w:numFmt w:val="lowerRoman"/>
+      <w:lvlText w:val="%9."/>
+      <w:lvlJc w:val="right"/>
+      <w:pPr>
+        <w:ind w:left="6480" w:hanging="180"/>
+      </w:pPr>
+    </w:lvl>
+  </w:abstractNum>
+  <w:abstractNum w:abstractNumId="66" w15:restartNumberingAfterBreak="0">
     <w:nsid w:val="439C7E52"/>
     <w:multiLevelType w:val="hybridMultilevel"/>
     <w:tmpl w:val="D0E68156"/>
@@ -34850,7 +31284,7 @@
       </w:rPr>
     </w:lvl>
   </w:abstractNum>
-  <w:abstractNum w:abstractNumId="66" w15:restartNumberingAfterBreak="0">
+  <w:abstractNum w:abstractNumId="67" w15:restartNumberingAfterBreak="0">
     <w:nsid w:val="4562730F"/>
     <w:multiLevelType w:val="multilevel"/>
     <w:tmpl w:val="C1AEBAA2"/>
@@ -34999,7 +31433,7 @@
       </w:rPr>
     </w:lvl>
   </w:abstractNum>
-  <w:abstractNum w:abstractNumId="67" w15:restartNumberingAfterBreak="0">
+  <w:abstractNum w:abstractNumId="68" w15:restartNumberingAfterBreak="0">
     <w:nsid w:val="487A3825"/>
     <w:multiLevelType w:val="hybridMultilevel"/>
     <w:tmpl w:val="350A4C8A"/>
@@ -35112,7 +31546,7 @@
       </w:rPr>
     </w:lvl>
   </w:abstractNum>
-  <w:abstractNum w:abstractNumId="68" w15:restartNumberingAfterBreak="0">
+  <w:abstractNum w:abstractNumId="69" w15:restartNumberingAfterBreak="0">
     <w:nsid w:val="488E28C7"/>
     <w:multiLevelType w:val="multilevel"/>
     <w:tmpl w:val="990AADF2"/>
@@ -35224,7 +31658,7 @@
       </w:rPr>
     </w:lvl>
   </w:abstractNum>
-  <w:abstractNum w:abstractNumId="69" w15:restartNumberingAfterBreak="0">
+  <w:abstractNum w:abstractNumId="70" w15:restartNumberingAfterBreak="0">
     <w:nsid w:val="494A4F69"/>
     <w:multiLevelType w:val="hybridMultilevel"/>
     <w:tmpl w:val="793C7632"/>
@@ -35337,7 +31771,7 @@
       </w:rPr>
     </w:lvl>
   </w:abstractNum>
-  <w:abstractNum w:abstractNumId="70" w15:restartNumberingAfterBreak="0">
+  <w:abstractNum w:abstractNumId="71" w15:restartNumberingAfterBreak="0">
     <w:nsid w:val="4A4E535E"/>
     <w:multiLevelType w:val="multilevel"/>
     <w:tmpl w:val="1D1E7C7E"/>
@@ -35486,7 +31920,7 @@
       </w:rPr>
     </w:lvl>
   </w:abstractNum>
-  <w:abstractNum w:abstractNumId="71" w15:restartNumberingAfterBreak="0">
+  <w:abstractNum w:abstractNumId="72" w15:restartNumberingAfterBreak="0">
     <w:nsid w:val="4A50249A"/>
     <w:multiLevelType w:val="hybridMultilevel"/>
     <w:tmpl w:val="D700B21A"/>
@@ -35598,7 +32032,7 @@
       </w:rPr>
     </w:lvl>
   </w:abstractNum>
-  <w:abstractNum w:abstractNumId="72" w15:restartNumberingAfterBreak="0">
+  <w:abstractNum w:abstractNumId="73" w15:restartNumberingAfterBreak="0">
     <w:nsid w:val="4BAF489F"/>
     <w:multiLevelType w:val="hybridMultilevel"/>
     <w:tmpl w:val="C02CF9AE"/>
@@ -35687,7 +32121,7 @@
       </w:pPr>
     </w:lvl>
   </w:abstractNum>
-  <w:abstractNum w:abstractNumId="73" w15:restartNumberingAfterBreak="0">
+  <w:abstractNum w:abstractNumId="74" w15:restartNumberingAfterBreak="0">
     <w:nsid w:val="4EAE3A8C"/>
     <w:multiLevelType w:val="hybridMultilevel"/>
     <w:tmpl w:val="BA7E2ADA"/>
@@ -35777,7 +32211,7 @@
       </w:pPr>
     </w:lvl>
   </w:abstractNum>
-  <w:abstractNum w:abstractNumId="74" w15:restartNumberingAfterBreak="0">
+  <w:abstractNum w:abstractNumId="75" w15:restartNumberingAfterBreak="0">
     <w:nsid w:val="4EBD779D"/>
     <w:multiLevelType w:val="hybridMultilevel"/>
     <w:tmpl w:val="F264ACFC"/>
@@ -35890,7 +32324,7 @@
       </w:rPr>
     </w:lvl>
   </w:abstractNum>
-  <w:abstractNum w:abstractNumId="75" w15:restartNumberingAfterBreak="0">
+  <w:abstractNum w:abstractNumId="76" w15:restartNumberingAfterBreak="0">
     <w:nsid w:val="4F3F7630"/>
     <w:multiLevelType w:val="hybridMultilevel"/>
     <w:tmpl w:val="B9069522"/>
@@ -36002,7 +32436,7 @@
       </w:rPr>
     </w:lvl>
   </w:abstractNum>
-  <w:abstractNum w:abstractNumId="76" w15:restartNumberingAfterBreak="0">
+  <w:abstractNum w:abstractNumId="77" w15:restartNumberingAfterBreak="0">
     <w:nsid w:val="50B278EF"/>
     <w:multiLevelType w:val="multilevel"/>
     <w:tmpl w:val="5674F7DE"/>
@@ -36123,7 +32557,7 @@
       </w:rPr>
     </w:lvl>
   </w:abstractNum>
-  <w:abstractNum w:abstractNumId="77" w15:restartNumberingAfterBreak="0">
+  <w:abstractNum w:abstractNumId="78" w15:restartNumberingAfterBreak="0">
     <w:nsid w:val="51AB5EDF"/>
     <w:multiLevelType w:val="multilevel"/>
     <w:tmpl w:val="25CC879A"/>
@@ -36208,7 +32642,7 @@
       </w:pPr>
     </w:lvl>
   </w:abstractNum>
-  <w:abstractNum w:abstractNumId="78" w15:restartNumberingAfterBreak="0">
+  <w:abstractNum w:abstractNumId="79" w15:restartNumberingAfterBreak="0">
     <w:nsid w:val="52874BA5"/>
     <w:multiLevelType w:val="multilevel"/>
     <w:tmpl w:val="240A001F"/>
@@ -36299,7 +32733,7 @@
       </w:pPr>
     </w:lvl>
   </w:abstractNum>
-  <w:abstractNum w:abstractNumId="79" w15:restartNumberingAfterBreak="0">
+  <w:abstractNum w:abstractNumId="80" w15:restartNumberingAfterBreak="0">
     <w:nsid w:val="53E549A7"/>
     <w:multiLevelType w:val="hybridMultilevel"/>
     <w:tmpl w:val="784C71CC"/>
@@ -36412,7 +32846,7 @@
       </w:rPr>
     </w:lvl>
   </w:abstractNum>
-  <w:abstractNum w:abstractNumId="80" w15:restartNumberingAfterBreak="0">
+  <w:abstractNum w:abstractNumId="81" w15:restartNumberingAfterBreak="0">
     <w:nsid w:val="57A8051B"/>
     <w:multiLevelType w:val="multilevel"/>
     <w:tmpl w:val="11B48DC6"/>
@@ -36527,7 +32961,7 @@
       </w:rPr>
     </w:lvl>
   </w:abstractNum>
-  <w:abstractNum w:abstractNumId="81" w15:restartNumberingAfterBreak="0">
+  <w:abstractNum w:abstractNumId="82" w15:restartNumberingAfterBreak="0">
     <w:nsid w:val="581E4E9C"/>
     <w:multiLevelType w:val="hybridMultilevel"/>
     <w:tmpl w:val="1E5E6188"/>
@@ -36640,7 +33074,7 @@
       </w:rPr>
     </w:lvl>
   </w:abstractNum>
-  <w:abstractNum w:abstractNumId="82" w15:restartNumberingAfterBreak="0">
+  <w:abstractNum w:abstractNumId="83" w15:restartNumberingAfterBreak="0">
     <w:nsid w:val="595B365D"/>
     <w:multiLevelType w:val="hybridMultilevel"/>
     <w:tmpl w:val="73749868"/>
@@ -36726,7 +33160,7 @@
       </w:pPr>
     </w:lvl>
   </w:abstractNum>
-  <w:abstractNum w:abstractNumId="83" w15:restartNumberingAfterBreak="0">
+  <w:abstractNum w:abstractNumId="84" w15:restartNumberingAfterBreak="0">
     <w:nsid w:val="59735C2E"/>
     <w:multiLevelType w:val="multilevel"/>
     <w:tmpl w:val="5534FC6E"/>
@@ -36875,7 +33309,7 @@
       </w:rPr>
     </w:lvl>
   </w:abstractNum>
-  <w:abstractNum w:abstractNumId="84" w15:restartNumberingAfterBreak="0">
+  <w:abstractNum w:abstractNumId="85" w15:restartNumberingAfterBreak="0">
     <w:nsid w:val="59CD54DC"/>
     <w:multiLevelType w:val="hybridMultilevel"/>
     <w:tmpl w:val="9CAAC186"/>
@@ -36988,7 +33422,7 @@
       </w:rPr>
     </w:lvl>
   </w:abstractNum>
-  <w:abstractNum w:abstractNumId="85" w15:restartNumberingAfterBreak="0">
+  <w:abstractNum w:abstractNumId="86" w15:restartNumberingAfterBreak="0">
     <w:nsid w:val="59FB431E"/>
     <w:multiLevelType w:val="hybridMultilevel"/>
     <w:tmpl w:val="35CE80F4"/>
@@ -37101,7 +33535,7 @@
       </w:rPr>
     </w:lvl>
   </w:abstractNum>
-  <w:abstractNum w:abstractNumId="86" w15:restartNumberingAfterBreak="0">
+  <w:abstractNum w:abstractNumId="87" w15:restartNumberingAfterBreak="0">
     <w:nsid w:val="5C277F02"/>
     <w:multiLevelType w:val="multilevel"/>
     <w:tmpl w:val="A92214BC"/>
@@ -37214,7 +33648,7 @@
       </w:pPr>
     </w:lvl>
   </w:abstractNum>
-  <w:abstractNum w:abstractNumId="87" w15:restartNumberingAfterBreak="0">
+  <w:abstractNum w:abstractNumId="88" w15:restartNumberingAfterBreak="0">
     <w:nsid w:val="5C7C380A"/>
     <w:multiLevelType w:val="multilevel"/>
     <w:tmpl w:val="2D08EE96"/>
@@ -37363,7 +33797,7 @@
       </w:rPr>
     </w:lvl>
   </w:abstractNum>
-  <w:abstractNum w:abstractNumId="88" w15:restartNumberingAfterBreak="0">
+  <w:abstractNum w:abstractNumId="89" w15:restartNumberingAfterBreak="0">
     <w:nsid w:val="5C91758B"/>
     <w:multiLevelType w:val="hybridMultilevel"/>
     <w:tmpl w:val="34285EF0"/>
@@ -37475,7 +33909,7 @@
       </w:rPr>
     </w:lvl>
   </w:abstractNum>
-  <w:abstractNum w:abstractNumId="89" w15:restartNumberingAfterBreak="0">
+  <w:abstractNum w:abstractNumId="90" w15:restartNumberingAfterBreak="0">
     <w:nsid w:val="5E9B193C"/>
     <w:multiLevelType w:val="hybridMultilevel"/>
     <w:tmpl w:val="9F04F724"/>
@@ -37588,7 +34022,7 @@
       </w:rPr>
     </w:lvl>
   </w:abstractNum>
-  <w:abstractNum w:abstractNumId="90" w15:restartNumberingAfterBreak="0">
+  <w:abstractNum w:abstractNumId="91" w15:restartNumberingAfterBreak="0">
     <w:nsid w:val="5ED13FDB"/>
     <w:multiLevelType w:val="hybridMultilevel"/>
     <w:tmpl w:val="EE60783A"/>
@@ -37701,7 +34135,7 @@
       </w:rPr>
     </w:lvl>
   </w:abstractNum>
-  <w:abstractNum w:abstractNumId="91" w15:restartNumberingAfterBreak="0">
+  <w:abstractNum w:abstractNumId="92" w15:restartNumberingAfterBreak="0">
     <w:nsid w:val="602D67B7"/>
     <w:multiLevelType w:val="hybridMultilevel"/>
     <w:tmpl w:val="6498B0A2"/>
@@ -37787,7 +34221,7 @@
       </w:pPr>
     </w:lvl>
   </w:abstractNum>
-  <w:abstractNum w:abstractNumId="92" w15:restartNumberingAfterBreak="0">
+  <w:abstractNum w:abstractNumId="93" w15:restartNumberingAfterBreak="0">
     <w:nsid w:val="639C2020"/>
     <w:multiLevelType w:val="hybridMultilevel"/>
     <w:tmpl w:val="E0B08038"/>
@@ -37876,7 +34310,7 @@
       </w:pPr>
     </w:lvl>
   </w:abstractNum>
-  <w:abstractNum w:abstractNumId="93" w15:restartNumberingAfterBreak="0">
+  <w:abstractNum w:abstractNumId="94" w15:restartNumberingAfterBreak="0">
     <w:nsid w:val="65077F68"/>
     <w:multiLevelType w:val="hybridMultilevel"/>
     <w:tmpl w:val="61CA13FA"/>
@@ -37989,7 +34423,7 @@
       </w:rPr>
     </w:lvl>
   </w:abstractNum>
-  <w:abstractNum w:abstractNumId="94" w15:restartNumberingAfterBreak="0">
+  <w:abstractNum w:abstractNumId="95" w15:restartNumberingAfterBreak="0">
     <w:nsid w:val="66552AEF"/>
     <w:multiLevelType w:val="hybridMultilevel"/>
     <w:tmpl w:val="190437B2"/>
@@ -38078,7 +34512,7 @@
       </w:pPr>
     </w:lvl>
   </w:abstractNum>
-  <w:abstractNum w:abstractNumId="95" w15:restartNumberingAfterBreak="0">
+  <w:abstractNum w:abstractNumId="96" w15:restartNumberingAfterBreak="0">
     <w:nsid w:val="67CB2501"/>
     <w:multiLevelType w:val="multilevel"/>
     <w:tmpl w:val="990AADF2"/>
@@ -38190,7 +34624,7 @@
       </w:rPr>
     </w:lvl>
   </w:abstractNum>
-  <w:abstractNum w:abstractNumId="96" w15:restartNumberingAfterBreak="0">
+  <w:abstractNum w:abstractNumId="97" w15:restartNumberingAfterBreak="0">
     <w:nsid w:val="68060758"/>
     <w:multiLevelType w:val="multilevel"/>
     <w:tmpl w:val="5EB22620"/>
@@ -38304,7 +34738,7 @@
       </w:rPr>
     </w:lvl>
   </w:abstractNum>
-  <w:abstractNum w:abstractNumId="97" w15:restartNumberingAfterBreak="0">
+  <w:abstractNum w:abstractNumId="98" w15:restartNumberingAfterBreak="0">
     <w:nsid w:val="689B5C64"/>
     <w:multiLevelType w:val="multilevel"/>
     <w:tmpl w:val="5B648DA8"/>
@@ -38419,7 +34853,7 @@
       </w:rPr>
     </w:lvl>
   </w:abstractNum>
-  <w:abstractNum w:abstractNumId="98" w15:restartNumberingAfterBreak="0">
+  <w:abstractNum w:abstractNumId="99" w15:restartNumberingAfterBreak="0">
     <w:nsid w:val="6AA20A16"/>
     <w:multiLevelType w:val="multilevel"/>
     <w:tmpl w:val="4C8AD236"/>
@@ -38532,7 +34966,7 @@
       </w:pPr>
     </w:lvl>
   </w:abstractNum>
-  <w:abstractNum w:abstractNumId="99" w15:restartNumberingAfterBreak="0">
+  <w:abstractNum w:abstractNumId="100" w15:restartNumberingAfterBreak="0">
     <w:nsid w:val="6AD13104"/>
     <w:multiLevelType w:val="hybridMultilevel"/>
     <w:tmpl w:val="6186EC48"/>
@@ -38644,7 +35078,7 @@
       </w:rPr>
     </w:lvl>
   </w:abstractNum>
-  <w:abstractNum w:abstractNumId="100" w15:restartNumberingAfterBreak="0">
+  <w:abstractNum w:abstractNumId="101" w15:restartNumberingAfterBreak="0">
     <w:nsid w:val="6B9F7D9F"/>
     <w:multiLevelType w:val="hybridMultilevel"/>
     <w:tmpl w:val="0432455C"/>
@@ -38756,7 +35190,7 @@
       </w:rPr>
     </w:lvl>
   </w:abstractNum>
-  <w:abstractNum w:abstractNumId="101" w15:restartNumberingAfterBreak="0">
+  <w:abstractNum w:abstractNumId="102" w15:restartNumberingAfterBreak="0">
     <w:nsid w:val="6BB42533"/>
     <w:multiLevelType w:val="hybridMultilevel"/>
     <w:tmpl w:val="B45CC46A"/>
@@ -38868,7 +35302,7 @@
       </w:rPr>
     </w:lvl>
   </w:abstractNum>
-  <w:abstractNum w:abstractNumId="102" w15:restartNumberingAfterBreak="0">
+  <w:abstractNum w:abstractNumId="103" w15:restartNumberingAfterBreak="0">
     <w:nsid w:val="72171DB1"/>
     <w:multiLevelType w:val="hybridMultilevel"/>
     <w:tmpl w:val="A5D8F380"/>
@@ -38981,7 +35415,7 @@
       </w:rPr>
     </w:lvl>
   </w:abstractNum>
-  <w:abstractNum w:abstractNumId="103" w15:restartNumberingAfterBreak="0">
+  <w:abstractNum w:abstractNumId="104" w15:restartNumberingAfterBreak="0">
     <w:nsid w:val="7320687F"/>
     <w:multiLevelType w:val="hybridMultilevel"/>
     <w:tmpl w:val="0D5E3E7E"/>
@@ -39094,7 +35528,7 @@
       </w:rPr>
     </w:lvl>
   </w:abstractNum>
-  <w:abstractNum w:abstractNumId="104" w15:restartNumberingAfterBreak="0">
+  <w:abstractNum w:abstractNumId="105" w15:restartNumberingAfterBreak="0">
     <w:nsid w:val="732C2661"/>
     <w:multiLevelType w:val="multilevel"/>
     <w:tmpl w:val="25CC879A"/>
@@ -39179,7 +35613,7 @@
       </w:pPr>
     </w:lvl>
   </w:abstractNum>
-  <w:abstractNum w:abstractNumId="105" w15:restartNumberingAfterBreak="0">
+  <w:abstractNum w:abstractNumId="106" w15:restartNumberingAfterBreak="0">
     <w:nsid w:val="73EA3637"/>
     <w:multiLevelType w:val="hybridMultilevel"/>
     <w:tmpl w:val="9872F27C"/>
@@ -39265,7 +35699,7 @@
       </w:pPr>
     </w:lvl>
   </w:abstractNum>
-  <w:abstractNum w:abstractNumId="106" w15:restartNumberingAfterBreak="0">
+  <w:abstractNum w:abstractNumId="107" w15:restartNumberingAfterBreak="0">
     <w:nsid w:val="74175536"/>
     <w:multiLevelType w:val="hybridMultilevel"/>
     <w:tmpl w:val="D9EE3788"/>
@@ -39354,7 +35788,7 @@
       </w:pPr>
     </w:lvl>
   </w:abstractNum>
-  <w:abstractNum w:abstractNumId="107" w15:restartNumberingAfterBreak="0">
+  <w:abstractNum w:abstractNumId="108" w15:restartNumberingAfterBreak="0">
     <w:nsid w:val="747B54C3"/>
     <w:multiLevelType w:val="hybridMultilevel"/>
     <w:tmpl w:val="ECD8BF76"/>
@@ -39466,7 +35900,7 @@
       </w:rPr>
     </w:lvl>
   </w:abstractNum>
-  <w:abstractNum w:abstractNumId="108" w15:restartNumberingAfterBreak="0">
+  <w:abstractNum w:abstractNumId="109" w15:restartNumberingAfterBreak="0">
     <w:nsid w:val="769B66F3"/>
     <w:multiLevelType w:val="hybridMultilevel"/>
     <w:tmpl w:val="90D83B38"/>
@@ -39579,7 +36013,7 @@
       </w:rPr>
     </w:lvl>
   </w:abstractNum>
-  <w:abstractNum w:abstractNumId="109" w15:restartNumberingAfterBreak="0">
+  <w:abstractNum w:abstractNumId="110" w15:restartNumberingAfterBreak="0">
     <w:nsid w:val="770D070A"/>
     <w:multiLevelType w:val="multilevel"/>
     <w:tmpl w:val="0DA84182"/>
@@ -39727,7 +36161,7 @@
       </w:rPr>
     </w:lvl>
   </w:abstractNum>
-  <w:abstractNum w:abstractNumId="110" w15:restartNumberingAfterBreak="0">
+  <w:abstractNum w:abstractNumId="111" w15:restartNumberingAfterBreak="0">
     <w:nsid w:val="78FE727D"/>
     <w:multiLevelType w:val="hybridMultilevel"/>
     <w:tmpl w:val="F41207CC"/>
@@ -39839,7 +36273,7 @@
       </w:rPr>
     </w:lvl>
   </w:abstractNum>
-  <w:abstractNum w:abstractNumId="111" w15:restartNumberingAfterBreak="0">
+  <w:abstractNum w:abstractNumId="112" w15:restartNumberingAfterBreak="0">
     <w:nsid w:val="7969758B"/>
     <w:multiLevelType w:val="hybridMultilevel"/>
     <w:tmpl w:val="6E064248"/>
@@ -39951,7 +36385,7 @@
       </w:rPr>
     </w:lvl>
   </w:abstractNum>
-  <w:abstractNum w:abstractNumId="112" w15:restartNumberingAfterBreak="0">
+  <w:abstractNum w:abstractNumId="113" w15:restartNumberingAfterBreak="0">
     <w:nsid w:val="7A32294D"/>
     <w:multiLevelType w:val="hybridMultilevel"/>
     <w:tmpl w:val="57FE06F4"/>
@@ -40063,7 +36497,7 @@
       </w:rPr>
     </w:lvl>
   </w:abstractNum>
-  <w:abstractNum w:abstractNumId="113" w15:restartNumberingAfterBreak="0">
+  <w:abstractNum w:abstractNumId="114" w15:restartNumberingAfterBreak="0">
     <w:nsid w:val="7A561519"/>
     <w:multiLevelType w:val="hybridMultilevel"/>
     <w:tmpl w:val="3C424494"/>
@@ -40176,7 +36610,7 @@
       </w:rPr>
     </w:lvl>
   </w:abstractNum>
-  <w:abstractNum w:abstractNumId="114" w15:restartNumberingAfterBreak="0">
+  <w:abstractNum w:abstractNumId="115" w15:restartNumberingAfterBreak="0">
     <w:nsid w:val="7A974F1C"/>
     <w:multiLevelType w:val="hybridMultilevel"/>
     <w:tmpl w:val="5FCA5DB4"/>
@@ -40265,7 +36699,7 @@
       </w:pPr>
     </w:lvl>
   </w:abstractNum>
-  <w:abstractNum w:abstractNumId="115" w15:restartNumberingAfterBreak="0">
+  <w:abstractNum w:abstractNumId="116" w15:restartNumberingAfterBreak="0">
     <w:nsid w:val="7B65375F"/>
     <w:multiLevelType w:val="hybridMultilevel"/>
     <w:tmpl w:val="E5242E92"/>
@@ -40378,7 +36812,7 @@
       </w:rPr>
     </w:lvl>
   </w:abstractNum>
-  <w:abstractNum w:abstractNumId="116" w15:restartNumberingAfterBreak="0">
+  <w:abstractNum w:abstractNumId="117" w15:restartNumberingAfterBreak="0">
     <w:nsid w:val="7B7757D2"/>
     <w:multiLevelType w:val="hybridMultilevel"/>
     <w:tmpl w:val="92C0764E"/>
@@ -40491,7 +36925,7 @@
       </w:rPr>
     </w:lvl>
   </w:abstractNum>
-  <w:abstractNum w:abstractNumId="117" w15:restartNumberingAfterBreak="0">
+  <w:abstractNum w:abstractNumId="118" w15:restartNumberingAfterBreak="0">
     <w:nsid w:val="7C995ABE"/>
     <w:multiLevelType w:val="hybridMultilevel"/>
     <w:tmpl w:val="CF4C44B0"/>
@@ -40577,7 +37011,7 @@
       </w:pPr>
     </w:lvl>
   </w:abstractNum>
-  <w:abstractNum w:abstractNumId="118" w15:restartNumberingAfterBreak="0">
+  <w:abstractNum w:abstractNumId="119" w15:restartNumberingAfterBreak="0">
     <w:nsid w:val="7E3B73A9"/>
     <w:multiLevelType w:val="hybridMultilevel"/>
     <w:tmpl w:val="F274E8AA"/>
@@ -40690,7 +37124,7 @@
       </w:rPr>
     </w:lvl>
   </w:abstractNum>
-  <w:abstractNum w:abstractNumId="119" w15:restartNumberingAfterBreak="0">
+  <w:abstractNum w:abstractNumId="120" w15:restartNumberingAfterBreak="0">
     <w:nsid w:val="7E931E81"/>
     <w:multiLevelType w:val="hybridMultilevel"/>
     <w:tmpl w:val="A9C43BF4"/>
@@ -40810,10 +37244,10 @@
     <w:abstractNumId w:val="41"/>
   </w:num>
   <w:num w:numId="3" w16cid:durableId="1707100926">
-    <w:abstractNumId w:val="119"/>
+    <w:abstractNumId w:val="120"/>
   </w:num>
   <w:num w:numId="4" w16cid:durableId="1231500828">
-    <w:abstractNumId w:val="116"/>
+    <w:abstractNumId w:val="117"/>
   </w:num>
   <w:num w:numId="5" w16cid:durableId="1287925501">
     <w:abstractNumId w:val="8"/>
@@ -40885,10 +37319,10 @@
     <w:abstractNumId w:val="38"/>
   </w:num>
   <w:num w:numId="19" w16cid:durableId="1790010851">
-    <w:abstractNumId w:val="99"/>
+    <w:abstractNumId w:val="100"/>
   </w:num>
   <w:num w:numId="20" w16cid:durableId="149292622">
-    <w:abstractNumId w:val="112"/>
+    <w:abstractNumId w:val="113"/>
   </w:num>
   <w:num w:numId="21" w16cid:durableId="706376331">
     <w:abstractNumId w:val="21"/>
@@ -40897,7 +37331,7 @@
     <w:abstractNumId w:val="16"/>
   </w:num>
   <w:num w:numId="23" w16cid:durableId="858664682">
-    <w:abstractNumId w:val="104"/>
+    <w:abstractNumId w:val="105"/>
     <w:lvlOverride w:ilvl="0"/>
     <w:lvlOverride w:ilvl="1">
       <w:startOverride w:val="1"/>
@@ -40931,7 +37365,7 @@
     <w:abstractNumId w:val="36"/>
   </w:num>
   <w:num w:numId="26" w16cid:durableId="1765414832">
-    <w:abstractNumId w:val="105"/>
+    <w:abstractNumId w:val="106"/>
     <w:lvlOverride w:ilvl="0">
       <w:startOverride w:val="1"/>
     </w:lvlOverride>
@@ -40961,7 +37395,7 @@
     </w:lvlOverride>
   </w:num>
   <w:num w:numId="27" w16cid:durableId="1004749603">
-    <w:abstractNumId w:val="79"/>
+    <w:abstractNumId w:val="80"/>
   </w:num>
   <w:num w:numId="28" w16cid:durableId="1788697340">
     <w:abstractNumId w:val="26"/>
@@ -40994,7 +37428,7 @@
     </w:lvlOverride>
   </w:num>
   <w:num w:numId="29" w16cid:durableId="2137750334">
-    <w:abstractNumId w:val="115"/>
+    <w:abstractNumId w:val="116"/>
   </w:num>
   <w:num w:numId="30" w16cid:durableId="574169156">
     <w:abstractNumId w:val="50"/>
@@ -41030,13 +37464,13 @@
     </w:lvlOverride>
   </w:num>
   <w:num w:numId="32" w16cid:durableId="1369070155">
-    <w:abstractNumId w:val="108"/>
+    <w:abstractNumId w:val="109"/>
   </w:num>
   <w:num w:numId="33" w16cid:durableId="961958232">
     <w:abstractNumId w:val="57"/>
   </w:num>
   <w:num w:numId="34" w16cid:durableId="1901209802">
-    <w:abstractNumId w:val="86"/>
+    <w:abstractNumId w:val="87"/>
     <w:lvlOverride w:ilvl="0">
       <w:startOverride w:val="1"/>
     </w:lvlOverride>
@@ -41066,52 +37500,52 @@
     </w:lvlOverride>
   </w:num>
   <w:num w:numId="35" w16cid:durableId="512845531">
-    <w:abstractNumId w:val="90"/>
+    <w:abstractNumId w:val="91"/>
   </w:num>
   <w:num w:numId="36" w16cid:durableId="1211066085">
-    <w:abstractNumId w:val="89"/>
+    <w:abstractNumId w:val="90"/>
   </w:num>
   <w:num w:numId="37" w16cid:durableId="1522476536">
     <w:abstractNumId w:val="16"/>
   </w:num>
   <w:num w:numId="38" w16cid:durableId="1180507208">
-    <w:abstractNumId w:val="105"/>
+    <w:abstractNumId w:val="106"/>
   </w:num>
   <w:num w:numId="39" w16cid:durableId="840509324">
-    <w:abstractNumId w:val="91"/>
+    <w:abstractNumId w:val="92"/>
   </w:num>
   <w:num w:numId="40" w16cid:durableId="682366422">
     <w:abstractNumId w:val="32"/>
   </w:num>
   <w:num w:numId="41" w16cid:durableId="1796869449">
-    <w:abstractNumId w:val="86"/>
+    <w:abstractNumId w:val="87"/>
   </w:num>
   <w:num w:numId="42" w16cid:durableId="1206722719">
     <w:abstractNumId w:val="36"/>
   </w:num>
   <w:num w:numId="43" w16cid:durableId="1735616113">
-    <w:abstractNumId w:val="79"/>
+    <w:abstractNumId w:val="80"/>
   </w:num>
   <w:num w:numId="44" w16cid:durableId="44304180">
     <w:abstractNumId w:val="26"/>
   </w:num>
   <w:num w:numId="45" w16cid:durableId="1038509469">
-    <w:abstractNumId w:val="115"/>
+    <w:abstractNumId w:val="116"/>
   </w:num>
   <w:num w:numId="46" w16cid:durableId="1001548658">
     <w:abstractNumId w:val="50"/>
   </w:num>
   <w:num w:numId="47" w16cid:durableId="2099860561">
-    <w:abstractNumId w:val="108"/>
+    <w:abstractNumId w:val="109"/>
   </w:num>
   <w:num w:numId="48" w16cid:durableId="1499997030">
     <w:abstractNumId w:val="57"/>
   </w:num>
   <w:num w:numId="49" w16cid:durableId="1695495270">
-    <w:abstractNumId w:val="90"/>
+    <w:abstractNumId w:val="91"/>
   </w:num>
   <w:num w:numId="50" w16cid:durableId="2009939860">
-    <w:abstractNumId w:val="89"/>
+    <w:abstractNumId w:val="90"/>
   </w:num>
   <w:num w:numId="51" w16cid:durableId="1283346027">
     <w:abstractNumId w:val="42"/>
@@ -41123,28 +37557,28 @@
     <w:abstractNumId w:val="58"/>
   </w:num>
   <w:num w:numId="54" w16cid:durableId="210465041">
-    <w:abstractNumId w:val="99"/>
+    <w:abstractNumId w:val="100"/>
   </w:num>
   <w:num w:numId="55" w16cid:durableId="1128162170">
-    <w:abstractNumId w:val="112"/>
+    <w:abstractNumId w:val="113"/>
   </w:num>
   <w:num w:numId="56" w16cid:durableId="2141143327">
     <w:abstractNumId w:val="21"/>
   </w:num>
   <w:num w:numId="57" w16cid:durableId="1189948599">
-    <w:abstractNumId w:val="104"/>
+    <w:abstractNumId w:val="105"/>
   </w:num>
   <w:num w:numId="58" w16cid:durableId="1287659216">
     <w:abstractNumId w:val="59"/>
   </w:num>
   <w:num w:numId="59" w16cid:durableId="1558318399">
-    <w:abstractNumId w:val="78"/>
+    <w:abstractNumId w:val="79"/>
   </w:num>
   <w:num w:numId="60" w16cid:durableId="1799835468">
-    <w:abstractNumId w:val="76"/>
+    <w:abstractNumId w:val="77"/>
   </w:num>
   <w:num w:numId="61" w16cid:durableId="2055301942">
-    <w:abstractNumId w:val="69"/>
+    <w:abstractNumId w:val="70"/>
   </w:num>
   <w:num w:numId="62" w16cid:durableId="339550598">
     <w:abstractNumId w:val="24"/>
@@ -41153,37 +37587,37 @@
     <w:abstractNumId w:val="33"/>
   </w:num>
   <w:num w:numId="64" w16cid:durableId="1137533483">
-    <w:abstractNumId w:val="96"/>
+    <w:abstractNumId w:val="97"/>
   </w:num>
   <w:num w:numId="65" w16cid:durableId="2104296369">
-    <w:abstractNumId w:val="77"/>
+    <w:abstractNumId w:val="78"/>
   </w:num>
   <w:num w:numId="66" w16cid:durableId="1621836852">
-    <w:abstractNumId w:val="68"/>
+    <w:abstractNumId w:val="69"/>
   </w:num>
   <w:num w:numId="67" w16cid:durableId="925117902">
-    <w:abstractNumId w:val="95"/>
+    <w:abstractNumId w:val="96"/>
   </w:num>
   <w:num w:numId="68" w16cid:durableId="1443038164">
     <w:abstractNumId w:val="29"/>
   </w:num>
   <w:num w:numId="69" w16cid:durableId="1157770525">
-    <w:abstractNumId w:val="110"/>
+    <w:abstractNumId w:val="111"/>
   </w:num>
   <w:num w:numId="70" w16cid:durableId="639728591">
     <w:abstractNumId w:val="11"/>
   </w:num>
   <w:num w:numId="71" w16cid:durableId="655838512">
-    <w:abstractNumId w:val="114"/>
+    <w:abstractNumId w:val="115"/>
   </w:num>
   <w:num w:numId="72" w16cid:durableId="1564490725">
     <w:abstractNumId w:val="19"/>
   </w:num>
   <w:num w:numId="73" w16cid:durableId="772476045">
-    <w:abstractNumId w:val="111"/>
+    <w:abstractNumId w:val="112"/>
   </w:num>
   <w:num w:numId="74" w16cid:durableId="1531457251">
-    <w:abstractNumId w:val="117"/>
+    <w:abstractNumId w:val="118"/>
   </w:num>
   <w:num w:numId="75" w16cid:durableId="661204922">
     <w:abstractNumId w:val="49"/>
@@ -41198,13 +37632,13 @@
     <w:abstractNumId w:val="13"/>
   </w:num>
   <w:num w:numId="79" w16cid:durableId="1005474433">
-    <w:abstractNumId w:val="84"/>
+    <w:abstractNumId w:val="85"/>
   </w:num>
   <w:num w:numId="80" w16cid:durableId="1042092282">
-    <w:abstractNumId w:val="102"/>
+    <w:abstractNumId w:val="103"/>
   </w:num>
   <w:num w:numId="81" w16cid:durableId="1917669202">
-    <w:abstractNumId w:val="67"/>
+    <w:abstractNumId w:val="68"/>
   </w:num>
   <w:num w:numId="82" w16cid:durableId="1238248152">
     <w:abstractNumId w:val="63"/>
@@ -41219,13 +37653,13 @@
     <w:abstractNumId w:val="51"/>
   </w:num>
   <w:num w:numId="86" w16cid:durableId="1322734969">
-    <w:abstractNumId w:val="81"/>
+    <w:abstractNumId w:val="82"/>
   </w:num>
   <w:num w:numId="87" w16cid:durableId="538010067">
-    <w:abstractNumId w:val="93"/>
+    <w:abstractNumId w:val="94"/>
   </w:num>
   <w:num w:numId="88" w16cid:durableId="1564607019">
-    <w:abstractNumId w:val="85"/>
+    <w:abstractNumId w:val="86"/>
   </w:num>
   <w:num w:numId="89" w16cid:durableId="2171586">
     <w:abstractNumId w:val="47"/>
@@ -41237,7 +37671,7 @@
     <w:abstractNumId w:val="15"/>
   </w:num>
   <w:num w:numId="92" w16cid:durableId="1174300910">
-    <w:abstractNumId w:val="73"/>
+    <w:abstractNumId w:val="74"/>
   </w:num>
   <w:num w:numId="93" w16cid:durableId="1476331444">
     <w:abstractNumId w:val="46"/>
@@ -41246,10 +37680,10 @@
     <w:abstractNumId w:val="14"/>
   </w:num>
   <w:num w:numId="95" w16cid:durableId="754473165">
-    <w:abstractNumId w:val="107"/>
+    <w:abstractNumId w:val="108"/>
   </w:num>
   <w:num w:numId="96" w16cid:durableId="2077507657">
-    <w:abstractNumId w:val="118"/>
+    <w:abstractNumId w:val="119"/>
   </w:num>
   <w:num w:numId="97" w16cid:durableId="2008701624">
     <w:abstractNumId w:val="20"/>
@@ -41258,13 +37692,13 @@
     <w:abstractNumId w:val="17"/>
   </w:num>
   <w:num w:numId="99" w16cid:durableId="657342393">
-    <w:abstractNumId w:val="92"/>
+    <w:abstractNumId w:val="93"/>
   </w:num>
   <w:num w:numId="100" w16cid:durableId="834876441">
-    <w:abstractNumId w:val="82"/>
+    <w:abstractNumId w:val="83"/>
   </w:num>
   <w:num w:numId="101" w16cid:durableId="883828369">
-    <w:abstractNumId w:val="94"/>
+    <w:abstractNumId w:val="95"/>
   </w:num>
   <w:num w:numId="102" w16cid:durableId="387459495">
     <w:abstractNumId w:val="52"/>
@@ -41282,19 +37716,19 @@
     <w:abstractNumId w:val="44"/>
   </w:num>
   <w:num w:numId="107" w16cid:durableId="1722443271">
-    <w:abstractNumId w:val="106"/>
+    <w:abstractNumId w:val="107"/>
   </w:num>
   <w:num w:numId="108" w16cid:durableId="1369597905">
-    <w:abstractNumId w:val="113"/>
+    <w:abstractNumId w:val="114"/>
   </w:num>
   <w:num w:numId="109" w16cid:durableId="491797460">
-    <w:abstractNumId w:val="103"/>
+    <w:abstractNumId w:val="104"/>
   </w:num>
   <w:num w:numId="110" w16cid:durableId="1135608531">
     <w:abstractNumId w:val="22"/>
   </w:num>
   <w:num w:numId="111" w16cid:durableId="1691756888">
-    <w:abstractNumId w:val="72"/>
+    <w:abstractNumId w:val="73"/>
   </w:num>
   <w:num w:numId="112" w16cid:durableId="1305547637">
     <w:abstractNumId w:val="27"/>
@@ -41315,22 +37749,22 @@
     <w:abstractNumId w:val="56"/>
   </w:num>
   <w:num w:numId="118" w16cid:durableId="2126463202">
-    <w:abstractNumId w:val="100"/>
+    <w:abstractNumId w:val="101"/>
   </w:num>
   <w:num w:numId="119" w16cid:durableId="797799508">
     <w:abstractNumId w:val="31"/>
   </w:num>
   <w:num w:numId="120" w16cid:durableId="815949482">
-    <w:abstractNumId w:val="97"/>
+    <w:abstractNumId w:val="98"/>
   </w:num>
   <w:num w:numId="121" w16cid:durableId="1223173761">
-    <w:abstractNumId w:val="80"/>
+    <w:abstractNumId w:val="81"/>
   </w:num>
   <w:num w:numId="122" w16cid:durableId="2064257408">
     <w:abstractNumId w:val="25"/>
   </w:num>
   <w:num w:numId="123" w16cid:durableId="1189759418">
-    <w:abstractNumId w:val="70"/>
+    <w:abstractNumId w:val="71"/>
   </w:num>
   <w:num w:numId="124" w16cid:durableId="137959806">
     <w:abstractNumId w:val="54"/>
@@ -41342,49 +37776,52 @@
     <w:abstractNumId w:val="23"/>
   </w:num>
   <w:num w:numId="127" w16cid:durableId="657997372">
-    <w:abstractNumId w:val="66"/>
+    <w:abstractNumId w:val="67"/>
   </w:num>
   <w:num w:numId="128" w16cid:durableId="1797873341">
-    <w:abstractNumId w:val="74"/>
+    <w:abstractNumId w:val="75"/>
   </w:num>
   <w:num w:numId="129" w16cid:durableId="723217873">
     <w:abstractNumId w:val="48"/>
   </w:num>
   <w:num w:numId="130" w16cid:durableId="1134445715">
-    <w:abstractNumId w:val="101"/>
+    <w:abstractNumId w:val="102"/>
   </w:num>
   <w:num w:numId="131" w16cid:durableId="284655242">
-    <w:abstractNumId w:val="75"/>
+    <w:abstractNumId w:val="76"/>
   </w:num>
   <w:num w:numId="132" w16cid:durableId="1318652909">
-    <w:abstractNumId w:val="65"/>
+    <w:abstractNumId w:val="66"/>
   </w:num>
   <w:num w:numId="133" w16cid:durableId="355430459">
-    <w:abstractNumId w:val="88"/>
+    <w:abstractNumId w:val="89"/>
   </w:num>
   <w:num w:numId="134" w16cid:durableId="1683051708">
-    <w:abstractNumId w:val="83"/>
+    <w:abstractNumId w:val="84"/>
   </w:num>
   <w:num w:numId="135" w16cid:durableId="1756896808">
     <w:abstractNumId w:val="35"/>
   </w:num>
   <w:num w:numId="136" w16cid:durableId="8025756">
-    <w:abstractNumId w:val="98"/>
+    <w:abstractNumId w:val="99"/>
   </w:num>
   <w:num w:numId="137" w16cid:durableId="1165824012">
     <w:abstractNumId w:val="60"/>
   </w:num>
   <w:num w:numId="138" w16cid:durableId="1485242787">
-    <w:abstractNumId w:val="87"/>
+    <w:abstractNumId w:val="88"/>
   </w:num>
   <w:num w:numId="139" w16cid:durableId="1770194718">
-    <w:abstractNumId w:val="71"/>
+    <w:abstractNumId w:val="72"/>
   </w:num>
   <w:num w:numId="140" w16cid:durableId="678579091">
-    <w:abstractNumId w:val="109"/>
+    <w:abstractNumId w:val="110"/>
   </w:num>
   <w:num w:numId="141" w16cid:durableId="1106774973">
     <w:abstractNumId w:val="18"/>
+  </w:num>
+  <w:num w:numId="142" w16cid:durableId="1248340759">
+    <w:abstractNumId w:val="65"/>
   </w:num>
 </w:numbering>
 </file>
@@ -42917,12 +39354,7 @@
 </file>
 
 <file path=customXml/item1.xml><?xml version="1.0" encoding="utf-8"?>
-<?mso-contentType ?>
-<FormTemplates xmlns="http://schemas.microsoft.com/sharepoint/v3/contenttype/forms">
-  <Display>DocumentLibraryForm</Display>
-  <Edit>DocumentLibraryForm</Edit>
-  <New>DocumentLibraryForm</New>
-</FormTemplates>
+<b:Sources xmlns:b="http://schemas.openxmlformats.org/officeDocument/2006/bibliography" xmlns="http://schemas.openxmlformats.org/officeDocument/2006/bibliography" SelectedStyle="\APASixthEditionOfficeOnline.xsl" StyleName="APA" Version="6"/>
 </file>
 
 <file path=customXml/item2.xml><?xml version="1.0" encoding="utf-8"?>
@@ -43137,13 +39569,18 @@
 </file>
 
 <file path=customXml/item3.xml><?xml version="1.0" encoding="utf-8"?>
-<b:Sources xmlns:b="http://schemas.openxmlformats.org/officeDocument/2006/bibliography" xmlns="http://schemas.openxmlformats.org/officeDocument/2006/bibliography" SelectedStyle="\APASixthEditionOfficeOnline.xsl" StyleName="APA" Version="6"/>
+<?mso-contentType ?>
+<FormTemplates xmlns="http://schemas.microsoft.com/sharepoint/v3/contenttype/forms">
+  <Display>DocumentLibraryForm</Display>
+  <Edit>DocumentLibraryForm</Edit>
+  <New>DocumentLibraryForm</New>
+</FormTemplates>
 </file>
 
 <file path=customXml/itemProps1.xml><?xml version="1.0" encoding="utf-8"?>
-<ds:datastoreItem xmlns:ds="http://schemas.openxmlformats.org/officeDocument/2006/customXml" ds:itemID="{82B997F9-2FBF-4F90-91D1-618B4DA3361D}">
+<ds:datastoreItem xmlns:ds="http://schemas.openxmlformats.org/officeDocument/2006/customXml" ds:itemID="{DCF36818-31DD-4AAB-98A0-441B20705CB1}">
   <ds:schemaRefs>
-    <ds:schemaRef ds:uri="http://schemas.microsoft.com/sharepoint/v3/contenttype/forms"/>
+    <ds:schemaRef ds:uri="http://schemas.openxmlformats.org/officeDocument/2006/bibliography"/>
   </ds:schemaRefs>
 </ds:datastoreItem>
 </file>
@@ -43168,9 +39605,9 @@
 </file>
 
 <file path=customXml/itemProps3.xml><?xml version="1.0" encoding="utf-8"?>
-<ds:datastoreItem xmlns:ds="http://schemas.openxmlformats.org/officeDocument/2006/customXml" ds:itemID="{DCF36818-31DD-4AAB-98A0-441B20705CB1}">
+<ds:datastoreItem xmlns:ds="http://schemas.openxmlformats.org/officeDocument/2006/customXml" ds:itemID="{82B997F9-2FBF-4F90-91D1-618B4DA3361D}">
   <ds:schemaRefs>
-    <ds:schemaRef ds:uri="http://schemas.openxmlformats.org/officeDocument/2006/bibliography"/>
+    <ds:schemaRef ds:uri="http://schemas.microsoft.com/sharepoint/v3/contenttype/forms"/>
   </ds:schemaRefs>
 </ds:datastoreItem>
 </file>